--- a/492 ВКР Крючков Иван.docx
+++ b/492 ВКР Крючков Иван.docx
@@ -3757,25 +3757,7 @@
           <w:lang w:val="ru-RU"/>
         </w:rPr>
         <w:lastRenderedPageBreak/>
-        <w:t>Обоснование разработки:</w:t>
-      </w:r>
-      <w:r>
-        <w:rPr>
-          <w:rFonts w:ascii="Times New Roman" w:hAnsi="Times New Roman" w:cs="Times New Roman"/>
-          <w:sz w:val="28"/>
-          <w:szCs w:val="28"/>
-          <w:lang w:val="ru-RU"/>
-        </w:rPr>
-        <w:t xml:space="preserve"> </w:t>
-      </w:r>
-      <w:r>
-        <w:rPr>
-          <w:rFonts w:ascii="Times New Roman" w:hAnsi="Times New Roman" w:cs="Times New Roman"/>
-          <w:sz w:val="28"/>
-          <w:szCs w:val="28"/>
-          <w:lang w:val="ru-RU"/>
-        </w:rPr>
-        <w:t>Ни одна из систем не обеспечивает баланс между высокой скоростью синхронизации, отсутствием жестких лимитов на количество участников и доступной стоимостью. Разработка собственного веб-приложения позволит внедрить платформу без затрат на платные подписки и серверную инфраструктуру.</w:t>
+        <w:t>Обоснование разработки: Ни одна из систем не обеспечивает баланс между высокой скоростью синхронизации, отсутствием жестких лимитов на количество участников и доступной стоимостью. Разработка собственного веб-приложения позволит внедрить платформу без затрат на платные подписки и серверную инфраструктуру.</w:t>
       </w:r>
     </w:p>
     <w:p>
@@ -3808,16 +3790,7 @@
           <w:szCs w:val="28"/>
           <w:lang w:val="ru-RU"/>
         </w:rPr>
-        <w:t xml:space="preserve"> </w:t>
-      </w:r>
-      <w:r>
-        <w:rPr>
-          <w:rFonts w:ascii="Times New Roman" w:hAnsi="Times New Roman" w:cs="Times New Roman"/>
-          <w:sz w:val="28"/>
-          <w:szCs w:val="28"/>
-          <w:lang w:val="ru-RU"/>
-        </w:rPr>
-        <w:t>в ходе анализа выявлено, что текущие процессы проведения интерактивных мероприятий нуждаются в доступных инструментах. Существующие рыночные решения не в полной мере удовлетворяют потребности образовательной и ивент-сферы, что делает разработку собственного программного продукта актуальной и необходимой задачей.</w:t>
+        <w:t xml:space="preserve"> в ходе анализа выявлено, что текущие процессы проведения интерактивных мероприятий нуждаются в доступных инструментах. Существующие рыночные решения не в полной мере удовлетворяют потребности образовательной и ивент-сферы, что делает разработку собственного программного продукта актуальной и необходимой задачей.</w:t>
       </w:r>
     </w:p>
     <w:p>
@@ -4097,13 +4070,12 @@
       <w:pPr>
         <w:numPr>
           <w:ilvl w:val="0"/>
-          <w:numId w:val="16"/>
+          <w:numId w:val="32"/>
         </w:numPr>
         <w:tabs>
           <w:tab w:val="left" w:pos="0"/>
         </w:tabs>
         <w:spacing w:after="0" w:line="360" w:lineRule="auto"/>
-        <w:ind w:left="0" w:firstLine="709"/>
         <w:jc w:val="both"/>
         <w:rPr>
           <w:rFonts w:ascii="Times New Roman" w:hAnsi="Times New Roman" w:cs="Times New Roman"/>
@@ -4144,13 +4116,12 @@
       <w:pPr>
         <w:numPr>
           <w:ilvl w:val="0"/>
-          <w:numId w:val="16"/>
+          <w:numId w:val="32"/>
         </w:numPr>
         <w:tabs>
           <w:tab w:val="left" w:pos="0"/>
         </w:tabs>
         <w:spacing w:after="0" w:line="360" w:lineRule="auto"/>
-        <w:ind w:left="0" w:firstLine="709"/>
         <w:jc w:val="both"/>
         <w:rPr>
           <w:rFonts w:ascii="Times New Roman" w:hAnsi="Times New Roman" w:cs="Times New Roman"/>
@@ -4191,13 +4162,12 @@
       <w:pPr>
         <w:numPr>
           <w:ilvl w:val="0"/>
-          <w:numId w:val="16"/>
+          <w:numId w:val="32"/>
         </w:numPr>
         <w:tabs>
           <w:tab w:val="left" w:pos="0"/>
         </w:tabs>
         <w:spacing w:after="0" w:line="360" w:lineRule="auto"/>
-        <w:ind w:left="0" w:firstLine="709"/>
         <w:jc w:val="both"/>
         <w:rPr>
           <w:rFonts w:ascii="Times New Roman" w:hAnsi="Times New Roman" w:cs="Times New Roman"/>
@@ -4222,25 +4192,7 @@
           <w:szCs w:val="28"/>
           <w:lang w:val="ru-RU"/>
         </w:rPr>
-        <w:t xml:space="preserve">проведения </w:t>
-      </w:r>
-      <w:r>
-        <w:rPr>
-          <w:rFonts w:ascii="Times New Roman" w:hAnsi="Times New Roman" w:cs="Times New Roman"/>
-          <w:sz w:val="28"/>
-          <w:szCs w:val="28"/>
-          <w:lang w:val="ru-RU"/>
-        </w:rPr>
-        <w:t>викторины</w:t>
-      </w:r>
-      <w:r>
-        <w:rPr>
-          <w:rFonts w:ascii="Times New Roman" w:hAnsi="Times New Roman" w:cs="Times New Roman"/>
-          <w:sz w:val="28"/>
-          <w:szCs w:val="28"/>
-          <w:lang w:val="ru-RU"/>
-        </w:rPr>
-        <w:t>: Генерация кодов доступа, мгновенная рассылка вопросов всем участникам и фиксация ответов в реальном времени</w:t>
+        <w:t>проведения викторины: Генерация кодов доступа, мгновенная рассылка вопросов всем участникам и фиксация ответов в реальном времени</w:t>
       </w:r>
       <w:r>
         <w:rPr>
@@ -4256,13 +4208,12 @@
       <w:pPr>
         <w:numPr>
           <w:ilvl w:val="0"/>
-          <w:numId w:val="16"/>
+          <w:numId w:val="32"/>
         </w:numPr>
         <w:tabs>
           <w:tab w:val="left" w:pos="0"/>
         </w:tabs>
         <w:spacing w:after="0" w:line="360" w:lineRule="auto"/>
-        <w:ind w:left="0" w:firstLine="709"/>
         <w:jc w:val="both"/>
         <w:rPr>
           <w:rFonts w:ascii="Times New Roman" w:hAnsi="Times New Roman" w:cs="Times New Roman"/>
@@ -4303,13 +4254,12 @@
       <w:pPr>
         <w:numPr>
           <w:ilvl w:val="0"/>
-          <w:numId w:val="16"/>
+          <w:numId w:val="32"/>
         </w:numPr>
         <w:tabs>
           <w:tab w:val="left" w:pos="0"/>
         </w:tabs>
         <w:spacing w:after="0" w:line="360" w:lineRule="auto"/>
-        <w:ind w:left="0" w:firstLine="709"/>
         <w:jc w:val="both"/>
         <w:rPr>
           <w:rFonts w:ascii="Times New Roman" w:hAnsi="Times New Roman" w:cs="Times New Roman"/>
@@ -4361,13 +4311,12 @@
       <w:pPr>
         <w:numPr>
           <w:ilvl w:val="0"/>
-          <w:numId w:val="17"/>
+          <w:numId w:val="34"/>
         </w:numPr>
         <w:tabs>
           <w:tab w:val="left" w:pos="0"/>
         </w:tabs>
         <w:spacing w:after="0" w:line="360" w:lineRule="auto"/>
-        <w:ind w:left="0" w:firstLine="709"/>
         <w:jc w:val="both"/>
         <w:rPr>
           <w:rFonts w:ascii="Times New Roman" w:hAnsi="Times New Roman" w:cs="Times New Roman"/>
@@ -4390,13 +4339,12 @@
       <w:pPr>
         <w:numPr>
           <w:ilvl w:val="0"/>
-          <w:numId w:val="17"/>
+          <w:numId w:val="34"/>
         </w:numPr>
         <w:tabs>
           <w:tab w:val="left" w:pos="0"/>
         </w:tabs>
         <w:spacing w:after="0" w:line="360" w:lineRule="auto"/>
-        <w:ind w:left="0" w:firstLine="709"/>
         <w:jc w:val="both"/>
         <w:rPr>
           <w:rFonts w:ascii="Times New Roman" w:hAnsi="Times New Roman" w:cs="Times New Roman"/>
@@ -4420,13 +4368,12 @@
       <w:pPr>
         <w:numPr>
           <w:ilvl w:val="0"/>
-          <w:numId w:val="17"/>
+          <w:numId w:val="34"/>
         </w:numPr>
         <w:tabs>
           <w:tab w:val="left" w:pos="0"/>
         </w:tabs>
         <w:spacing w:after="0" w:line="360" w:lineRule="auto"/>
-        <w:ind w:left="0" w:firstLine="709"/>
         <w:jc w:val="both"/>
         <w:rPr>
           <w:rFonts w:ascii="Times New Roman" w:hAnsi="Times New Roman" w:cs="Times New Roman"/>
@@ -4503,13 +4450,12 @@
       <w:pPr>
         <w:numPr>
           <w:ilvl w:val="0"/>
-          <w:numId w:val="18"/>
+          <w:numId w:val="36"/>
         </w:numPr>
         <w:tabs>
           <w:tab w:val="left" w:pos="0"/>
         </w:tabs>
         <w:spacing w:after="0" w:line="360" w:lineRule="auto"/>
-        <w:ind w:left="0" w:firstLine="709"/>
         <w:jc w:val="both"/>
         <w:rPr>
           <w:rFonts w:ascii="Times New Roman" w:hAnsi="Times New Roman" w:cs="Times New Roman"/>
@@ -4532,13 +4478,12 @@
       <w:pPr>
         <w:numPr>
           <w:ilvl w:val="0"/>
-          <w:numId w:val="18"/>
+          <w:numId w:val="36"/>
         </w:numPr>
         <w:tabs>
           <w:tab w:val="left" w:pos="0"/>
         </w:tabs>
         <w:spacing w:after="0" w:line="360" w:lineRule="auto"/>
-        <w:ind w:left="0" w:firstLine="709"/>
         <w:jc w:val="both"/>
         <w:rPr>
           <w:rFonts w:ascii="Times New Roman" w:hAnsi="Times New Roman" w:cs="Times New Roman"/>
@@ -4561,13 +4506,12 @@
       <w:pPr>
         <w:numPr>
           <w:ilvl w:val="0"/>
-          <w:numId w:val="18"/>
+          <w:numId w:val="36"/>
         </w:numPr>
         <w:tabs>
           <w:tab w:val="left" w:pos="0"/>
         </w:tabs>
         <w:spacing w:after="0" w:line="360" w:lineRule="auto"/>
-        <w:ind w:left="0" w:firstLine="709"/>
         <w:jc w:val="both"/>
         <w:rPr>
           <w:rFonts w:ascii="Times New Roman" w:hAnsi="Times New Roman" w:cs="Times New Roman"/>
@@ -4590,13 +4534,12 @@
       <w:pPr>
         <w:numPr>
           <w:ilvl w:val="0"/>
-          <w:numId w:val="18"/>
+          <w:numId w:val="36"/>
         </w:numPr>
         <w:tabs>
           <w:tab w:val="left" w:pos="0"/>
         </w:tabs>
         <w:spacing w:after="0" w:line="360" w:lineRule="auto"/>
-        <w:ind w:left="0" w:firstLine="709"/>
         <w:jc w:val="both"/>
         <w:rPr>
           <w:rFonts w:ascii="Times New Roman" w:hAnsi="Times New Roman" w:cs="Times New Roman"/>
@@ -4648,13 +4591,12 @@
       <w:pPr>
         <w:numPr>
           <w:ilvl w:val="0"/>
-          <w:numId w:val="19"/>
+          <w:numId w:val="38"/>
         </w:numPr>
         <w:tabs>
           <w:tab w:val="left" w:pos="0"/>
         </w:tabs>
         <w:spacing w:after="0" w:line="360" w:lineRule="auto"/>
-        <w:ind w:left="0" w:firstLine="709"/>
         <w:jc w:val="both"/>
         <w:rPr>
           <w:rFonts w:ascii="Times New Roman" w:hAnsi="Times New Roman" w:cs="Times New Roman"/>
@@ -4685,13 +4627,12 @@
       <w:pPr>
         <w:numPr>
           <w:ilvl w:val="0"/>
-          <w:numId w:val="19"/>
+          <w:numId w:val="38"/>
         </w:numPr>
         <w:tabs>
           <w:tab w:val="left" w:pos="0"/>
         </w:tabs>
         <w:spacing w:after="0" w:line="360" w:lineRule="auto"/>
-        <w:ind w:left="0" w:firstLine="709"/>
         <w:jc w:val="both"/>
         <w:rPr>
           <w:rFonts w:ascii="Times New Roman" w:hAnsi="Times New Roman" w:cs="Times New Roman"/>
@@ -4723,6 +4664,7 @@
           <w:rFonts w:ascii="Times New Roman" w:hAnsi="Times New Roman" w:cs="Times New Roman"/>
           <w:sz w:val="28"/>
           <w:szCs w:val="28"/>
+          <w:lang w:val="ru-RU"/>
         </w:rPr>
         <w:t>свою викторину</w:t>
       </w:r>
@@ -4740,6 +4682,7 @@
           <w:rFonts w:ascii="Times New Roman" w:hAnsi="Times New Roman" w:cs="Times New Roman"/>
           <w:sz w:val="28"/>
           <w:szCs w:val="28"/>
+          <w:lang w:val="ru-RU"/>
         </w:rPr>
         <w:t>результатов и добавление викторин</w:t>
       </w:r>
@@ -4757,6 +4700,7 @@
           <w:rFonts w:ascii="Times New Roman" w:hAnsi="Times New Roman" w:cs="Times New Roman"/>
           <w:sz w:val="28"/>
           <w:szCs w:val="28"/>
+          <w:lang w:val="ru-RU"/>
         </w:rPr>
         <w:t xml:space="preserve"> викторин</w:t>
       </w:r>
@@ -4866,7 +4810,6 @@
           <w:szCs w:val="28"/>
           <w:lang w:val="ru-RU"/>
         </w:rPr>
-        <w:lastRenderedPageBreak/>
         <w:t>Обоснование выбора архитектуры: SPA (React) против MPA (Laravel)</w:t>
       </w:r>
     </w:p>
@@ -4892,6 +4835,7 @@
           <w:szCs w:val="28"/>
           <w:lang w:val="ru-RU"/>
         </w:rPr>
+        <w:lastRenderedPageBreak/>
         <w:t>На начальном этапе проектирования рассматривались два архитектурных подхода:</w:t>
       </w:r>
     </w:p>
@@ -5034,170 +4978,166 @@
       <w:pPr>
         <w:numPr>
           <w:ilvl w:val="0"/>
-          <w:numId w:val="21"/>
+          <w:numId w:val="40"/>
         </w:numPr>
-        <w:tabs>
-          <w:tab w:val="clear" w:pos="720"/>
-          <w:tab w:val="left" w:pos="0"/>
-        </w:tabs>
-        <w:spacing w:after="0" w:line="360" w:lineRule="auto"/>
-        <w:ind w:left="0" w:firstLine="709"/>
-        <w:jc w:val="both"/>
-        <w:rPr>
-          <w:rFonts w:ascii="Times New Roman" w:hAnsi="Times New Roman" w:cs="Times New Roman"/>
-          <w:sz w:val="28"/>
-          <w:szCs w:val="28"/>
-          <w:lang w:val="ru-RU"/>
-        </w:rPr>
-      </w:pPr>
-      <w:r>
-        <w:rPr>
-          <w:rFonts w:ascii="Times New Roman" w:hAnsi="Times New Roman" w:cs="Times New Roman"/>
-          <w:sz w:val="28"/>
-          <w:szCs w:val="28"/>
-          <w:lang w:val="ru-RU"/>
-        </w:rPr>
-        <w:t>MySQL — классическое решение с жесткой схемой данных. Для его использования требуется разработка отдельного серверного приложения (бэкенда) на Node.js или PHP, а также аренда и администрирование VPS-сервера. Это усложняет архитектуру и увеличивает сроки разработки</w:t>
-      </w:r>
-      <w:r>
-        <w:rPr>
-          <w:rFonts w:ascii="Times New Roman" w:hAnsi="Times New Roman" w:cs="Times New Roman"/>
-          <w:sz w:val="28"/>
-          <w:szCs w:val="28"/>
-        </w:rPr>
-        <w:t>;</w:t>
-      </w:r>
-    </w:p>
-    <w:p>
-      <w:pPr>
-        <w:numPr>
-          <w:ilvl w:val="0"/>
-          <w:numId w:val="21"/>
-        </w:numPr>
-        <w:tabs>
-          <w:tab w:val="clear" w:pos="720"/>
-          <w:tab w:val="left" w:pos="0"/>
-        </w:tabs>
-        <w:spacing w:after="0" w:line="360" w:lineRule="auto"/>
-        <w:ind w:left="0" w:firstLine="709"/>
-        <w:jc w:val="both"/>
-        <w:rPr>
-          <w:rFonts w:ascii="Times New Roman" w:hAnsi="Times New Roman" w:cs="Times New Roman"/>
-          <w:sz w:val="28"/>
-          <w:szCs w:val="28"/>
-          <w:lang w:val="ru-RU"/>
-        </w:rPr>
-      </w:pPr>
-      <w:r>
-        <w:rPr>
-          <w:rFonts w:ascii="Times New Roman" w:hAnsi="Times New Roman" w:cs="Times New Roman"/>
-          <w:sz w:val="28"/>
-          <w:szCs w:val="28"/>
-        </w:rPr>
-        <w:t xml:space="preserve">Firebase — </w:t>
-      </w:r>
-      <w:r>
-        <w:rPr>
-          <w:rFonts w:ascii="Times New Roman" w:hAnsi="Times New Roman" w:cs="Times New Roman"/>
-          <w:sz w:val="28"/>
-          <w:szCs w:val="28"/>
-          <w:lang w:val="ru-RU"/>
-        </w:rPr>
-        <w:t>это</w:t>
-      </w:r>
-      <w:r>
-        <w:rPr>
-          <w:rFonts w:ascii="Times New Roman" w:hAnsi="Times New Roman" w:cs="Times New Roman"/>
-          <w:sz w:val="28"/>
-          <w:szCs w:val="28"/>
-        </w:rPr>
-        <w:t xml:space="preserve"> </w:t>
-      </w:r>
-      <w:r>
-        <w:rPr>
-          <w:rFonts w:ascii="Times New Roman" w:hAnsi="Times New Roman" w:cs="Times New Roman"/>
-          <w:sz w:val="28"/>
-          <w:szCs w:val="28"/>
-          <w:lang w:val="ru-RU"/>
-        </w:rPr>
-        <w:t>платформа</w:t>
-      </w:r>
-      <w:r>
-        <w:rPr>
-          <w:rFonts w:ascii="Times New Roman" w:hAnsi="Times New Roman" w:cs="Times New Roman"/>
-          <w:sz w:val="28"/>
-          <w:szCs w:val="28"/>
-        </w:rPr>
-        <w:t xml:space="preserve"> «Backend-as-a-Service» (BaaS) </w:t>
-      </w:r>
-      <w:r>
-        <w:rPr>
-          <w:rFonts w:ascii="Times New Roman" w:hAnsi="Times New Roman" w:cs="Times New Roman"/>
-          <w:sz w:val="28"/>
-          <w:szCs w:val="28"/>
-          <w:lang w:val="ru-RU"/>
-        </w:rPr>
-        <w:t>от</w:t>
-      </w:r>
-      <w:r>
-        <w:rPr>
-          <w:rFonts w:ascii="Times New Roman" w:hAnsi="Times New Roman" w:cs="Times New Roman"/>
-          <w:sz w:val="28"/>
-          <w:szCs w:val="28"/>
-        </w:rPr>
-        <w:t xml:space="preserve"> Google. </w:t>
-      </w:r>
-      <w:r>
-        <w:rPr>
-          <w:rFonts w:ascii="Times New Roman" w:hAnsi="Times New Roman" w:cs="Times New Roman"/>
-          <w:sz w:val="28"/>
-          <w:szCs w:val="28"/>
-          <w:lang w:val="ru-RU"/>
-        </w:rPr>
-        <w:t xml:space="preserve">Она не требует настройки сервера и написания API. Главным аргументом в </w:t>
-      </w:r>
-      <w:r>
-        <w:rPr>
-          <w:rFonts w:ascii="Times New Roman" w:hAnsi="Times New Roman" w:cs="Times New Roman"/>
-          <w:sz w:val="28"/>
-          <w:szCs w:val="28"/>
-          <w:lang w:val="ru-RU"/>
-        </w:rPr>
-        <w:lastRenderedPageBreak/>
-        <w:t>пользу Firebase стала встроенная поддержка синхронизации в реальном времени. Если один преподаватель или администратор вносит изменения, они мгновенно отображаются у всех остальных пользователей без необходимости обновлять страницу. В случае с MySQL реализация такого функционала потребовала бы сложной настройки технологии WebSockets.</w:t>
-      </w:r>
-    </w:p>
-    <w:p>
-      <w:pPr>
         <w:tabs>
           <w:tab w:val="left" w:pos="0"/>
         </w:tabs>
         <w:spacing w:after="0" w:line="360" w:lineRule="auto"/>
-        <w:ind w:firstLine="709"/>
-        <w:jc w:val="both"/>
-        <w:rPr>
-          <w:rFonts w:ascii="Times New Roman" w:hAnsi="Times New Roman" w:cs="Times New Roman"/>
-          <w:sz w:val="28"/>
-          <w:szCs w:val="28"/>
-          <w:lang w:val="ru-RU"/>
-        </w:rPr>
-      </w:pPr>
-      <w:r>
-        <w:rPr>
-          <w:rFonts w:ascii="Times New Roman" w:hAnsi="Times New Roman" w:cs="Times New Roman"/>
-          <w:sz w:val="28"/>
-          <w:szCs w:val="28"/>
-          <w:lang w:val="ru-RU"/>
-        </w:rPr>
-        <w:t>Таким образом, выбор Firebase позволил сократить время разработки и исключить затраты на серверную инфраструктуру.</w:t>
-      </w:r>
-    </w:p>
-    <w:p>
-      <w:pPr>
+        <w:jc w:val="both"/>
+        <w:rPr>
+          <w:rFonts w:ascii="Times New Roman" w:hAnsi="Times New Roman" w:cs="Times New Roman"/>
+          <w:sz w:val="28"/>
+          <w:szCs w:val="28"/>
+          <w:lang w:val="ru-RU"/>
+        </w:rPr>
+      </w:pPr>
+      <w:r>
+        <w:rPr>
+          <w:rFonts w:ascii="Times New Roman" w:hAnsi="Times New Roman" w:cs="Times New Roman"/>
+          <w:sz w:val="28"/>
+          <w:szCs w:val="28"/>
+          <w:lang w:val="ru-RU"/>
+        </w:rPr>
+        <w:t>MySQL — классическое решение с жесткой схемой данных. Для его использования требуется разработка отдельного серверного приложения (бэкенда) на Node.js или PHP, а также аренда и администрирование VPS-сервера. Это усложняет архитектуру и увеличивает сроки разработки</w:t>
+      </w:r>
+      <w:r>
+        <w:rPr>
+          <w:rFonts w:ascii="Times New Roman" w:hAnsi="Times New Roman" w:cs="Times New Roman"/>
+          <w:sz w:val="28"/>
+          <w:szCs w:val="28"/>
+        </w:rPr>
+        <w:t>;</w:t>
+      </w:r>
+    </w:p>
+    <w:p>
+      <w:pPr>
+        <w:numPr>
+          <w:ilvl w:val="0"/>
+          <w:numId w:val="40"/>
+        </w:numPr>
         <w:tabs>
           <w:tab w:val="left" w:pos="0"/>
         </w:tabs>
         <w:spacing w:after="0" w:line="360" w:lineRule="auto"/>
+        <w:jc w:val="both"/>
+        <w:rPr>
+          <w:rFonts w:ascii="Times New Roman" w:hAnsi="Times New Roman" w:cs="Times New Roman"/>
+          <w:sz w:val="28"/>
+          <w:szCs w:val="28"/>
+          <w:lang w:val="ru-RU"/>
+        </w:rPr>
+      </w:pPr>
+      <w:r>
+        <w:rPr>
+          <w:rFonts w:ascii="Times New Roman" w:hAnsi="Times New Roman" w:cs="Times New Roman"/>
+          <w:sz w:val="28"/>
+          <w:szCs w:val="28"/>
+        </w:rPr>
+        <w:t xml:space="preserve">Firebase — </w:t>
+      </w:r>
+      <w:r>
+        <w:rPr>
+          <w:rFonts w:ascii="Times New Roman" w:hAnsi="Times New Roman" w:cs="Times New Roman"/>
+          <w:sz w:val="28"/>
+          <w:szCs w:val="28"/>
+          <w:lang w:val="ru-RU"/>
+        </w:rPr>
+        <w:t>это</w:t>
+      </w:r>
+      <w:r>
+        <w:rPr>
+          <w:rFonts w:ascii="Times New Roman" w:hAnsi="Times New Roman" w:cs="Times New Roman"/>
+          <w:sz w:val="28"/>
+          <w:szCs w:val="28"/>
+        </w:rPr>
+        <w:t xml:space="preserve"> </w:t>
+      </w:r>
+      <w:r>
+        <w:rPr>
+          <w:rFonts w:ascii="Times New Roman" w:hAnsi="Times New Roman" w:cs="Times New Roman"/>
+          <w:sz w:val="28"/>
+          <w:szCs w:val="28"/>
+          <w:lang w:val="ru-RU"/>
+        </w:rPr>
+        <w:t>платформа</w:t>
+      </w:r>
+      <w:r>
+        <w:rPr>
+          <w:rFonts w:ascii="Times New Roman" w:hAnsi="Times New Roman" w:cs="Times New Roman"/>
+          <w:sz w:val="28"/>
+          <w:szCs w:val="28"/>
+        </w:rPr>
+        <w:t xml:space="preserve"> «Backend-as-a-Service» (BaaS) </w:t>
+      </w:r>
+      <w:r>
+        <w:rPr>
+          <w:rFonts w:ascii="Times New Roman" w:hAnsi="Times New Roman" w:cs="Times New Roman"/>
+          <w:sz w:val="28"/>
+          <w:szCs w:val="28"/>
+          <w:lang w:val="ru-RU"/>
+        </w:rPr>
+        <w:t>от</w:t>
+      </w:r>
+      <w:r>
+        <w:rPr>
+          <w:rFonts w:ascii="Times New Roman" w:hAnsi="Times New Roman" w:cs="Times New Roman"/>
+          <w:sz w:val="28"/>
+          <w:szCs w:val="28"/>
+        </w:rPr>
+        <w:t xml:space="preserve"> Google. </w:t>
+      </w:r>
+      <w:r>
+        <w:rPr>
+          <w:rFonts w:ascii="Times New Roman" w:hAnsi="Times New Roman" w:cs="Times New Roman"/>
+          <w:sz w:val="28"/>
+          <w:szCs w:val="28"/>
+          <w:lang w:val="ru-RU"/>
+        </w:rPr>
+        <w:t xml:space="preserve">Она не требует настройки сервера и написания API. Главным аргументом в пользу Firebase стала встроенная поддержка синхронизации в реальном </w:t>
+      </w:r>
+      <w:r>
+        <w:rPr>
+          <w:rFonts w:ascii="Times New Roman" w:hAnsi="Times New Roman" w:cs="Times New Roman"/>
+          <w:sz w:val="28"/>
+          <w:szCs w:val="28"/>
+          <w:lang w:val="ru-RU"/>
+        </w:rPr>
+        <w:lastRenderedPageBreak/>
+        <w:t>времени. Если один преподаватель или администратор вносит изменения, они мгновенно отображаются у всех остальных пользователей без необходимости обновлять страницу. В случае с MySQL реализация такого функционала потребовала бы сложной настройки технологии WebSockets.</w:t>
+      </w:r>
+    </w:p>
+    <w:p>
+      <w:pPr>
+        <w:tabs>
+          <w:tab w:val="left" w:pos="0"/>
+        </w:tabs>
+        <w:spacing w:after="0" w:line="360" w:lineRule="auto"/>
+        <w:ind w:firstLine="709"/>
+        <w:jc w:val="both"/>
+        <w:rPr>
+          <w:rFonts w:ascii="Times New Roman" w:hAnsi="Times New Roman" w:cs="Times New Roman"/>
+          <w:sz w:val="28"/>
+          <w:szCs w:val="28"/>
+          <w:lang w:val="ru-RU"/>
+        </w:rPr>
+      </w:pPr>
+      <w:r>
+        <w:rPr>
+          <w:rFonts w:ascii="Times New Roman" w:hAnsi="Times New Roman" w:cs="Times New Roman"/>
+          <w:sz w:val="28"/>
+          <w:szCs w:val="28"/>
+          <w:lang w:val="ru-RU"/>
+        </w:rPr>
+        <w:t>Таким образом, выбор Firebase позволил сократить время разработки и исключить затраты на серверную инфраструктуру.</w:t>
+      </w:r>
+    </w:p>
+    <w:p>
+      <w:pPr>
+        <w:tabs>
+          <w:tab w:val="left" w:pos="0"/>
+        </w:tabs>
+        <w:spacing w:after="0" w:line="360" w:lineRule="auto"/>
         <w:ind w:firstLine="709"/>
         <w:jc w:val="both"/>
         <w:rPr>
@@ -5221,14 +5161,12 @@
       <w:pPr>
         <w:numPr>
           <w:ilvl w:val="0"/>
-          <w:numId w:val="22"/>
+          <w:numId w:val="42"/>
         </w:numPr>
         <w:tabs>
-          <w:tab w:val="clear" w:pos="720"/>
           <w:tab w:val="left" w:pos="0"/>
         </w:tabs>
         <w:spacing w:after="0" w:line="360" w:lineRule="auto"/>
-        <w:ind w:left="0" w:firstLine="709"/>
         <w:jc w:val="both"/>
         <w:rPr>
           <w:rFonts w:ascii="Times New Roman" w:hAnsi="Times New Roman" w:cs="Times New Roman"/>
@@ -5259,14 +5197,12 @@
       <w:pPr>
         <w:numPr>
           <w:ilvl w:val="0"/>
-          <w:numId w:val="22"/>
+          <w:numId w:val="42"/>
         </w:numPr>
         <w:tabs>
-          <w:tab w:val="clear" w:pos="720"/>
           <w:tab w:val="left" w:pos="0"/>
         </w:tabs>
         <w:spacing w:after="0" w:line="360" w:lineRule="auto"/>
-        <w:ind w:left="0" w:firstLine="709"/>
         <w:jc w:val="both"/>
         <w:rPr>
           <w:rFonts w:ascii="Times New Roman" w:hAnsi="Times New Roman" w:cs="Times New Roman"/>
@@ -5289,14 +5225,12 @@
       <w:pPr>
         <w:numPr>
           <w:ilvl w:val="0"/>
-          <w:numId w:val="22"/>
+          <w:numId w:val="42"/>
         </w:numPr>
         <w:tabs>
-          <w:tab w:val="clear" w:pos="720"/>
           <w:tab w:val="left" w:pos="0"/>
         </w:tabs>
         <w:spacing w:after="0" w:line="360" w:lineRule="auto"/>
-        <w:ind w:left="0" w:firstLine="709"/>
         <w:jc w:val="both"/>
         <w:rPr>
           <w:rFonts w:ascii="Times New Roman" w:hAnsi="Times New Roman" w:cs="Times New Roman"/>
@@ -5327,14 +5261,12 @@
       <w:pPr>
         <w:numPr>
           <w:ilvl w:val="0"/>
-          <w:numId w:val="22"/>
+          <w:numId w:val="42"/>
         </w:numPr>
         <w:tabs>
-          <w:tab w:val="clear" w:pos="720"/>
           <w:tab w:val="left" w:pos="0"/>
         </w:tabs>
         <w:spacing w:after="0" w:line="360" w:lineRule="auto"/>
-        <w:ind w:left="0" w:firstLine="709"/>
         <w:jc w:val="both"/>
         <w:rPr>
           <w:rFonts w:ascii="Times New Roman" w:hAnsi="Times New Roman" w:cs="Times New Roman"/>
@@ -5357,14 +5289,12 @@
       <w:pPr>
         <w:numPr>
           <w:ilvl w:val="0"/>
-          <w:numId w:val="22"/>
+          <w:numId w:val="42"/>
         </w:numPr>
         <w:tabs>
-          <w:tab w:val="clear" w:pos="720"/>
           <w:tab w:val="left" w:pos="0"/>
         </w:tabs>
         <w:spacing w:after="0" w:line="360" w:lineRule="auto"/>
-        <w:ind w:left="0" w:firstLine="709"/>
         <w:jc w:val="both"/>
         <w:rPr>
           <w:rFonts w:ascii="Times New Roman" w:hAnsi="Times New Roman" w:cs="Times New Roman"/>
@@ -5381,6 +5311,26 @@
           <w:lang w:val="ru-RU"/>
         </w:rPr>
         <w:t>SCSS Modules: Препроцессор CSS. Использование модульного подхода позволяет изолировать стили каждого компонента, предотвращая конфликты имен классов и упрощая поддержку внешнего вида приложения.</w:t>
+      </w:r>
+      <w:r>
+        <w:rPr>
+          <w:rFonts w:ascii="Times New Roman" w:hAnsi="Times New Roman" w:cs="Times New Roman"/>
+          <w:sz w:val="28"/>
+          <w:szCs w:val="28"/>
+          <w:vertAlign w:val="superscript"/>
+          <w:lang w:val="ru-RU"/>
+        </w:rPr>
+        <w:t xml:space="preserve"> </w:t>
+      </w:r>
+      <w:r>
+        <w:rPr>
+          <w:rFonts w:ascii="Times New Roman" w:hAnsi="Times New Roman" w:cs="Times New Roman"/>
+          <w:sz w:val="28"/>
+          <w:szCs w:val="28"/>
+          <w:vertAlign w:val="superscript"/>
+          <w:lang w:val="ru-RU"/>
+        </w:rPr>
+        <w:t>[9]</w:t>
       </w:r>
     </w:p>
     <w:p>
@@ -5481,6 +5431,7 @@
       <w:r>
         <w:rPr>
           <w:rFonts w:ascii="Times New Roman" w:hAnsi="Times New Roman" w:cs="Times New Roman"/>
+          <w:noProof/>
           <w:sz w:val="28"/>
           <w:szCs w:val="28"/>
           <w:lang w:val="ru-RU"/>
@@ -5602,6 +5553,7 @@
       <w:r>
         <w:rPr>
           <w:rFonts w:ascii="Times New Roman" w:hAnsi="Times New Roman" w:cs="Times New Roman"/>
+          <w:noProof/>
           <w:sz w:val="28"/>
           <w:szCs w:val="28"/>
           <w:lang w:val="ru-RU"/>
@@ -5703,6 +5655,7 @@
           <w:rFonts w:ascii="Times New Roman" w:hAnsi="Times New Roman" w:cs="Times New Roman"/>
           <w:sz w:val="28"/>
           <w:szCs w:val="28"/>
+          <w:lang w:val="ru-RU"/>
         </w:rPr>
         <w:t xml:space="preserve"> </w:t>
       </w:r>
@@ -5720,6 +5673,7 @@
           <w:rFonts w:ascii="Times New Roman" w:hAnsi="Times New Roman" w:cs="Times New Roman"/>
           <w:sz w:val="28"/>
           <w:szCs w:val="28"/>
+          <w:lang w:val="ru-RU"/>
         </w:rPr>
         <w:t xml:space="preserve"> </w:t>
       </w:r>
@@ -5737,6 +5691,7 @@
           <w:rFonts w:ascii="Times New Roman" w:hAnsi="Times New Roman" w:cs="Times New Roman"/>
           <w:sz w:val="28"/>
           <w:szCs w:val="28"/>
+          <w:lang w:val="ru-RU"/>
         </w:rPr>
         <w:t xml:space="preserve"> </w:t>
       </w:r>
@@ -5754,6 +5709,7 @@
           <w:rFonts w:ascii="Times New Roman" w:hAnsi="Times New Roman" w:cs="Times New Roman"/>
           <w:sz w:val="28"/>
           <w:szCs w:val="28"/>
+          <w:lang w:val="ru-RU"/>
         </w:rPr>
         <w:t xml:space="preserve"> </w:t>
       </w:r>
@@ -5793,6 +5749,7 @@
       <w:r>
         <w:rPr>
           <w:rFonts w:ascii="Times New Roman" w:hAnsi="Times New Roman" w:cs="Times New Roman"/>
+          <w:noProof/>
           <w:sz w:val="28"/>
           <w:szCs w:val="28"/>
           <w:lang w:val="ru-RU"/>
@@ -6272,6 +6229,7 @@
       <w:r>
         <w:rPr>
           <w:rFonts w:ascii="Times New Roman" w:hAnsi="Times New Roman" w:cs="Times New Roman"/>
+          <w:noProof/>
           <w:sz w:val="28"/>
           <w:szCs w:val="28"/>
           <w:lang w:val="ru-RU"/>
@@ -6373,6 +6331,7 @@
       <w:r>
         <w:rPr>
           <w:rFonts w:ascii="Times New Roman" w:hAnsi="Times New Roman" w:cs="Times New Roman"/>
+          <w:noProof/>
           <w:sz w:val="28"/>
           <w:szCs w:val="28"/>
           <w:lang w:val="ru-RU"/>
@@ -6501,6 +6460,7 @@
       <w:r>
         <w:rPr>
           <w:rFonts w:ascii="Times New Roman" w:hAnsi="Times New Roman" w:cs="Times New Roman"/>
+          <w:noProof/>
           <w:sz w:val="28"/>
           <w:szCs w:val="28"/>
           <w:lang w:val="ru-RU"/>
@@ -6605,17 +6565,24 @@
           <w:rFonts w:ascii="Times New Roman" w:hAnsi="Times New Roman" w:cs="Times New Roman"/>
           <w:sz w:val="28"/>
           <w:szCs w:val="28"/>
-          <w:lang w:val="ru-RU"/>
-        </w:rPr>
-      </w:pPr>
-      <w:r>
-        <w:rPr>
-          <w:rFonts w:ascii="Times New Roman" w:hAnsi="Times New Roman" w:cs="Times New Roman"/>
-          <w:sz w:val="28"/>
-          <w:szCs w:val="28"/>
-          <w:lang w:val="ru-RU"/>
-        </w:rPr>
-        <w:t>Таблица 2.7</w:t>
+        </w:rPr>
+      </w:pPr>
+      <w:r>
+        <w:rPr>
+          <w:rFonts w:ascii="Times New Roman" w:hAnsi="Times New Roman" w:cs="Times New Roman"/>
+          <w:sz w:val="28"/>
+          <w:szCs w:val="28"/>
+          <w:lang w:val="ru-RU"/>
+        </w:rPr>
+        <w:t>Таблица</w:t>
+      </w:r>
+      <w:r>
+        <w:rPr>
+          <w:rFonts w:ascii="Times New Roman" w:hAnsi="Times New Roman" w:cs="Times New Roman"/>
+          <w:sz w:val="28"/>
+          <w:szCs w:val="28"/>
+        </w:rPr>
+        <w:t xml:space="preserve"> 2.7</w:t>
       </w:r>
     </w:p>
     <w:p>
@@ -7553,7 +7520,6 @@
           <w:rFonts w:ascii="Times New Roman" w:hAnsi="Times New Roman" w:cs="Times New Roman"/>
           <w:sz w:val="28"/>
           <w:szCs w:val="28"/>
-          <w:lang w:val="ru-RU"/>
         </w:rPr>
       </w:pPr>
     </w:p>
@@ -7565,17 +7531,24 @@
           <w:rFonts w:ascii="Times New Roman" w:hAnsi="Times New Roman" w:cs="Times New Roman"/>
           <w:sz w:val="28"/>
           <w:szCs w:val="28"/>
-          <w:lang w:val="ru-RU"/>
-        </w:rPr>
-      </w:pPr>
-      <w:r>
-        <w:rPr>
-          <w:rFonts w:ascii="Times New Roman" w:hAnsi="Times New Roman" w:cs="Times New Roman"/>
-          <w:sz w:val="28"/>
-          <w:szCs w:val="28"/>
-          <w:lang w:val="ru-RU"/>
-        </w:rPr>
-        <w:t>Таблица 2.8</w:t>
+        </w:rPr>
+      </w:pPr>
+      <w:r>
+        <w:rPr>
+          <w:rFonts w:ascii="Times New Roman" w:hAnsi="Times New Roman" w:cs="Times New Roman"/>
+          <w:sz w:val="28"/>
+          <w:szCs w:val="28"/>
+          <w:lang w:val="ru-RU"/>
+        </w:rPr>
+        <w:t>Таблица</w:t>
+      </w:r>
+      <w:r>
+        <w:rPr>
+          <w:rFonts w:ascii="Times New Roman" w:hAnsi="Times New Roman" w:cs="Times New Roman"/>
+          <w:sz w:val="28"/>
+          <w:szCs w:val="28"/>
+        </w:rPr>
+        <w:t xml:space="preserve"> 2.8</w:t>
       </w:r>
     </w:p>
     <w:p>
@@ -8541,7 +8514,6 @@
           <w:rFonts w:ascii="Times New Roman" w:hAnsi="Times New Roman" w:cs="Times New Roman"/>
           <w:sz w:val="28"/>
           <w:szCs w:val="28"/>
-          <w:lang w:val="ru-RU"/>
         </w:rPr>
       </w:pPr>
     </w:p>
@@ -8553,17 +8525,24 @@
           <w:rFonts w:ascii="Times New Roman" w:hAnsi="Times New Roman" w:cs="Times New Roman"/>
           <w:sz w:val="28"/>
           <w:szCs w:val="28"/>
-          <w:lang w:val="ru-RU"/>
-        </w:rPr>
-      </w:pPr>
-      <w:r>
-        <w:rPr>
-          <w:rFonts w:ascii="Times New Roman" w:hAnsi="Times New Roman" w:cs="Times New Roman"/>
-          <w:sz w:val="28"/>
-          <w:szCs w:val="28"/>
-          <w:lang w:val="ru-RU"/>
-        </w:rPr>
-        <w:t>Таблица 2.9</w:t>
+        </w:rPr>
+      </w:pPr>
+      <w:r>
+        <w:rPr>
+          <w:rFonts w:ascii="Times New Roman" w:hAnsi="Times New Roman" w:cs="Times New Roman"/>
+          <w:sz w:val="28"/>
+          <w:szCs w:val="28"/>
+          <w:lang w:val="ru-RU"/>
+        </w:rPr>
+        <w:t>Таблица</w:t>
+      </w:r>
+      <w:r>
+        <w:rPr>
+          <w:rFonts w:ascii="Times New Roman" w:hAnsi="Times New Roman" w:cs="Times New Roman"/>
+          <w:sz w:val="28"/>
+          <w:szCs w:val="28"/>
+        </w:rPr>
+        <w:t xml:space="preserve"> 2.9</w:t>
       </w:r>
     </w:p>
     <w:p>
@@ -8574,15 +8553,13 @@
           <w:rFonts w:ascii="Times New Roman" w:hAnsi="Times New Roman" w:cs="Times New Roman"/>
           <w:sz w:val="28"/>
           <w:szCs w:val="28"/>
-          <w:lang w:val="ru-RU"/>
-        </w:rPr>
-      </w:pPr>
-      <w:r>
-        <w:rPr>
-          <w:rFonts w:ascii="Times New Roman" w:hAnsi="Times New Roman" w:cs="Times New Roman"/>
-          <w:sz w:val="28"/>
-          <w:szCs w:val="28"/>
-          <w:lang w:val="ru-RU"/>
+        </w:rPr>
+      </w:pPr>
+      <w:r>
+        <w:rPr>
+          <w:rFonts w:ascii="Times New Roman" w:hAnsi="Times New Roman" w:cs="Times New Roman"/>
+          <w:sz w:val="28"/>
+          <w:szCs w:val="28"/>
         </w:rPr>
         <w:t>Role permissions mapping</w:t>
       </w:r>
@@ -8701,15 +8678,13 @@
           <w:rFonts w:ascii="Times New Roman" w:hAnsi="Times New Roman" w:cs="Times New Roman"/>
           <w:sz w:val="28"/>
           <w:szCs w:val="28"/>
-          <w:lang w:val="ru-RU"/>
-        </w:rPr>
-      </w:pPr>
-      <w:r>
-        <w:rPr>
-          <w:rFonts w:ascii="Times New Roman" w:hAnsi="Times New Roman" w:cs="Times New Roman"/>
-          <w:sz w:val="28"/>
-          <w:szCs w:val="28"/>
-          <w:lang w:val="ru-RU"/>
+        </w:rPr>
+      </w:pPr>
+      <w:r>
+        <w:rPr>
+          <w:rFonts w:ascii="Times New Roman" w:hAnsi="Times New Roman" w:cs="Times New Roman"/>
+          <w:sz w:val="28"/>
+          <w:szCs w:val="28"/>
         </w:rPr>
         <w:t>};</w:t>
       </w:r>
@@ -8722,7 +8697,6 @@
           <w:rFonts w:ascii="Times New Roman" w:hAnsi="Times New Roman" w:cs="Times New Roman"/>
           <w:sz w:val="28"/>
           <w:szCs w:val="28"/>
-          <w:lang w:val="ru-RU"/>
         </w:rPr>
       </w:pPr>
     </w:p>
@@ -8734,7 +8708,6 @@
           <w:rFonts w:ascii="Times New Roman" w:hAnsi="Times New Roman" w:cs="Times New Roman"/>
           <w:sz w:val="28"/>
           <w:szCs w:val="28"/>
-          <w:lang w:val="ru-RU"/>
         </w:rPr>
       </w:pPr>
       <w:r>
@@ -8745,7 +8718,15 @@
           <w:lang w:val="ru-RU"/>
         </w:rPr>
         <w:lastRenderedPageBreak/>
-        <w:t>Таблица 2.10</w:t>
+        <w:t>Таблица</w:t>
+      </w:r>
+      <w:r>
+        <w:rPr>
+          <w:rFonts w:ascii="Times New Roman" w:hAnsi="Times New Roman" w:cs="Times New Roman"/>
+          <w:sz w:val="28"/>
+          <w:szCs w:val="28"/>
+        </w:rPr>
+        <w:t xml:space="preserve"> 2.10</w:t>
       </w:r>
     </w:p>
     <w:p>
@@ -10882,7 +10863,6 @@
           <w:rFonts w:ascii="Times New Roman" w:hAnsi="Times New Roman" w:cs="Times New Roman"/>
           <w:sz w:val="28"/>
           <w:szCs w:val="28"/>
-          <w:lang w:val="ru-RU"/>
         </w:rPr>
       </w:pPr>
     </w:p>
@@ -10894,17 +10874,24 @@
           <w:rFonts w:ascii="Times New Roman" w:hAnsi="Times New Roman" w:cs="Times New Roman"/>
           <w:sz w:val="28"/>
           <w:szCs w:val="28"/>
-          <w:lang w:val="ru-RU"/>
-        </w:rPr>
-      </w:pPr>
-      <w:r>
-        <w:rPr>
-          <w:rFonts w:ascii="Times New Roman" w:hAnsi="Times New Roman" w:cs="Times New Roman"/>
-          <w:sz w:val="28"/>
-          <w:szCs w:val="28"/>
-          <w:lang w:val="ru-RU"/>
-        </w:rPr>
-        <w:t>Таблица 2.11</w:t>
+        </w:rPr>
+      </w:pPr>
+      <w:r>
+        <w:rPr>
+          <w:rFonts w:ascii="Times New Roman" w:hAnsi="Times New Roman" w:cs="Times New Roman"/>
+          <w:sz w:val="28"/>
+          <w:szCs w:val="28"/>
+          <w:lang w:val="ru-RU"/>
+        </w:rPr>
+        <w:t>Таблица</w:t>
+      </w:r>
+      <w:r>
+        <w:rPr>
+          <w:rFonts w:ascii="Times New Roman" w:hAnsi="Times New Roman" w:cs="Times New Roman"/>
+          <w:sz w:val="28"/>
+          <w:szCs w:val="28"/>
+        </w:rPr>
+        <w:t xml:space="preserve"> 2.11</w:t>
       </w:r>
     </w:p>
     <w:p>
@@ -15283,7 +15270,6 @@
           <w:rFonts w:ascii="Times New Roman" w:hAnsi="Times New Roman" w:cs="Times New Roman"/>
           <w:sz w:val="28"/>
           <w:szCs w:val="28"/>
-          <w:lang w:val="ru-RU"/>
         </w:rPr>
       </w:pPr>
     </w:p>
@@ -15295,17 +15281,24 @@
           <w:rFonts w:ascii="Times New Roman" w:hAnsi="Times New Roman" w:cs="Times New Roman"/>
           <w:sz w:val="28"/>
           <w:szCs w:val="28"/>
-          <w:lang w:val="ru-RU"/>
-        </w:rPr>
-      </w:pPr>
-      <w:r>
-        <w:rPr>
-          <w:rFonts w:ascii="Times New Roman" w:hAnsi="Times New Roman" w:cs="Times New Roman"/>
-          <w:sz w:val="28"/>
-          <w:szCs w:val="28"/>
-          <w:lang w:val="ru-RU"/>
-        </w:rPr>
-        <w:t>Таблица 2.12</w:t>
+        </w:rPr>
+      </w:pPr>
+      <w:r>
+        <w:rPr>
+          <w:rFonts w:ascii="Times New Roman" w:hAnsi="Times New Roman" w:cs="Times New Roman"/>
+          <w:sz w:val="28"/>
+          <w:szCs w:val="28"/>
+          <w:lang w:val="ru-RU"/>
+        </w:rPr>
+        <w:t>Таблица</w:t>
+      </w:r>
+      <w:r>
+        <w:rPr>
+          <w:rFonts w:ascii="Times New Roman" w:hAnsi="Times New Roman" w:cs="Times New Roman"/>
+          <w:sz w:val="28"/>
+          <w:szCs w:val="28"/>
+        </w:rPr>
+        <w:t xml:space="preserve"> 2.12</w:t>
       </w:r>
     </w:p>
     <w:p>
@@ -20575,7 +20568,7 @@
         <w:spacing w:after="0" w:line="360" w:lineRule="auto"/>
         <w:jc w:val="both"/>
         <w:rPr>
-          <w:rFonts w:ascii="Times New Roman" w:hAnsi="Times New Roman" w:cs="Times New Roman" w:hint="eastAsia"/>
+          <w:rFonts w:ascii="Times New Roman" w:hAnsi="Times New Roman" w:cs="Times New Roman"/>
           <w:sz w:val="28"/>
           <w:szCs w:val="28"/>
         </w:rPr>
@@ -22172,7 +22165,6 @@
           <w:rFonts w:ascii="Times New Roman" w:hAnsi="Times New Roman" w:cs="Times New Roman"/>
           <w:sz w:val="28"/>
           <w:szCs w:val="28"/>
-          <w:lang w:val="ru-RU"/>
         </w:rPr>
       </w:pPr>
     </w:p>
@@ -22184,17 +22176,24 @@
           <w:rFonts w:ascii="Times New Roman" w:hAnsi="Times New Roman" w:cs="Times New Roman"/>
           <w:sz w:val="28"/>
           <w:szCs w:val="28"/>
-          <w:lang w:val="ru-RU"/>
-        </w:rPr>
-      </w:pPr>
-      <w:r>
-        <w:rPr>
-          <w:rFonts w:ascii="Times New Roman" w:hAnsi="Times New Roman" w:cs="Times New Roman"/>
-          <w:sz w:val="28"/>
-          <w:szCs w:val="28"/>
-          <w:lang w:val="ru-RU"/>
-        </w:rPr>
-        <w:t>Таблица 2.13</w:t>
+        </w:rPr>
+      </w:pPr>
+      <w:r>
+        <w:rPr>
+          <w:rFonts w:ascii="Times New Roman" w:hAnsi="Times New Roman" w:cs="Times New Roman"/>
+          <w:sz w:val="28"/>
+          <w:szCs w:val="28"/>
+          <w:lang w:val="ru-RU"/>
+        </w:rPr>
+        <w:t>Таблица</w:t>
+      </w:r>
+      <w:r>
+        <w:rPr>
+          <w:rFonts w:ascii="Times New Roman" w:hAnsi="Times New Roman" w:cs="Times New Roman"/>
+          <w:sz w:val="28"/>
+          <w:szCs w:val="28"/>
+        </w:rPr>
+        <w:t xml:space="preserve"> 2.13</w:t>
       </w:r>
     </w:p>
     <w:p>
@@ -24267,6 +24266,7 @@
           <w:rFonts w:ascii="Times New Roman" w:hAnsi="Times New Roman" w:cs="Times New Roman"/>
           <w:sz w:val="28"/>
           <w:szCs w:val="28"/>
+          <w:lang w:val="ru-RU"/>
         </w:rPr>
       </w:pPr>
       <w:r>
@@ -24283,31 +24283,51 @@
           <w:rFonts w:ascii="Times New Roman" w:hAnsi="Times New Roman" w:cs="Times New Roman"/>
           <w:sz w:val="28"/>
           <w:szCs w:val="28"/>
-        </w:rPr>
-        <w:t>&lt;/Card&gt;</w:t>
-      </w:r>
-    </w:p>
-    <w:p>
-      <w:pPr>
-        <w:pBdr>
-          <w:top w:val="single" w:sz="4" w:space="1" w:color="auto"/>
-          <w:left w:val="single" w:sz="4" w:space="1" w:color="auto"/>
-          <w:bottom w:val="single" w:sz="4" w:space="1" w:color="auto"/>
-          <w:right w:val="single" w:sz="4" w:space="1" w:color="auto"/>
-        </w:pBdr>
-        <w:spacing w:after="0" w:line="360" w:lineRule="auto"/>
-        <w:jc w:val="both"/>
-        <w:rPr>
-          <w:rFonts w:ascii="Times New Roman" w:hAnsi="Times New Roman" w:cs="Times New Roman"/>
-          <w:sz w:val="28"/>
-          <w:szCs w:val="28"/>
-        </w:rPr>
-      </w:pPr>
-      <w:r>
-        <w:rPr>
-          <w:rFonts w:ascii="Times New Roman" w:hAnsi="Times New Roman" w:cs="Times New Roman"/>
-          <w:sz w:val="28"/>
-          <w:szCs w:val="28"/>
+          <w:lang w:val="ru-RU"/>
+        </w:rPr>
+        <w:t>&lt;/</w:t>
+      </w:r>
+      <w:r>
+        <w:rPr>
+          <w:rFonts w:ascii="Times New Roman" w:hAnsi="Times New Roman" w:cs="Times New Roman"/>
+          <w:sz w:val="28"/>
+          <w:szCs w:val="28"/>
+        </w:rPr>
+        <w:t>Card</w:t>
+      </w:r>
+      <w:r>
+        <w:rPr>
+          <w:rFonts w:ascii="Times New Roman" w:hAnsi="Times New Roman" w:cs="Times New Roman"/>
+          <w:sz w:val="28"/>
+          <w:szCs w:val="28"/>
+          <w:lang w:val="ru-RU"/>
+        </w:rPr>
+        <w:t>&gt;</w:t>
+      </w:r>
+    </w:p>
+    <w:p>
+      <w:pPr>
+        <w:pBdr>
+          <w:top w:val="single" w:sz="4" w:space="1" w:color="auto"/>
+          <w:left w:val="single" w:sz="4" w:space="1" w:color="auto"/>
+          <w:bottom w:val="single" w:sz="4" w:space="1" w:color="auto"/>
+          <w:right w:val="single" w:sz="4" w:space="1" w:color="auto"/>
+        </w:pBdr>
+        <w:spacing w:after="0" w:line="360" w:lineRule="auto"/>
+        <w:jc w:val="both"/>
+        <w:rPr>
+          <w:rFonts w:ascii="Times New Roman" w:hAnsi="Times New Roman" w:cs="Times New Roman"/>
+          <w:sz w:val="28"/>
+          <w:szCs w:val="28"/>
+          <w:lang w:val="ru-RU"/>
+        </w:rPr>
+      </w:pPr>
+      <w:r>
+        <w:rPr>
+          <w:rFonts w:ascii="Times New Roman" w:hAnsi="Times New Roman" w:cs="Times New Roman"/>
+          <w:sz w:val="28"/>
+          <w:szCs w:val="28"/>
+          <w:lang w:val="ru-RU"/>
         </w:rPr>
         <w:t xml:space="preserve">          )}</w:t>
       </w:r>
@@ -24326,88 +24346,147 @@
           <w:rFonts w:ascii="Times New Roman" w:hAnsi="Times New Roman" w:cs="Times New Roman"/>
           <w:sz w:val="28"/>
           <w:szCs w:val="28"/>
-        </w:rPr>
-      </w:pPr>
-      <w:r>
-        <w:rPr>
-          <w:rFonts w:ascii="Times New Roman" w:hAnsi="Times New Roman" w:cs="Times New Roman"/>
-          <w:sz w:val="28"/>
-          <w:szCs w:val="28"/>
-        </w:rPr>
-        <w:t xml:space="preserve">        &lt;/div&gt;</w:t>
-      </w:r>
-    </w:p>
-    <w:p>
-      <w:pPr>
-        <w:pBdr>
-          <w:top w:val="single" w:sz="4" w:space="1" w:color="auto"/>
-          <w:left w:val="single" w:sz="4" w:space="1" w:color="auto"/>
-          <w:bottom w:val="single" w:sz="4" w:space="1" w:color="auto"/>
-          <w:right w:val="single" w:sz="4" w:space="1" w:color="auto"/>
-        </w:pBdr>
-        <w:spacing w:after="0" w:line="360" w:lineRule="auto"/>
-        <w:jc w:val="both"/>
-        <w:rPr>
-          <w:rFonts w:ascii="Times New Roman" w:hAnsi="Times New Roman" w:cs="Times New Roman"/>
-          <w:sz w:val="28"/>
-          <w:szCs w:val="28"/>
-        </w:rPr>
-      </w:pPr>
-      <w:r>
-        <w:rPr>
-          <w:rFonts w:ascii="Times New Roman" w:hAnsi="Times New Roman" w:cs="Times New Roman"/>
-          <w:sz w:val="28"/>
-          <w:szCs w:val="28"/>
-        </w:rPr>
-        <w:t xml:space="preserve">      &lt;/section&gt;</w:t>
-      </w:r>
-    </w:p>
-    <w:p>
-      <w:pPr>
-        <w:pBdr>
-          <w:top w:val="single" w:sz="4" w:space="1" w:color="auto"/>
-          <w:left w:val="single" w:sz="4" w:space="1" w:color="auto"/>
-          <w:bottom w:val="single" w:sz="4" w:space="1" w:color="auto"/>
-          <w:right w:val="single" w:sz="4" w:space="1" w:color="auto"/>
-        </w:pBdr>
-        <w:spacing w:after="0" w:line="360" w:lineRule="auto"/>
-        <w:jc w:val="both"/>
-        <w:rPr>
-          <w:rFonts w:ascii="Times New Roman" w:hAnsi="Times New Roman" w:cs="Times New Roman"/>
-          <w:sz w:val="28"/>
-          <w:szCs w:val="28"/>
-        </w:rPr>
-      </w:pPr>
-      <w:r>
-        <w:rPr>
-          <w:rFonts w:ascii="Times New Roman" w:hAnsi="Times New Roman" w:cs="Times New Roman"/>
-          <w:sz w:val="28"/>
-          <w:szCs w:val="28"/>
-        </w:rPr>
-        <w:t xml:space="preserve">    &lt;/div&gt;</w:t>
-      </w:r>
-    </w:p>
-    <w:p>
-      <w:pPr>
-        <w:pBdr>
-          <w:top w:val="single" w:sz="4" w:space="1" w:color="auto"/>
-          <w:left w:val="single" w:sz="4" w:space="1" w:color="auto"/>
-          <w:bottom w:val="single" w:sz="4" w:space="1" w:color="auto"/>
-          <w:right w:val="single" w:sz="4" w:space="1" w:color="auto"/>
-        </w:pBdr>
-        <w:spacing w:after="0" w:line="360" w:lineRule="auto"/>
-        <w:jc w:val="both"/>
-        <w:rPr>
-          <w:rFonts w:ascii="Times New Roman" w:hAnsi="Times New Roman" w:cs="Times New Roman"/>
-          <w:sz w:val="28"/>
-          <w:szCs w:val="28"/>
-        </w:rPr>
-      </w:pPr>
-      <w:r>
-        <w:rPr>
-          <w:rFonts w:ascii="Times New Roman" w:hAnsi="Times New Roman" w:cs="Times New Roman"/>
-          <w:sz w:val="28"/>
-          <w:szCs w:val="28"/>
+          <w:lang w:val="ru-RU"/>
+        </w:rPr>
+      </w:pPr>
+      <w:r>
+        <w:rPr>
+          <w:rFonts w:ascii="Times New Roman" w:hAnsi="Times New Roman" w:cs="Times New Roman"/>
+          <w:sz w:val="28"/>
+          <w:szCs w:val="28"/>
+          <w:lang w:val="ru-RU"/>
+        </w:rPr>
+        <w:t xml:space="preserve">        &lt;/</w:t>
+      </w:r>
+      <w:r>
+        <w:rPr>
+          <w:rFonts w:ascii="Times New Roman" w:hAnsi="Times New Roman" w:cs="Times New Roman"/>
+          <w:sz w:val="28"/>
+          <w:szCs w:val="28"/>
+        </w:rPr>
+        <w:t>div</w:t>
+      </w:r>
+      <w:r>
+        <w:rPr>
+          <w:rFonts w:ascii="Times New Roman" w:hAnsi="Times New Roman" w:cs="Times New Roman"/>
+          <w:sz w:val="28"/>
+          <w:szCs w:val="28"/>
+          <w:lang w:val="ru-RU"/>
+        </w:rPr>
+        <w:t>&gt;</w:t>
+      </w:r>
+    </w:p>
+    <w:p>
+      <w:pPr>
+        <w:pBdr>
+          <w:top w:val="single" w:sz="4" w:space="1" w:color="auto"/>
+          <w:left w:val="single" w:sz="4" w:space="1" w:color="auto"/>
+          <w:bottom w:val="single" w:sz="4" w:space="1" w:color="auto"/>
+          <w:right w:val="single" w:sz="4" w:space="1" w:color="auto"/>
+        </w:pBdr>
+        <w:spacing w:after="0" w:line="360" w:lineRule="auto"/>
+        <w:jc w:val="both"/>
+        <w:rPr>
+          <w:rFonts w:ascii="Times New Roman" w:hAnsi="Times New Roman" w:cs="Times New Roman"/>
+          <w:sz w:val="28"/>
+          <w:szCs w:val="28"/>
+          <w:lang w:val="ru-RU"/>
+        </w:rPr>
+      </w:pPr>
+      <w:r>
+        <w:rPr>
+          <w:rFonts w:ascii="Times New Roman" w:hAnsi="Times New Roman" w:cs="Times New Roman"/>
+          <w:sz w:val="28"/>
+          <w:szCs w:val="28"/>
+          <w:lang w:val="ru-RU"/>
+        </w:rPr>
+        <w:t xml:space="preserve">      &lt;/</w:t>
+      </w:r>
+      <w:r>
+        <w:rPr>
+          <w:rFonts w:ascii="Times New Roman" w:hAnsi="Times New Roman" w:cs="Times New Roman"/>
+          <w:sz w:val="28"/>
+          <w:szCs w:val="28"/>
+        </w:rPr>
+        <w:t>section</w:t>
+      </w:r>
+      <w:r>
+        <w:rPr>
+          <w:rFonts w:ascii="Times New Roman" w:hAnsi="Times New Roman" w:cs="Times New Roman"/>
+          <w:sz w:val="28"/>
+          <w:szCs w:val="28"/>
+          <w:lang w:val="ru-RU"/>
+        </w:rPr>
+        <w:t>&gt;</w:t>
+      </w:r>
+    </w:p>
+    <w:p>
+      <w:pPr>
+        <w:pBdr>
+          <w:top w:val="single" w:sz="4" w:space="1" w:color="auto"/>
+          <w:left w:val="single" w:sz="4" w:space="1" w:color="auto"/>
+          <w:bottom w:val="single" w:sz="4" w:space="1" w:color="auto"/>
+          <w:right w:val="single" w:sz="4" w:space="1" w:color="auto"/>
+        </w:pBdr>
+        <w:spacing w:after="0" w:line="360" w:lineRule="auto"/>
+        <w:jc w:val="both"/>
+        <w:rPr>
+          <w:rFonts w:ascii="Times New Roman" w:hAnsi="Times New Roman" w:cs="Times New Roman"/>
+          <w:sz w:val="28"/>
+          <w:szCs w:val="28"/>
+          <w:lang w:val="ru-RU"/>
+        </w:rPr>
+      </w:pPr>
+      <w:r>
+        <w:rPr>
+          <w:rFonts w:ascii="Times New Roman" w:hAnsi="Times New Roman" w:cs="Times New Roman"/>
+          <w:sz w:val="28"/>
+          <w:szCs w:val="28"/>
+          <w:lang w:val="ru-RU"/>
+        </w:rPr>
+        <w:t xml:space="preserve">    &lt;/</w:t>
+      </w:r>
+      <w:r>
+        <w:rPr>
+          <w:rFonts w:ascii="Times New Roman" w:hAnsi="Times New Roman" w:cs="Times New Roman"/>
+          <w:sz w:val="28"/>
+          <w:szCs w:val="28"/>
+        </w:rPr>
+        <w:t>div</w:t>
+      </w:r>
+      <w:r>
+        <w:rPr>
+          <w:rFonts w:ascii="Times New Roman" w:hAnsi="Times New Roman" w:cs="Times New Roman"/>
+          <w:sz w:val="28"/>
+          <w:szCs w:val="28"/>
+          <w:lang w:val="ru-RU"/>
+        </w:rPr>
+        <w:t>&gt;</w:t>
+      </w:r>
+    </w:p>
+    <w:p>
+      <w:pPr>
+        <w:pBdr>
+          <w:top w:val="single" w:sz="4" w:space="1" w:color="auto"/>
+          <w:left w:val="single" w:sz="4" w:space="1" w:color="auto"/>
+          <w:bottom w:val="single" w:sz="4" w:space="1" w:color="auto"/>
+          <w:right w:val="single" w:sz="4" w:space="1" w:color="auto"/>
+        </w:pBdr>
+        <w:spacing w:after="0" w:line="360" w:lineRule="auto"/>
+        <w:jc w:val="both"/>
+        <w:rPr>
+          <w:rFonts w:ascii="Times New Roman" w:hAnsi="Times New Roman" w:cs="Times New Roman"/>
+          <w:sz w:val="28"/>
+          <w:szCs w:val="28"/>
+          <w:lang w:val="ru-RU"/>
+        </w:rPr>
+      </w:pPr>
+      <w:r>
+        <w:rPr>
+          <w:rFonts w:ascii="Times New Roman" w:hAnsi="Times New Roman" w:cs="Times New Roman"/>
+          <w:sz w:val="28"/>
+          <w:szCs w:val="28"/>
+          <w:lang w:val="ru-RU"/>
         </w:rPr>
         <w:t xml:space="preserve">  );</w:t>
       </w:r>
@@ -24426,13 +24505,15 @@
           <w:rFonts w:ascii="Times New Roman" w:hAnsi="Times New Roman" w:cs="Times New Roman"/>
           <w:sz w:val="28"/>
           <w:szCs w:val="28"/>
-        </w:rPr>
-      </w:pPr>
-      <w:r>
-        <w:rPr>
-          <w:rFonts w:ascii="Times New Roman" w:hAnsi="Times New Roman" w:cs="Times New Roman"/>
-          <w:sz w:val="28"/>
-          <w:szCs w:val="28"/>
+          <w:lang w:val="ru-RU"/>
+        </w:rPr>
+      </w:pPr>
+      <w:r>
+        <w:rPr>
+          <w:rFonts w:ascii="Times New Roman" w:hAnsi="Times New Roman" w:cs="Times New Roman"/>
+          <w:sz w:val="28"/>
+          <w:szCs w:val="28"/>
+          <w:lang w:val="ru-RU"/>
         </w:rPr>
         <w:t>});</w:t>
       </w:r>
@@ -24694,14 +24775,9 @@
       <w:pPr>
         <w:numPr>
           <w:ilvl w:val="0"/>
-          <w:numId w:val="23"/>
+          <w:numId w:val="45"/>
         </w:numPr>
-        <w:tabs>
-          <w:tab w:val="clear" w:pos="720"/>
-          <w:tab w:val="num" w:pos="142"/>
-        </w:tabs>
-        <w:spacing w:after="0" w:line="360" w:lineRule="auto"/>
-        <w:ind w:left="0" w:firstLine="0"/>
+        <w:spacing w:after="0" w:line="360" w:lineRule="auto"/>
         <w:jc w:val="both"/>
         <w:rPr>
           <w:rFonts w:ascii="Times New Roman" w:hAnsi="Times New Roman" w:cs="Times New Roman"/>
@@ -24724,14 +24800,9 @@
       <w:pPr>
         <w:numPr>
           <w:ilvl w:val="0"/>
-          <w:numId w:val="23"/>
+          <w:numId w:val="45"/>
         </w:numPr>
-        <w:tabs>
-          <w:tab w:val="clear" w:pos="720"/>
-          <w:tab w:val="num" w:pos="142"/>
-        </w:tabs>
-        <w:spacing w:after="0" w:line="360" w:lineRule="auto"/>
-        <w:ind w:left="0" w:firstLine="0"/>
+        <w:spacing w:after="0" w:line="360" w:lineRule="auto"/>
         <w:jc w:val="both"/>
         <w:rPr>
           <w:rFonts w:ascii="Times New Roman" w:hAnsi="Times New Roman" w:cs="Times New Roman"/>
@@ -24754,14 +24825,9 @@
       <w:pPr>
         <w:numPr>
           <w:ilvl w:val="0"/>
-          <w:numId w:val="23"/>
+          <w:numId w:val="45"/>
         </w:numPr>
-        <w:tabs>
-          <w:tab w:val="clear" w:pos="720"/>
-          <w:tab w:val="num" w:pos="142"/>
-        </w:tabs>
-        <w:spacing w:after="0" w:line="360" w:lineRule="auto"/>
-        <w:ind w:left="0" w:firstLine="0"/>
+        <w:spacing w:after="0" w:line="360" w:lineRule="auto"/>
         <w:jc w:val="both"/>
         <w:rPr>
           <w:rFonts w:ascii="Times New Roman" w:hAnsi="Times New Roman" w:cs="Times New Roman"/>
@@ -25848,7 +25914,7 @@
       <w:pPr>
         <w:numPr>
           <w:ilvl w:val="0"/>
-          <w:numId w:val="24"/>
+          <w:numId w:val="44"/>
         </w:numPr>
         <w:spacing w:after="0" w:line="360" w:lineRule="auto"/>
         <w:jc w:val="both"/>
@@ -25874,7 +25940,7 @@
       <w:pPr>
         <w:numPr>
           <w:ilvl w:val="0"/>
-          <w:numId w:val="24"/>
+          <w:numId w:val="44"/>
         </w:numPr>
         <w:spacing w:after="0" w:line="360" w:lineRule="auto"/>
         <w:jc w:val="both"/>
@@ -25899,7 +25965,7 @@
       <w:pPr>
         <w:numPr>
           <w:ilvl w:val="0"/>
-          <w:numId w:val="24"/>
+          <w:numId w:val="44"/>
         </w:numPr>
         <w:spacing w:after="0" w:line="360" w:lineRule="auto"/>
         <w:jc w:val="both"/>
@@ -25924,7 +25990,7 @@
       <w:pPr>
         <w:numPr>
           <w:ilvl w:val="0"/>
-          <w:numId w:val="24"/>
+          <w:numId w:val="44"/>
         </w:numPr>
         <w:spacing w:after="0" w:line="360" w:lineRule="auto"/>
         <w:jc w:val="both"/>
@@ -27547,29 +27613,29 @@
     </w:p>
     <w:p>
       <w:pPr>
-        <w:rPr>
-          <w:rFonts w:ascii="Times New Roman" w:hAnsi="Times New Roman" w:cs="Times New Roman"/>
-          <w:sz w:val="28"/>
-          <w:szCs w:val="28"/>
-          <w:lang w:val="ru-RU"/>
-        </w:rPr>
-      </w:pPr>
-    </w:p>
-    <w:p>
-      <w:pPr>
-        <w:spacing w:after="0" w:line="360" w:lineRule="auto"/>
-        <w:jc w:val="both"/>
-        <w:rPr>
-          <w:rFonts w:ascii="Times New Roman" w:eastAsia="Arial" w:hAnsi="Times New Roman" w:cs="Times New Roman"/>
-          <w:sz w:val="28"/>
-          <w:szCs w:val="28"/>
-          <w:lang w:val="ru-RU"/>
-        </w:rPr>
-      </w:pPr>
-      <w:bookmarkStart w:id="15" w:name="_Toc226847271"/>
-      <w:r>
-        <w:rPr>
-          <w:rFonts w:ascii="Times New Roman" w:eastAsia="Arial" w:hAnsi="Times New Roman" w:cs="Times New Roman"/>
+        <w:spacing w:line="360" w:lineRule="auto"/>
+        <w:rPr>
+          <w:rFonts w:ascii="Times New Roman" w:hAnsi="Times New Roman" w:cs="Times New Roman"/>
+          <w:sz w:val="28"/>
+          <w:szCs w:val="28"/>
+          <w:lang w:val="ru-RU"/>
+        </w:rPr>
+      </w:pPr>
+    </w:p>
+    <w:p>
+      <w:pPr>
+        <w:spacing w:after="0" w:line="360" w:lineRule="auto"/>
+        <w:jc w:val="both"/>
+        <w:rPr>
+          <w:rFonts w:ascii="Times New Roman" w:hAnsi="Times New Roman" w:cs="Times New Roman"/>
+          <w:sz w:val="28"/>
+          <w:szCs w:val="28"/>
+          <w:lang w:val="ru-RU"/>
+        </w:rPr>
+      </w:pPr>
+      <w:r>
+        <w:rPr>
+          <w:rFonts w:ascii="Times New Roman" w:hAnsi="Times New Roman" w:cs="Times New Roman"/>
           <w:sz w:val="28"/>
           <w:szCs w:val="28"/>
           <w:lang w:val="ru-RU"/>
@@ -27579,95 +27645,95 @@
       <w:hyperlink r:id="rId15" w:tooltip="https://docs.cntd.ru/document/1200181534" w:history="1">
         <w:r>
           <w:rPr>
-            <w:rFonts w:ascii="Times New Roman" w:eastAsia="Arial" w:hAnsi="Times New Roman" w:cs="Times New Roman"/>
+            <w:rStyle w:val="aff8"/>
+            <w:rFonts w:ascii="Times New Roman" w:hAnsi="Times New Roman" w:cs="Times New Roman"/>
             <w:sz w:val="28"/>
             <w:szCs w:val="28"/>
-            <w:u w:val="single"/>
           </w:rPr>
           <w:t>https</w:t>
         </w:r>
         <w:r>
           <w:rPr>
-            <w:rFonts w:ascii="Times New Roman" w:eastAsia="Arial" w:hAnsi="Times New Roman" w:cs="Times New Roman"/>
+            <w:rStyle w:val="aff8"/>
+            <w:rFonts w:ascii="Times New Roman" w:hAnsi="Times New Roman" w:cs="Times New Roman"/>
             <w:sz w:val="28"/>
             <w:szCs w:val="28"/>
-            <w:u w:val="single"/>
             <w:lang w:val="ru-RU"/>
           </w:rPr>
           <w:t>://</w:t>
         </w:r>
         <w:r>
           <w:rPr>
-            <w:rFonts w:ascii="Times New Roman" w:eastAsia="Arial" w:hAnsi="Times New Roman" w:cs="Times New Roman"/>
+            <w:rStyle w:val="aff8"/>
+            <w:rFonts w:ascii="Times New Roman" w:hAnsi="Times New Roman" w:cs="Times New Roman"/>
             <w:sz w:val="28"/>
             <w:szCs w:val="28"/>
-            <w:u w:val="single"/>
           </w:rPr>
           <w:t>docs</w:t>
         </w:r>
         <w:r>
           <w:rPr>
-            <w:rFonts w:ascii="Times New Roman" w:eastAsia="Arial" w:hAnsi="Times New Roman" w:cs="Times New Roman"/>
+            <w:rStyle w:val="aff8"/>
+            <w:rFonts w:ascii="Times New Roman" w:hAnsi="Times New Roman" w:cs="Times New Roman"/>
             <w:sz w:val="28"/>
             <w:szCs w:val="28"/>
-            <w:u w:val="single"/>
             <w:lang w:val="ru-RU"/>
           </w:rPr>
           <w:t>.</w:t>
         </w:r>
         <w:r>
           <w:rPr>
-            <w:rFonts w:ascii="Times New Roman" w:eastAsia="Arial" w:hAnsi="Times New Roman" w:cs="Times New Roman"/>
+            <w:rStyle w:val="aff8"/>
+            <w:rFonts w:ascii="Times New Roman" w:hAnsi="Times New Roman" w:cs="Times New Roman"/>
             <w:sz w:val="28"/>
             <w:szCs w:val="28"/>
-            <w:u w:val="single"/>
           </w:rPr>
           <w:t>cntd</w:t>
         </w:r>
         <w:r>
           <w:rPr>
-            <w:rFonts w:ascii="Times New Roman" w:eastAsia="Arial" w:hAnsi="Times New Roman" w:cs="Times New Roman"/>
+            <w:rStyle w:val="aff8"/>
+            <w:rFonts w:ascii="Times New Roman" w:hAnsi="Times New Roman" w:cs="Times New Roman"/>
             <w:sz w:val="28"/>
             <w:szCs w:val="28"/>
-            <w:u w:val="single"/>
             <w:lang w:val="ru-RU"/>
           </w:rPr>
           <w:t>.</w:t>
         </w:r>
         <w:r>
           <w:rPr>
-            <w:rFonts w:ascii="Times New Roman" w:eastAsia="Arial" w:hAnsi="Times New Roman" w:cs="Times New Roman"/>
+            <w:rStyle w:val="aff8"/>
+            <w:rFonts w:ascii="Times New Roman" w:hAnsi="Times New Roman" w:cs="Times New Roman"/>
             <w:sz w:val="28"/>
             <w:szCs w:val="28"/>
-            <w:u w:val="single"/>
           </w:rPr>
           <w:t>ru</w:t>
         </w:r>
         <w:r>
           <w:rPr>
-            <w:rFonts w:ascii="Times New Roman" w:eastAsia="Arial" w:hAnsi="Times New Roman" w:cs="Times New Roman"/>
+            <w:rStyle w:val="aff8"/>
+            <w:rFonts w:ascii="Times New Roman" w:hAnsi="Times New Roman" w:cs="Times New Roman"/>
             <w:sz w:val="28"/>
             <w:szCs w:val="28"/>
-            <w:u w:val="single"/>
             <w:lang w:val="ru-RU"/>
           </w:rPr>
           <w:t>/</w:t>
         </w:r>
         <w:r>
           <w:rPr>
-            <w:rFonts w:ascii="Times New Roman" w:eastAsia="Arial" w:hAnsi="Times New Roman" w:cs="Times New Roman"/>
+            <w:rStyle w:val="aff8"/>
+            <w:rFonts w:ascii="Times New Roman" w:hAnsi="Times New Roman" w:cs="Times New Roman"/>
             <w:sz w:val="28"/>
             <w:szCs w:val="28"/>
-            <w:u w:val="single"/>
           </w:rPr>
           <w:t>document</w:t>
         </w:r>
         <w:r>
           <w:rPr>
-            <w:rFonts w:ascii="Times New Roman" w:eastAsia="Arial" w:hAnsi="Times New Roman" w:cs="Times New Roman"/>
+            <w:rStyle w:val="aff8"/>
+            <w:rFonts w:ascii="Times New Roman" w:hAnsi="Times New Roman" w:cs="Times New Roman"/>
             <w:sz w:val="28"/>
             <w:szCs w:val="28"/>
-            <w:u w:val="single"/>
             <w:lang w:val="ru-RU"/>
           </w:rPr>
           <w:t>/1200181534</w:t>
@@ -27675,7 +27741,7 @@
       </w:hyperlink>
       <w:r>
         <w:rPr>
-          <w:rFonts w:ascii="Times New Roman" w:eastAsia="Arial" w:hAnsi="Times New Roman" w:cs="Times New Roman"/>
+          <w:rFonts w:ascii="Times New Roman" w:hAnsi="Times New Roman" w:cs="Times New Roman"/>
           <w:sz w:val="28"/>
           <w:szCs w:val="28"/>
           <w:lang w:val="ru-RU"/>
@@ -27688,15 +27754,15 @@
         <w:spacing w:after="0" w:line="360" w:lineRule="auto"/>
         <w:jc w:val="both"/>
         <w:rPr>
-          <w:rFonts w:ascii="Times New Roman" w:eastAsia="Arial" w:hAnsi="Times New Roman" w:cs="Times New Roman"/>
-          <w:sz w:val="28"/>
-          <w:szCs w:val="28"/>
-          <w:lang w:val="ru-RU"/>
-        </w:rPr>
-      </w:pPr>
-      <w:r>
-        <w:rPr>
-          <w:rFonts w:ascii="Times New Roman" w:eastAsia="Arial" w:hAnsi="Times New Roman" w:cs="Times New Roman"/>
+          <w:rFonts w:ascii="Times New Roman" w:hAnsi="Times New Roman" w:cs="Times New Roman"/>
+          <w:sz w:val="28"/>
+          <w:szCs w:val="28"/>
+          <w:lang w:val="ru-RU"/>
+        </w:rPr>
+      </w:pPr>
+      <w:r>
+        <w:rPr>
+          <w:rFonts w:ascii="Times New Roman" w:hAnsi="Times New Roman" w:cs="Times New Roman"/>
           <w:sz w:val="28"/>
           <w:szCs w:val="28"/>
           <w:lang w:val="ru-RU"/>
@@ -27705,7 +27771,7 @@
       </w:r>
       <w:r>
         <w:rPr>
-          <w:rFonts w:ascii="Times New Roman" w:eastAsia="Arial" w:hAnsi="Times New Roman" w:cs="Times New Roman"/>
+          <w:rFonts w:ascii="Times New Roman" w:hAnsi="Times New Roman" w:cs="Times New Roman"/>
           <w:sz w:val="28"/>
           <w:szCs w:val="28"/>
         </w:rPr>
@@ -27713,7 +27779,7 @@
       </w:r>
       <w:r>
         <w:rPr>
-          <w:rFonts w:ascii="Times New Roman" w:eastAsia="Arial" w:hAnsi="Times New Roman" w:cs="Times New Roman"/>
+          <w:rFonts w:ascii="Times New Roman" w:hAnsi="Times New Roman" w:cs="Times New Roman"/>
           <w:sz w:val="28"/>
           <w:szCs w:val="28"/>
           <w:lang w:val="ru-RU"/>
@@ -27726,15 +27792,15 @@
         <w:spacing w:after="0" w:line="360" w:lineRule="auto"/>
         <w:jc w:val="both"/>
         <w:rPr>
-          <w:rFonts w:ascii="Times New Roman" w:eastAsia="Arial" w:hAnsi="Times New Roman" w:cs="Times New Roman"/>
-          <w:sz w:val="28"/>
-          <w:szCs w:val="28"/>
-          <w:lang w:val="ru-RU"/>
-        </w:rPr>
-      </w:pPr>
-      <w:r>
-        <w:rPr>
-          <w:rFonts w:ascii="Times New Roman" w:eastAsia="Arial" w:hAnsi="Times New Roman" w:cs="Times New Roman"/>
+          <w:rFonts w:ascii="Times New Roman" w:hAnsi="Times New Roman" w:cs="Times New Roman"/>
+          <w:sz w:val="28"/>
+          <w:szCs w:val="28"/>
+          <w:lang w:val="ru-RU"/>
+        </w:rPr>
+      </w:pPr>
+      <w:r>
+        <w:rPr>
+          <w:rFonts w:ascii="Times New Roman" w:hAnsi="Times New Roman" w:cs="Times New Roman"/>
           <w:sz w:val="28"/>
           <w:szCs w:val="28"/>
           <w:lang w:val="ru-RU"/>
@@ -27743,7 +27809,7 @@
       </w:r>
       <w:r>
         <w:rPr>
-          <w:rFonts w:ascii="Times New Roman" w:eastAsia="Arial" w:hAnsi="Times New Roman" w:cs="Times New Roman"/>
+          <w:rFonts w:ascii="Times New Roman" w:hAnsi="Times New Roman" w:cs="Times New Roman"/>
           <w:sz w:val="28"/>
           <w:szCs w:val="28"/>
         </w:rPr>
@@ -27751,7 +27817,7 @@
       </w:r>
       <w:r>
         <w:rPr>
-          <w:rFonts w:ascii="Times New Roman" w:eastAsia="Arial" w:hAnsi="Times New Roman" w:cs="Times New Roman"/>
+          <w:rFonts w:ascii="Times New Roman" w:hAnsi="Times New Roman" w:cs="Times New Roman"/>
           <w:sz w:val="28"/>
           <w:szCs w:val="28"/>
           <w:lang w:val="ru-RU"/>
@@ -27760,7 +27826,7 @@
       </w:r>
       <w:r>
         <w:rPr>
-          <w:rFonts w:ascii="Times New Roman" w:eastAsia="Arial" w:hAnsi="Times New Roman" w:cs="Times New Roman"/>
+          <w:rFonts w:ascii="Times New Roman" w:hAnsi="Times New Roman" w:cs="Times New Roman"/>
           <w:sz w:val="28"/>
           <w:szCs w:val="28"/>
         </w:rPr>
@@ -27768,7 +27834,7 @@
       </w:r>
       <w:r>
         <w:rPr>
-          <w:rFonts w:ascii="Times New Roman" w:eastAsia="Arial" w:hAnsi="Times New Roman" w:cs="Times New Roman"/>
+          <w:rFonts w:ascii="Times New Roman" w:hAnsi="Times New Roman" w:cs="Times New Roman"/>
           <w:sz w:val="28"/>
           <w:szCs w:val="28"/>
           <w:lang w:val="ru-RU"/>
@@ -27778,57 +27844,57 @@
       <w:hyperlink r:id="rId16" w:tooltip="https://react.dev/" w:history="1">
         <w:r>
           <w:rPr>
-            <w:rFonts w:ascii="Times New Roman" w:eastAsia="Arial" w:hAnsi="Times New Roman" w:cs="Times New Roman"/>
+            <w:rStyle w:val="aff8"/>
+            <w:rFonts w:ascii="Times New Roman" w:hAnsi="Times New Roman" w:cs="Times New Roman"/>
             <w:sz w:val="28"/>
             <w:szCs w:val="28"/>
-            <w:u w:val="single"/>
           </w:rPr>
           <w:t>https</w:t>
         </w:r>
         <w:r>
           <w:rPr>
-            <w:rFonts w:ascii="Times New Roman" w:eastAsia="Arial" w:hAnsi="Times New Roman" w:cs="Times New Roman"/>
+            <w:rStyle w:val="aff8"/>
+            <w:rFonts w:ascii="Times New Roman" w:hAnsi="Times New Roman" w:cs="Times New Roman"/>
             <w:sz w:val="28"/>
             <w:szCs w:val="28"/>
-            <w:u w:val="single"/>
             <w:lang w:val="ru-RU"/>
           </w:rPr>
           <w:t>://</w:t>
         </w:r>
         <w:r>
           <w:rPr>
-            <w:rFonts w:ascii="Times New Roman" w:eastAsia="Arial" w:hAnsi="Times New Roman" w:cs="Times New Roman"/>
+            <w:rStyle w:val="aff8"/>
+            <w:rFonts w:ascii="Times New Roman" w:hAnsi="Times New Roman" w:cs="Times New Roman"/>
             <w:sz w:val="28"/>
             <w:szCs w:val="28"/>
-            <w:u w:val="single"/>
           </w:rPr>
           <w:t>react</w:t>
         </w:r>
         <w:r>
           <w:rPr>
-            <w:rFonts w:ascii="Times New Roman" w:eastAsia="Arial" w:hAnsi="Times New Roman" w:cs="Times New Roman"/>
+            <w:rStyle w:val="aff8"/>
+            <w:rFonts w:ascii="Times New Roman" w:hAnsi="Times New Roman" w:cs="Times New Roman"/>
             <w:sz w:val="28"/>
             <w:szCs w:val="28"/>
-            <w:u w:val="single"/>
             <w:lang w:val="ru-RU"/>
           </w:rPr>
           <w:t>.</w:t>
         </w:r>
         <w:r>
           <w:rPr>
-            <w:rFonts w:ascii="Times New Roman" w:eastAsia="Arial" w:hAnsi="Times New Roman" w:cs="Times New Roman"/>
+            <w:rStyle w:val="aff8"/>
+            <w:rFonts w:ascii="Times New Roman" w:hAnsi="Times New Roman" w:cs="Times New Roman"/>
             <w:sz w:val="28"/>
             <w:szCs w:val="28"/>
-            <w:u w:val="single"/>
           </w:rPr>
           <w:t>dev</w:t>
         </w:r>
         <w:r>
           <w:rPr>
-            <w:rFonts w:ascii="Times New Roman" w:eastAsia="Arial" w:hAnsi="Times New Roman" w:cs="Times New Roman"/>
+            <w:rStyle w:val="aff8"/>
+            <w:rFonts w:ascii="Times New Roman" w:hAnsi="Times New Roman" w:cs="Times New Roman"/>
             <w:sz w:val="28"/>
             <w:szCs w:val="28"/>
-            <w:u w:val="single"/>
             <w:lang w:val="ru-RU"/>
           </w:rPr>
           <w:t>/</w:t>
@@ -27836,7 +27902,7 @@
       </w:hyperlink>
       <w:r>
         <w:rPr>
-          <w:rFonts w:ascii="Times New Roman" w:eastAsia="Arial" w:hAnsi="Times New Roman" w:cs="Times New Roman"/>
+          <w:rFonts w:ascii="Times New Roman" w:hAnsi="Times New Roman" w:cs="Times New Roman"/>
           <w:sz w:val="28"/>
           <w:szCs w:val="28"/>
           <w:lang w:val="ru-RU"/>
@@ -27849,15 +27915,15 @@
         <w:spacing w:after="0" w:line="360" w:lineRule="auto"/>
         <w:jc w:val="both"/>
         <w:rPr>
-          <w:rFonts w:ascii="Times New Roman" w:eastAsia="Arial" w:hAnsi="Times New Roman" w:cs="Times New Roman"/>
-          <w:sz w:val="28"/>
-          <w:szCs w:val="28"/>
-          <w:lang w:val="ru-RU"/>
-        </w:rPr>
-      </w:pPr>
-      <w:r>
-        <w:rPr>
-          <w:rFonts w:ascii="Times New Roman" w:eastAsia="Arial" w:hAnsi="Times New Roman" w:cs="Times New Roman"/>
+          <w:rFonts w:ascii="Times New Roman" w:hAnsi="Times New Roman" w:cs="Times New Roman"/>
+          <w:sz w:val="28"/>
+          <w:szCs w:val="28"/>
+          <w:lang w:val="ru-RU"/>
+        </w:rPr>
+      </w:pPr>
+      <w:r>
+        <w:rPr>
+          <w:rFonts w:ascii="Times New Roman" w:hAnsi="Times New Roman" w:cs="Times New Roman"/>
           <w:sz w:val="28"/>
           <w:szCs w:val="28"/>
         </w:rPr>
@@ -27865,7 +27931,7 @@
       </w:r>
       <w:r>
         <w:rPr>
-          <w:rFonts w:ascii="Times New Roman" w:eastAsia="Arial" w:hAnsi="Times New Roman" w:cs="Times New Roman"/>
+          <w:rFonts w:ascii="Times New Roman" w:hAnsi="Times New Roman" w:cs="Times New Roman"/>
           <w:sz w:val="28"/>
           <w:szCs w:val="28"/>
           <w:lang w:val="ru-RU"/>
@@ -27875,131 +27941,131 @@
       <w:hyperlink r:id="rId17" w:tooltip="https://firebase.google.com/docs/database/security" w:history="1">
         <w:r>
           <w:rPr>
-            <w:rFonts w:ascii="Times New Roman" w:eastAsia="Arial" w:hAnsi="Times New Roman" w:cs="Times New Roman"/>
+            <w:rStyle w:val="aff8"/>
+            <w:rFonts w:ascii="Times New Roman" w:hAnsi="Times New Roman" w:cs="Times New Roman"/>
             <w:sz w:val="28"/>
             <w:szCs w:val="28"/>
-            <w:u w:val="single"/>
           </w:rPr>
           <w:t>https</w:t>
         </w:r>
         <w:r>
           <w:rPr>
-            <w:rFonts w:ascii="Times New Roman" w:eastAsia="Arial" w:hAnsi="Times New Roman" w:cs="Times New Roman"/>
+            <w:rStyle w:val="aff8"/>
+            <w:rFonts w:ascii="Times New Roman" w:hAnsi="Times New Roman" w:cs="Times New Roman"/>
             <w:sz w:val="28"/>
             <w:szCs w:val="28"/>
-            <w:u w:val="single"/>
             <w:lang w:val="ru-RU"/>
           </w:rPr>
           <w:t>://</w:t>
         </w:r>
         <w:r>
           <w:rPr>
-            <w:rFonts w:ascii="Times New Roman" w:eastAsia="Arial" w:hAnsi="Times New Roman" w:cs="Times New Roman"/>
+            <w:rStyle w:val="aff8"/>
+            <w:rFonts w:ascii="Times New Roman" w:hAnsi="Times New Roman" w:cs="Times New Roman"/>
             <w:sz w:val="28"/>
             <w:szCs w:val="28"/>
-            <w:u w:val="single"/>
           </w:rPr>
           <w:t>firebase</w:t>
         </w:r>
         <w:r>
           <w:rPr>
-            <w:rFonts w:ascii="Times New Roman" w:eastAsia="Arial" w:hAnsi="Times New Roman" w:cs="Times New Roman"/>
+            <w:rStyle w:val="aff8"/>
+            <w:rFonts w:ascii="Times New Roman" w:hAnsi="Times New Roman" w:cs="Times New Roman"/>
             <w:sz w:val="28"/>
             <w:szCs w:val="28"/>
-            <w:u w:val="single"/>
             <w:lang w:val="ru-RU"/>
           </w:rPr>
           <w:t>.</w:t>
         </w:r>
         <w:r>
           <w:rPr>
-            <w:rFonts w:ascii="Times New Roman" w:eastAsia="Arial" w:hAnsi="Times New Roman" w:cs="Times New Roman"/>
+            <w:rStyle w:val="aff8"/>
+            <w:rFonts w:ascii="Times New Roman" w:hAnsi="Times New Roman" w:cs="Times New Roman"/>
             <w:sz w:val="28"/>
             <w:szCs w:val="28"/>
-            <w:u w:val="single"/>
           </w:rPr>
           <w:t>google</w:t>
         </w:r>
         <w:r>
           <w:rPr>
-            <w:rFonts w:ascii="Times New Roman" w:eastAsia="Arial" w:hAnsi="Times New Roman" w:cs="Times New Roman"/>
+            <w:rStyle w:val="aff8"/>
+            <w:rFonts w:ascii="Times New Roman" w:hAnsi="Times New Roman" w:cs="Times New Roman"/>
             <w:sz w:val="28"/>
             <w:szCs w:val="28"/>
-            <w:u w:val="single"/>
             <w:lang w:val="ru-RU"/>
           </w:rPr>
           <w:t>.</w:t>
         </w:r>
         <w:r>
           <w:rPr>
-            <w:rFonts w:ascii="Times New Roman" w:eastAsia="Arial" w:hAnsi="Times New Roman" w:cs="Times New Roman"/>
+            <w:rStyle w:val="aff8"/>
+            <w:rFonts w:ascii="Times New Roman" w:hAnsi="Times New Roman" w:cs="Times New Roman"/>
             <w:sz w:val="28"/>
             <w:szCs w:val="28"/>
-            <w:u w:val="single"/>
           </w:rPr>
           <w:t>com</w:t>
         </w:r>
         <w:r>
           <w:rPr>
-            <w:rFonts w:ascii="Times New Roman" w:eastAsia="Arial" w:hAnsi="Times New Roman" w:cs="Times New Roman"/>
+            <w:rStyle w:val="aff8"/>
+            <w:rFonts w:ascii="Times New Roman" w:hAnsi="Times New Roman" w:cs="Times New Roman"/>
             <w:sz w:val="28"/>
             <w:szCs w:val="28"/>
-            <w:u w:val="single"/>
             <w:lang w:val="ru-RU"/>
           </w:rPr>
           <w:t>/</w:t>
         </w:r>
         <w:r>
           <w:rPr>
-            <w:rFonts w:ascii="Times New Roman" w:eastAsia="Arial" w:hAnsi="Times New Roman" w:cs="Times New Roman"/>
+            <w:rStyle w:val="aff8"/>
+            <w:rFonts w:ascii="Times New Roman" w:hAnsi="Times New Roman" w:cs="Times New Roman"/>
             <w:sz w:val="28"/>
             <w:szCs w:val="28"/>
-            <w:u w:val="single"/>
           </w:rPr>
           <w:t>docs</w:t>
         </w:r>
         <w:r>
           <w:rPr>
-            <w:rFonts w:ascii="Times New Roman" w:eastAsia="Arial" w:hAnsi="Times New Roman" w:cs="Times New Roman"/>
+            <w:rStyle w:val="aff8"/>
+            <w:rFonts w:ascii="Times New Roman" w:hAnsi="Times New Roman" w:cs="Times New Roman"/>
             <w:sz w:val="28"/>
             <w:szCs w:val="28"/>
-            <w:u w:val="single"/>
             <w:lang w:val="ru-RU"/>
           </w:rPr>
           <w:t>/</w:t>
         </w:r>
         <w:r>
           <w:rPr>
-            <w:rFonts w:ascii="Times New Roman" w:eastAsia="Arial" w:hAnsi="Times New Roman" w:cs="Times New Roman"/>
+            <w:rStyle w:val="aff8"/>
+            <w:rFonts w:ascii="Times New Roman" w:hAnsi="Times New Roman" w:cs="Times New Roman"/>
             <w:sz w:val="28"/>
             <w:szCs w:val="28"/>
-            <w:u w:val="single"/>
           </w:rPr>
           <w:t>database</w:t>
         </w:r>
         <w:r>
           <w:rPr>
-            <w:rFonts w:ascii="Times New Roman" w:eastAsia="Arial" w:hAnsi="Times New Roman" w:cs="Times New Roman"/>
+            <w:rStyle w:val="aff8"/>
+            <w:rFonts w:ascii="Times New Roman" w:hAnsi="Times New Roman" w:cs="Times New Roman"/>
             <w:sz w:val="28"/>
             <w:szCs w:val="28"/>
-            <w:u w:val="single"/>
             <w:lang w:val="ru-RU"/>
           </w:rPr>
           <w:t>/</w:t>
         </w:r>
         <w:r>
           <w:rPr>
-            <w:rFonts w:ascii="Times New Roman" w:eastAsia="Arial" w:hAnsi="Times New Roman" w:cs="Times New Roman"/>
+            <w:rStyle w:val="aff8"/>
+            <w:rFonts w:ascii="Times New Roman" w:hAnsi="Times New Roman" w:cs="Times New Roman"/>
             <w:sz w:val="28"/>
             <w:szCs w:val="28"/>
-            <w:u w:val="single"/>
           </w:rPr>
           <w:t>security</w:t>
         </w:r>
       </w:hyperlink>
       <w:r>
         <w:rPr>
-          <w:rFonts w:ascii="Times New Roman" w:eastAsia="Arial" w:hAnsi="Times New Roman" w:cs="Times New Roman"/>
+          <w:rFonts w:ascii="Times New Roman" w:hAnsi="Times New Roman" w:cs="Times New Roman"/>
           <w:sz w:val="28"/>
           <w:szCs w:val="28"/>
           <w:lang w:val="ru-RU"/>
@@ -28012,32 +28078,70 @@
         <w:spacing w:after="0" w:line="360" w:lineRule="auto"/>
         <w:jc w:val="both"/>
         <w:rPr>
-          <w:rFonts w:ascii="Times New Roman" w:eastAsia="Arial" w:hAnsi="Times New Roman" w:cs="Times New Roman"/>
-          <w:sz w:val="28"/>
-          <w:szCs w:val="28"/>
-          <w:lang w:val="ru-RU"/>
-        </w:rPr>
-      </w:pPr>
-      <w:r>
-        <w:rPr>
-          <w:rFonts w:ascii="Times New Roman" w:eastAsia="Arial" w:hAnsi="Times New Roman" w:cs="Times New Roman"/>
-          <w:sz w:val="28"/>
-          <w:szCs w:val="28"/>
-          <w:lang w:val="ru-RU"/>
-        </w:rPr>
-        <w:t xml:space="preserve">5. </w:t>
-      </w:r>
-      <w:r>
-        <w:rPr>
-          <w:rFonts w:ascii="Times New Roman" w:eastAsia="Arial" w:hAnsi="Times New Roman" w:cs="Times New Roman"/>
-          <w:sz w:val="28"/>
-          <w:szCs w:val="28"/>
-        </w:rPr>
-        <w:t>MobX</w:t>
-      </w:r>
-      <w:r>
-        <w:rPr>
-          <w:rFonts w:ascii="Times New Roman" w:eastAsia="Arial" w:hAnsi="Times New Roman" w:cs="Times New Roman"/>
+          <w:rFonts w:ascii="Times New Roman" w:hAnsi="Times New Roman" w:cs="Times New Roman"/>
+          <w:sz w:val="28"/>
+          <w:szCs w:val="28"/>
+          <w:lang w:val="ru-RU"/>
+        </w:rPr>
+      </w:pPr>
+      <w:r>
+        <w:rPr>
+          <w:rFonts w:ascii="Times New Roman" w:hAnsi="Times New Roman" w:cs="Times New Roman"/>
+          <w:sz w:val="28"/>
+          <w:szCs w:val="28"/>
+          <w:lang w:val="ru-RU"/>
+        </w:rPr>
+        <w:t xml:space="preserve">5. Флэнаган Д. Новая большая книга </w:t>
+      </w:r>
+      <w:r>
+        <w:rPr>
+          <w:rFonts w:ascii="Times New Roman" w:hAnsi="Times New Roman" w:cs="Times New Roman"/>
+          <w:sz w:val="28"/>
+          <w:szCs w:val="28"/>
+        </w:rPr>
+        <w:t>CSS</w:t>
+      </w:r>
+      <w:r>
+        <w:rPr>
+          <w:rFonts w:ascii="Times New Roman" w:hAnsi="Times New Roman" w:cs="Times New Roman"/>
+          <w:sz w:val="28"/>
+          <w:szCs w:val="28"/>
+          <w:lang w:val="ru-RU"/>
+        </w:rPr>
+        <w:t>. — СПб.: Символ-Плюс, 2026. — 720 с.</w:t>
+      </w:r>
+    </w:p>
+    <w:p>
+      <w:pPr>
+        <w:spacing w:after="0" w:line="360" w:lineRule="auto"/>
+        <w:jc w:val="both"/>
+        <w:rPr>
+          <w:rFonts w:ascii="Times New Roman" w:hAnsi="Times New Roman" w:cs="Times New Roman"/>
+          <w:sz w:val="28"/>
+          <w:szCs w:val="28"/>
+          <w:lang w:val="ru-RU"/>
+        </w:rPr>
+      </w:pPr>
+      <w:r>
+        <w:rPr>
+          <w:rFonts w:ascii="Times New Roman" w:hAnsi="Times New Roman" w:cs="Times New Roman"/>
+          <w:sz w:val="28"/>
+          <w:szCs w:val="28"/>
+          <w:lang w:val="ru-RU"/>
+        </w:rPr>
+        <w:t xml:space="preserve">6. </w:t>
+      </w:r>
+      <w:r>
+        <w:rPr>
+          <w:rFonts w:ascii="Times New Roman" w:hAnsi="Times New Roman" w:cs="Times New Roman"/>
+          <w:sz w:val="28"/>
+          <w:szCs w:val="28"/>
+        </w:rPr>
+        <w:t>Vite</w:t>
+      </w:r>
+      <w:r>
+        <w:rPr>
+          <w:rFonts w:ascii="Times New Roman" w:hAnsi="Times New Roman" w:cs="Times New Roman"/>
           <w:sz w:val="28"/>
           <w:szCs w:val="28"/>
           <w:lang w:val="ru-RU"/>
@@ -28046,15 +28150,15 @@
       </w:r>
       <w:r>
         <w:rPr>
-          <w:rFonts w:ascii="Times New Roman" w:eastAsia="Arial" w:hAnsi="Times New Roman" w:cs="Times New Roman"/>
-          <w:sz w:val="28"/>
-          <w:szCs w:val="28"/>
-        </w:rPr>
-        <w:t>State</w:t>
-      </w:r>
-      <w:r>
-        <w:rPr>
-          <w:rFonts w:ascii="Times New Roman" w:eastAsia="Arial" w:hAnsi="Times New Roman" w:cs="Times New Roman"/>
+          <w:rFonts w:ascii="Times New Roman" w:hAnsi="Times New Roman" w:cs="Times New Roman"/>
+          <w:sz w:val="28"/>
+          <w:szCs w:val="28"/>
+        </w:rPr>
+        <w:t>Build</w:t>
+      </w:r>
+      <w:r>
+        <w:rPr>
+          <w:rFonts w:ascii="Times New Roman" w:hAnsi="Times New Roman" w:cs="Times New Roman"/>
           <w:sz w:val="28"/>
           <w:szCs w:val="28"/>
           <w:lang w:val="ru-RU"/>
@@ -28063,15 +28167,15 @@
       </w:r>
       <w:r>
         <w:rPr>
-          <w:rFonts w:ascii="Times New Roman" w:eastAsia="Arial" w:hAnsi="Times New Roman" w:cs="Times New Roman"/>
-          <w:sz w:val="28"/>
-          <w:szCs w:val="28"/>
-        </w:rPr>
-        <w:t>Management</w:t>
-      </w:r>
-      <w:r>
-        <w:rPr>
-          <w:rFonts w:ascii="Times New Roman" w:eastAsia="Arial" w:hAnsi="Times New Roman" w:cs="Times New Roman"/>
+          <w:rFonts w:ascii="Times New Roman" w:hAnsi="Times New Roman" w:cs="Times New Roman"/>
+          <w:sz w:val="28"/>
+          <w:szCs w:val="28"/>
+        </w:rPr>
+        <w:t>Tool</w:t>
+      </w:r>
+      <w:r>
+        <w:rPr>
+          <w:rFonts w:ascii="Times New Roman" w:hAnsi="Times New Roman" w:cs="Times New Roman"/>
           <w:sz w:val="28"/>
           <w:szCs w:val="28"/>
           <w:lang w:val="ru-RU"/>
@@ -28080,887 +28184,718 @@
       </w:r>
       <w:r>
         <w:rPr>
-          <w:rFonts w:ascii="Times New Roman" w:eastAsia="Arial" w:hAnsi="Times New Roman" w:cs="Times New Roman"/>
-          <w:sz w:val="28"/>
-          <w:szCs w:val="28"/>
-        </w:rPr>
-        <w:t>Guide</w:t>
-      </w:r>
-      <w:r>
-        <w:rPr>
-          <w:rFonts w:ascii="Times New Roman" w:eastAsia="Arial" w:hAnsi="Times New Roman" w:cs="Times New Roman"/>
-          <w:sz w:val="28"/>
-          <w:szCs w:val="28"/>
-          <w:lang w:val="ru-RU"/>
-        </w:rPr>
-        <w:t xml:space="preserve">. [Электронный ресурс] Режим доступа: </w:t>
-      </w:r>
-      <w:hyperlink r:id="rId18" w:tooltip="https://mobx.js.org/README.html" w:history="1">
+          <w:rFonts w:ascii="Times New Roman" w:hAnsi="Times New Roman" w:cs="Times New Roman"/>
+          <w:sz w:val="28"/>
+          <w:szCs w:val="28"/>
+        </w:rPr>
+        <w:t>Documentation</w:t>
+      </w:r>
+      <w:r>
+        <w:rPr>
+          <w:rFonts w:ascii="Times New Roman" w:hAnsi="Times New Roman" w:cs="Times New Roman"/>
+          <w:sz w:val="28"/>
+          <w:szCs w:val="28"/>
+          <w:lang w:val="ru-RU"/>
+        </w:rPr>
+        <w:t>. [</w:t>
+      </w:r>
+      <w:r>
+        <w:rPr>
+          <w:rFonts w:ascii="Times New Roman" w:hAnsi="Times New Roman" w:cs="Times New Roman"/>
+          <w:sz w:val="28"/>
+          <w:szCs w:val="28"/>
+          <w:lang w:val="ru-RU"/>
+        </w:rPr>
+        <w:t>Электронный</w:t>
+      </w:r>
+      <w:r>
+        <w:rPr>
+          <w:rFonts w:ascii="Times New Roman" w:hAnsi="Times New Roman" w:cs="Times New Roman"/>
+          <w:sz w:val="28"/>
+          <w:szCs w:val="28"/>
+          <w:lang w:val="ru-RU"/>
+        </w:rPr>
+        <w:t xml:space="preserve"> </w:t>
+      </w:r>
+      <w:r>
+        <w:rPr>
+          <w:rFonts w:ascii="Times New Roman" w:hAnsi="Times New Roman" w:cs="Times New Roman"/>
+          <w:sz w:val="28"/>
+          <w:szCs w:val="28"/>
+          <w:lang w:val="ru-RU"/>
+        </w:rPr>
+        <w:t>ресурс</w:t>
+      </w:r>
+      <w:r>
+        <w:rPr>
+          <w:rFonts w:ascii="Times New Roman" w:hAnsi="Times New Roman" w:cs="Times New Roman"/>
+          <w:sz w:val="28"/>
+          <w:szCs w:val="28"/>
+          <w:lang w:val="ru-RU"/>
+        </w:rPr>
+        <w:t xml:space="preserve">] </w:t>
+      </w:r>
+      <w:r>
+        <w:rPr>
+          <w:rFonts w:ascii="Times New Roman" w:hAnsi="Times New Roman" w:cs="Times New Roman"/>
+          <w:sz w:val="28"/>
+          <w:szCs w:val="28"/>
+          <w:lang w:val="ru-RU"/>
+        </w:rPr>
+        <w:t>Режим</w:t>
+      </w:r>
+      <w:r>
+        <w:rPr>
+          <w:rFonts w:ascii="Times New Roman" w:hAnsi="Times New Roman" w:cs="Times New Roman"/>
+          <w:sz w:val="28"/>
+          <w:szCs w:val="28"/>
+          <w:lang w:val="ru-RU"/>
+        </w:rPr>
+        <w:t xml:space="preserve"> </w:t>
+      </w:r>
+      <w:r>
+        <w:rPr>
+          <w:rFonts w:ascii="Times New Roman" w:hAnsi="Times New Roman" w:cs="Times New Roman"/>
+          <w:sz w:val="28"/>
+          <w:szCs w:val="28"/>
+          <w:lang w:val="ru-RU"/>
+        </w:rPr>
+        <w:t>доступа</w:t>
+      </w:r>
+      <w:r>
+        <w:rPr>
+          <w:rFonts w:ascii="Times New Roman" w:hAnsi="Times New Roman" w:cs="Times New Roman"/>
+          <w:sz w:val="28"/>
+          <w:szCs w:val="28"/>
+          <w:lang w:val="ru-RU"/>
+        </w:rPr>
+        <w:t xml:space="preserve">: </w:t>
+      </w:r>
+      <w:hyperlink r:id="rId18" w:tooltip="https://vitejs.dev/guide/" w:history="1">
         <w:r>
           <w:rPr>
-            <w:rFonts w:ascii="Times New Roman" w:eastAsia="Arial" w:hAnsi="Times New Roman" w:cs="Times New Roman"/>
+            <w:rStyle w:val="aff8"/>
+            <w:rFonts w:ascii="Times New Roman" w:hAnsi="Times New Roman" w:cs="Times New Roman"/>
             <w:sz w:val="28"/>
             <w:szCs w:val="28"/>
-            <w:u w:val="single"/>
           </w:rPr>
           <w:t>https</w:t>
         </w:r>
         <w:r>
           <w:rPr>
-            <w:rFonts w:ascii="Times New Roman" w:eastAsia="Arial" w:hAnsi="Times New Roman" w:cs="Times New Roman"/>
+            <w:rStyle w:val="aff8"/>
+            <w:rFonts w:ascii="Times New Roman" w:hAnsi="Times New Roman" w:cs="Times New Roman"/>
             <w:sz w:val="28"/>
             <w:szCs w:val="28"/>
-            <w:u w:val="single"/>
             <w:lang w:val="ru-RU"/>
           </w:rPr>
           <w:t>://</w:t>
         </w:r>
         <w:r>
           <w:rPr>
-            <w:rFonts w:ascii="Times New Roman" w:eastAsia="Arial" w:hAnsi="Times New Roman" w:cs="Times New Roman"/>
+            <w:rStyle w:val="aff8"/>
+            <w:rFonts w:ascii="Times New Roman" w:hAnsi="Times New Roman" w:cs="Times New Roman"/>
             <w:sz w:val="28"/>
             <w:szCs w:val="28"/>
-            <w:u w:val="single"/>
           </w:rPr>
-          <w:t>mobx</w:t>
+          <w:t>vitejs</w:t>
         </w:r>
         <w:r>
           <w:rPr>
-            <w:rFonts w:ascii="Times New Roman" w:eastAsia="Arial" w:hAnsi="Times New Roman" w:cs="Times New Roman"/>
+            <w:rStyle w:val="aff8"/>
+            <w:rFonts w:ascii="Times New Roman" w:hAnsi="Times New Roman" w:cs="Times New Roman"/>
             <w:sz w:val="28"/>
             <w:szCs w:val="28"/>
-            <w:u w:val="single"/>
             <w:lang w:val="ru-RU"/>
           </w:rPr>
           <w:t>.</w:t>
         </w:r>
         <w:r>
           <w:rPr>
-            <w:rFonts w:ascii="Times New Roman" w:eastAsia="Arial" w:hAnsi="Times New Roman" w:cs="Times New Roman"/>
+            <w:rStyle w:val="aff8"/>
+            <w:rFonts w:ascii="Times New Roman" w:hAnsi="Times New Roman" w:cs="Times New Roman"/>
             <w:sz w:val="28"/>
             <w:szCs w:val="28"/>
-            <w:u w:val="single"/>
           </w:rPr>
-          <w:t>js</w:t>
+          <w:t>dev</w:t>
         </w:r>
         <w:r>
           <w:rPr>
-            <w:rFonts w:ascii="Times New Roman" w:eastAsia="Arial" w:hAnsi="Times New Roman" w:cs="Times New Roman"/>
+            <w:rStyle w:val="aff8"/>
+            <w:rFonts w:ascii="Times New Roman" w:hAnsi="Times New Roman" w:cs="Times New Roman"/>
             <w:sz w:val="28"/>
             <w:szCs w:val="28"/>
-            <w:u w:val="single"/>
+            <w:lang w:val="ru-RU"/>
+          </w:rPr>
+          <w:t>/</w:t>
+        </w:r>
+        <w:r>
+          <w:rPr>
+            <w:rStyle w:val="aff8"/>
+            <w:rFonts w:ascii="Times New Roman" w:hAnsi="Times New Roman" w:cs="Times New Roman"/>
+            <w:sz w:val="28"/>
+            <w:szCs w:val="28"/>
+          </w:rPr>
+          <w:t>guide</w:t>
+        </w:r>
+        <w:r>
+          <w:rPr>
+            <w:rStyle w:val="aff8"/>
+            <w:rFonts w:ascii="Times New Roman" w:hAnsi="Times New Roman" w:cs="Times New Roman"/>
+            <w:sz w:val="28"/>
+            <w:szCs w:val="28"/>
+            <w:lang w:val="ru-RU"/>
+          </w:rPr>
+          <w:t>/</w:t>
+        </w:r>
+      </w:hyperlink>
+      <w:r>
+        <w:rPr>
+          <w:rFonts w:ascii="Times New Roman" w:hAnsi="Times New Roman" w:cs="Times New Roman"/>
+          <w:sz w:val="28"/>
+          <w:szCs w:val="28"/>
+          <w:lang w:val="ru-RU"/>
+        </w:rPr>
+        <w:t>.</w:t>
+      </w:r>
+    </w:p>
+    <w:p>
+      <w:pPr>
+        <w:spacing w:after="0" w:line="360" w:lineRule="auto"/>
+        <w:jc w:val="both"/>
+        <w:rPr>
+          <w:rFonts w:ascii="Times New Roman" w:hAnsi="Times New Roman" w:cs="Times New Roman"/>
+          <w:sz w:val="28"/>
+          <w:szCs w:val="28"/>
+          <w:lang w:val="ru-RU"/>
+        </w:rPr>
+      </w:pPr>
+      <w:r>
+        <w:rPr>
+          <w:rFonts w:ascii="Times New Roman" w:hAnsi="Times New Roman" w:cs="Times New Roman"/>
+          <w:sz w:val="28"/>
+          <w:szCs w:val="28"/>
+          <w:lang w:val="ru-RU"/>
+        </w:rPr>
+        <w:t xml:space="preserve">7. Кухтин С.А. </w:t>
+      </w:r>
+      <w:r>
+        <w:rPr>
+          <w:rFonts w:ascii="Times New Roman" w:hAnsi="Times New Roman" w:cs="Times New Roman"/>
+          <w:sz w:val="28"/>
+          <w:szCs w:val="28"/>
+        </w:rPr>
+        <w:t>Frontend</w:t>
+      </w:r>
+      <w:r>
+        <w:rPr>
+          <w:rFonts w:ascii="Times New Roman" w:hAnsi="Times New Roman" w:cs="Times New Roman"/>
+          <w:sz w:val="28"/>
+          <w:szCs w:val="28"/>
+          <w:lang w:val="ru-RU"/>
+        </w:rPr>
+        <w:t xml:space="preserve">-разработка сайтов и приложений на </w:t>
+      </w:r>
+      <w:r>
+        <w:rPr>
+          <w:rFonts w:ascii="Times New Roman" w:hAnsi="Times New Roman" w:cs="Times New Roman"/>
+          <w:sz w:val="28"/>
+          <w:szCs w:val="28"/>
+        </w:rPr>
+        <w:t>HTML</w:t>
+      </w:r>
+      <w:r>
+        <w:rPr>
+          <w:rFonts w:ascii="Times New Roman" w:hAnsi="Times New Roman" w:cs="Times New Roman"/>
+          <w:sz w:val="28"/>
+          <w:szCs w:val="28"/>
+          <w:lang w:val="ru-RU"/>
+        </w:rPr>
+        <w:t xml:space="preserve">, </w:t>
+      </w:r>
+      <w:r>
+        <w:rPr>
+          <w:rFonts w:ascii="Times New Roman" w:hAnsi="Times New Roman" w:cs="Times New Roman"/>
+          <w:sz w:val="28"/>
+          <w:szCs w:val="28"/>
+        </w:rPr>
+        <w:t>CSS</w:t>
+      </w:r>
+      <w:r>
+        <w:rPr>
+          <w:rFonts w:ascii="Times New Roman" w:hAnsi="Times New Roman" w:cs="Times New Roman"/>
+          <w:sz w:val="28"/>
+          <w:szCs w:val="28"/>
+          <w:lang w:val="ru-RU"/>
+        </w:rPr>
+        <w:t xml:space="preserve">, </w:t>
+      </w:r>
+      <w:r>
+        <w:rPr>
+          <w:rFonts w:ascii="Times New Roman" w:hAnsi="Times New Roman" w:cs="Times New Roman"/>
+          <w:sz w:val="28"/>
+          <w:szCs w:val="28"/>
+        </w:rPr>
+        <w:t>JavaScript</w:t>
+      </w:r>
+      <w:r>
+        <w:rPr>
+          <w:rFonts w:ascii="Times New Roman" w:hAnsi="Times New Roman" w:cs="Times New Roman"/>
+          <w:sz w:val="28"/>
+          <w:szCs w:val="28"/>
+          <w:lang w:val="ru-RU"/>
+        </w:rPr>
+        <w:t xml:space="preserve"> и </w:t>
+      </w:r>
+      <w:r>
+        <w:rPr>
+          <w:rFonts w:ascii="Times New Roman" w:hAnsi="Times New Roman" w:cs="Times New Roman"/>
+          <w:sz w:val="28"/>
+          <w:szCs w:val="28"/>
+        </w:rPr>
+        <w:t>React</w:t>
+      </w:r>
+      <w:r>
+        <w:rPr>
+          <w:rFonts w:ascii="Times New Roman" w:hAnsi="Times New Roman" w:cs="Times New Roman"/>
+          <w:sz w:val="28"/>
+          <w:szCs w:val="28"/>
+          <w:lang w:val="ru-RU"/>
+        </w:rPr>
+        <w:t>. — 2025. — 512 с.</w:t>
+      </w:r>
+    </w:p>
+    <w:p>
+      <w:pPr>
+        <w:spacing w:after="0" w:line="360" w:lineRule="auto"/>
+        <w:jc w:val="both"/>
+        <w:rPr>
+          <w:rFonts w:ascii="Times New Roman" w:hAnsi="Times New Roman" w:cs="Times New Roman"/>
+          <w:sz w:val="28"/>
+          <w:szCs w:val="28"/>
+          <w:lang w:val="ru-RU"/>
+        </w:rPr>
+      </w:pPr>
+      <w:r>
+        <w:rPr>
+          <w:rFonts w:ascii="Times New Roman" w:hAnsi="Times New Roman" w:cs="Times New Roman"/>
+          <w:sz w:val="28"/>
+          <w:szCs w:val="28"/>
+        </w:rPr>
+        <w:t xml:space="preserve">8. Guide to modern web design trends 2024. </w:t>
+      </w:r>
+      <w:r>
+        <w:rPr>
+          <w:rFonts w:ascii="Times New Roman" w:hAnsi="Times New Roman" w:cs="Times New Roman"/>
+          <w:sz w:val="28"/>
+          <w:szCs w:val="28"/>
+          <w:lang w:val="ru-RU"/>
+        </w:rPr>
+        <w:t xml:space="preserve">[Электронный ресурс] Режим доступа: </w:t>
+      </w:r>
+      <w:hyperlink r:id="rId19" w:tooltip="https://www.smashingmagazine.com/2024/01/web-design-trends/" w:history="1">
+        <w:r>
+          <w:rPr>
+            <w:rStyle w:val="aff8"/>
+            <w:rFonts w:ascii="Times New Roman" w:hAnsi="Times New Roman" w:cs="Times New Roman"/>
+            <w:sz w:val="28"/>
+            <w:szCs w:val="28"/>
+          </w:rPr>
+          <w:t>https</w:t>
+        </w:r>
+        <w:r>
+          <w:rPr>
+            <w:rStyle w:val="aff8"/>
+            <w:rFonts w:ascii="Times New Roman" w:hAnsi="Times New Roman" w:cs="Times New Roman"/>
+            <w:sz w:val="28"/>
+            <w:szCs w:val="28"/>
+            <w:lang w:val="ru-RU"/>
+          </w:rPr>
+          <w:t>://</w:t>
+        </w:r>
+        <w:r>
+          <w:rPr>
+            <w:rStyle w:val="aff8"/>
+            <w:rFonts w:ascii="Times New Roman" w:hAnsi="Times New Roman" w:cs="Times New Roman"/>
+            <w:sz w:val="28"/>
+            <w:szCs w:val="28"/>
+          </w:rPr>
+          <w:t>www</w:t>
+        </w:r>
+        <w:r>
+          <w:rPr>
+            <w:rStyle w:val="aff8"/>
+            <w:rFonts w:ascii="Times New Roman" w:hAnsi="Times New Roman" w:cs="Times New Roman"/>
+            <w:sz w:val="28"/>
+            <w:szCs w:val="28"/>
             <w:lang w:val="ru-RU"/>
           </w:rPr>
           <w:t>.</w:t>
         </w:r>
         <w:r>
           <w:rPr>
-            <w:rFonts w:ascii="Times New Roman" w:eastAsia="Arial" w:hAnsi="Times New Roman" w:cs="Times New Roman"/>
+            <w:rStyle w:val="aff8"/>
+            <w:rFonts w:ascii="Times New Roman" w:hAnsi="Times New Roman" w:cs="Times New Roman"/>
             <w:sz w:val="28"/>
             <w:szCs w:val="28"/>
-            <w:u w:val="single"/>
           </w:rPr>
-          <w:t>org</w:t>
+          <w:t>smashingmagazine</w:t>
         </w:r>
         <w:r>
           <w:rPr>
-            <w:rFonts w:ascii="Times New Roman" w:eastAsia="Arial" w:hAnsi="Times New Roman" w:cs="Times New Roman"/>
+            <w:rStyle w:val="aff8"/>
+            <w:rFonts w:ascii="Times New Roman" w:hAnsi="Times New Roman" w:cs="Times New Roman"/>
             <w:sz w:val="28"/>
             <w:szCs w:val="28"/>
-            <w:u w:val="single"/>
+            <w:lang w:val="ru-RU"/>
+          </w:rPr>
+          <w:t>.</w:t>
+        </w:r>
+        <w:r>
+          <w:rPr>
+            <w:rStyle w:val="aff8"/>
+            <w:rFonts w:ascii="Times New Roman" w:hAnsi="Times New Roman" w:cs="Times New Roman"/>
+            <w:sz w:val="28"/>
+            <w:szCs w:val="28"/>
+          </w:rPr>
+          <w:t>com</w:t>
+        </w:r>
+        <w:r>
+          <w:rPr>
+            <w:rStyle w:val="aff8"/>
+            <w:rFonts w:ascii="Times New Roman" w:hAnsi="Times New Roman" w:cs="Times New Roman"/>
+            <w:sz w:val="28"/>
+            <w:szCs w:val="28"/>
+            <w:lang w:val="ru-RU"/>
+          </w:rPr>
+          <w:t>/2024/01/</w:t>
+        </w:r>
+        <w:r>
+          <w:rPr>
+            <w:rStyle w:val="aff8"/>
+            <w:rFonts w:ascii="Times New Roman" w:hAnsi="Times New Roman" w:cs="Times New Roman"/>
+            <w:sz w:val="28"/>
+            <w:szCs w:val="28"/>
+          </w:rPr>
+          <w:t>web</w:t>
+        </w:r>
+        <w:r>
+          <w:rPr>
+            <w:rStyle w:val="aff8"/>
+            <w:rFonts w:ascii="Times New Roman" w:hAnsi="Times New Roman" w:cs="Times New Roman"/>
+            <w:sz w:val="28"/>
+            <w:szCs w:val="28"/>
+            <w:lang w:val="ru-RU"/>
+          </w:rPr>
+          <w:t>-</w:t>
+        </w:r>
+        <w:r>
+          <w:rPr>
+            <w:rStyle w:val="aff8"/>
+            <w:rFonts w:ascii="Times New Roman" w:hAnsi="Times New Roman" w:cs="Times New Roman"/>
+            <w:sz w:val="28"/>
+            <w:szCs w:val="28"/>
+          </w:rPr>
+          <w:t>design</w:t>
+        </w:r>
+        <w:r>
+          <w:rPr>
+            <w:rStyle w:val="aff8"/>
+            <w:rFonts w:ascii="Times New Roman" w:hAnsi="Times New Roman" w:cs="Times New Roman"/>
+            <w:sz w:val="28"/>
+            <w:szCs w:val="28"/>
+            <w:lang w:val="ru-RU"/>
+          </w:rPr>
+          <w:t>-</w:t>
+        </w:r>
+        <w:r>
+          <w:rPr>
+            <w:rStyle w:val="aff8"/>
+            <w:rFonts w:ascii="Times New Roman" w:hAnsi="Times New Roman" w:cs="Times New Roman"/>
+            <w:sz w:val="28"/>
+            <w:szCs w:val="28"/>
+          </w:rPr>
+          <w:t>trends</w:t>
+        </w:r>
+        <w:r>
+          <w:rPr>
+            <w:rStyle w:val="aff8"/>
+            <w:rFonts w:ascii="Times New Roman" w:hAnsi="Times New Roman" w:cs="Times New Roman"/>
+            <w:sz w:val="28"/>
+            <w:szCs w:val="28"/>
+            <w:lang w:val="ru-RU"/>
+          </w:rPr>
+          <w:t>/</w:t>
+        </w:r>
+      </w:hyperlink>
+      <w:r>
+        <w:rPr>
+          <w:rFonts w:ascii="Times New Roman" w:hAnsi="Times New Roman" w:cs="Times New Roman"/>
+          <w:sz w:val="28"/>
+          <w:szCs w:val="28"/>
+          <w:lang w:val="ru-RU"/>
+        </w:rPr>
+        <w:t>.</w:t>
+      </w:r>
+    </w:p>
+    <w:p>
+      <w:pPr>
+        <w:spacing w:after="0" w:line="360" w:lineRule="auto"/>
+        <w:jc w:val="both"/>
+        <w:rPr>
+          <w:rFonts w:ascii="Times New Roman" w:hAnsi="Times New Roman" w:cs="Times New Roman"/>
+          <w:sz w:val="28"/>
+          <w:szCs w:val="28"/>
+          <w:lang w:val="ru-RU"/>
+        </w:rPr>
+      </w:pPr>
+      <w:r>
+        <w:rPr>
+          <w:rFonts w:ascii="Times New Roman" w:hAnsi="Times New Roman" w:cs="Times New Roman"/>
+          <w:sz w:val="28"/>
+          <w:szCs w:val="28"/>
+          <w:lang w:val="ru-RU"/>
+        </w:rPr>
+        <w:t xml:space="preserve">9. </w:t>
+      </w:r>
+      <w:r>
+        <w:rPr>
+          <w:rFonts w:ascii="Times New Roman" w:hAnsi="Times New Roman" w:cs="Times New Roman"/>
+          <w:sz w:val="28"/>
+          <w:szCs w:val="28"/>
+        </w:rPr>
+        <w:t>SASS</w:t>
+      </w:r>
+      <w:r>
+        <w:rPr>
+          <w:rFonts w:ascii="Times New Roman" w:hAnsi="Times New Roman" w:cs="Times New Roman"/>
+          <w:sz w:val="28"/>
+          <w:szCs w:val="28"/>
+          <w:lang w:val="ru-RU"/>
+        </w:rPr>
+        <w:t xml:space="preserve"> </w:t>
+      </w:r>
+      <w:r>
+        <w:rPr>
+          <w:rFonts w:ascii="Times New Roman" w:hAnsi="Times New Roman" w:cs="Times New Roman"/>
+          <w:sz w:val="28"/>
+          <w:szCs w:val="28"/>
+        </w:rPr>
+        <w:t>Modules</w:t>
+      </w:r>
+      <w:r>
+        <w:rPr>
+          <w:rFonts w:ascii="Times New Roman" w:hAnsi="Times New Roman" w:cs="Times New Roman"/>
+          <w:sz w:val="28"/>
+          <w:szCs w:val="28"/>
+          <w:lang w:val="ru-RU"/>
+        </w:rPr>
+        <w:t xml:space="preserve"> </w:t>
+      </w:r>
+      <w:r>
+        <w:rPr>
+          <w:rFonts w:ascii="Times New Roman" w:hAnsi="Times New Roman" w:cs="Times New Roman"/>
+          <w:sz w:val="28"/>
+          <w:szCs w:val="28"/>
+        </w:rPr>
+        <w:t>and</w:t>
+      </w:r>
+      <w:r>
+        <w:rPr>
+          <w:rFonts w:ascii="Times New Roman" w:hAnsi="Times New Roman" w:cs="Times New Roman"/>
+          <w:sz w:val="28"/>
+          <w:szCs w:val="28"/>
+          <w:lang w:val="ru-RU"/>
+        </w:rPr>
+        <w:t xml:space="preserve"> </w:t>
+      </w:r>
+      <w:r>
+        <w:rPr>
+          <w:rFonts w:ascii="Times New Roman" w:hAnsi="Times New Roman" w:cs="Times New Roman"/>
+          <w:sz w:val="28"/>
+          <w:szCs w:val="28"/>
+        </w:rPr>
+        <w:t>Architecture</w:t>
+      </w:r>
+      <w:r>
+        <w:rPr>
+          <w:rFonts w:ascii="Times New Roman" w:hAnsi="Times New Roman" w:cs="Times New Roman"/>
+          <w:sz w:val="28"/>
+          <w:szCs w:val="28"/>
+          <w:lang w:val="ru-RU"/>
+        </w:rPr>
+        <w:t xml:space="preserve">. [Электронный ресурс] Режим доступа: </w:t>
+      </w:r>
+      <w:hyperlink r:id="rId20" w:tooltip="https://sass-lang.com/documentation/modules" w:history="1">
+        <w:r>
+          <w:rPr>
+            <w:rStyle w:val="aff8"/>
+            <w:rFonts w:ascii="Times New Roman" w:hAnsi="Times New Roman" w:cs="Times New Roman"/>
+            <w:sz w:val="28"/>
+            <w:szCs w:val="28"/>
+          </w:rPr>
+          <w:t>https</w:t>
+        </w:r>
+        <w:r>
+          <w:rPr>
+            <w:rStyle w:val="aff8"/>
+            <w:rFonts w:ascii="Times New Roman" w:hAnsi="Times New Roman" w:cs="Times New Roman"/>
+            <w:sz w:val="28"/>
+            <w:szCs w:val="28"/>
+            <w:lang w:val="ru-RU"/>
+          </w:rPr>
+          <w:t>://</w:t>
+        </w:r>
+        <w:r>
+          <w:rPr>
+            <w:rStyle w:val="aff8"/>
+            <w:rFonts w:ascii="Times New Roman" w:hAnsi="Times New Roman" w:cs="Times New Roman"/>
+            <w:sz w:val="28"/>
+            <w:szCs w:val="28"/>
+          </w:rPr>
+          <w:t>sass</w:t>
+        </w:r>
+        <w:r>
+          <w:rPr>
+            <w:rStyle w:val="aff8"/>
+            <w:rFonts w:ascii="Times New Roman" w:hAnsi="Times New Roman" w:cs="Times New Roman"/>
+            <w:sz w:val="28"/>
+            <w:szCs w:val="28"/>
+            <w:lang w:val="ru-RU"/>
+          </w:rPr>
+          <w:t>-</w:t>
+        </w:r>
+        <w:r>
+          <w:rPr>
+            <w:rStyle w:val="aff8"/>
+            <w:rFonts w:ascii="Times New Roman" w:hAnsi="Times New Roman" w:cs="Times New Roman"/>
+            <w:sz w:val="28"/>
+            <w:szCs w:val="28"/>
+          </w:rPr>
+          <w:t>lang</w:t>
+        </w:r>
+        <w:r>
+          <w:rPr>
+            <w:rStyle w:val="aff8"/>
+            <w:rFonts w:ascii="Times New Roman" w:hAnsi="Times New Roman" w:cs="Times New Roman"/>
+            <w:sz w:val="28"/>
+            <w:szCs w:val="28"/>
+            <w:lang w:val="ru-RU"/>
+          </w:rPr>
+          <w:t>.</w:t>
+        </w:r>
+        <w:r>
+          <w:rPr>
+            <w:rStyle w:val="aff8"/>
+            <w:rFonts w:ascii="Times New Roman" w:hAnsi="Times New Roman" w:cs="Times New Roman"/>
+            <w:sz w:val="28"/>
+            <w:szCs w:val="28"/>
+          </w:rPr>
+          <w:t>com</w:t>
+        </w:r>
+        <w:r>
+          <w:rPr>
+            <w:rStyle w:val="aff8"/>
+            <w:rFonts w:ascii="Times New Roman" w:hAnsi="Times New Roman" w:cs="Times New Roman"/>
+            <w:sz w:val="28"/>
+            <w:szCs w:val="28"/>
             <w:lang w:val="ru-RU"/>
           </w:rPr>
           <w:t>/</w:t>
         </w:r>
         <w:r>
           <w:rPr>
-            <w:rFonts w:ascii="Times New Roman" w:eastAsia="Arial" w:hAnsi="Times New Roman" w:cs="Times New Roman"/>
+            <w:rStyle w:val="aff8"/>
+            <w:rFonts w:ascii="Times New Roman" w:hAnsi="Times New Roman" w:cs="Times New Roman"/>
             <w:sz w:val="28"/>
             <w:szCs w:val="28"/>
-            <w:u w:val="single"/>
           </w:rPr>
-          <w:t>README</w:t>
+          <w:t>documentation</w:t>
         </w:r>
         <w:r>
           <w:rPr>
-            <w:rFonts w:ascii="Times New Roman" w:eastAsia="Arial" w:hAnsi="Times New Roman" w:cs="Times New Roman"/>
+            <w:rStyle w:val="aff8"/>
+            <w:rFonts w:ascii="Times New Roman" w:hAnsi="Times New Roman" w:cs="Times New Roman"/>
             <w:sz w:val="28"/>
             <w:szCs w:val="28"/>
-            <w:u w:val="single"/>
-            <w:lang w:val="ru-RU"/>
-          </w:rPr>
-          <w:t>.</w:t>
-        </w:r>
-        <w:r>
-          <w:rPr>
-            <w:rFonts w:ascii="Times New Roman" w:eastAsia="Arial" w:hAnsi="Times New Roman" w:cs="Times New Roman"/>
-            <w:sz w:val="28"/>
-            <w:szCs w:val="28"/>
-            <w:u w:val="single"/>
-          </w:rPr>
-          <w:t>html</w:t>
-        </w:r>
-      </w:hyperlink>
-      <w:r>
-        <w:rPr>
-          <w:rFonts w:ascii="Times New Roman" w:eastAsia="Arial" w:hAnsi="Times New Roman" w:cs="Times New Roman"/>
-          <w:sz w:val="28"/>
-          <w:szCs w:val="28"/>
-          <w:lang w:val="ru-RU"/>
-        </w:rPr>
-        <w:t>.</w:t>
-      </w:r>
-    </w:p>
-    <w:p>
-      <w:pPr>
-        <w:spacing w:after="0" w:line="360" w:lineRule="auto"/>
-        <w:jc w:val="both"/>
-        <w:rPr>
-          <w:rFonts w:ascii="Times New Roman" w:eastAsia="Arial" w:hAnsi="Times New Roman" w:cs="Times New Roman"/>
-          <w:sz w:val="28"/>
-          <w:szCs w:val="28"/>
-        </w:rPr>
-      </w:pPr>
-      <w:r>
-        <w:rPr>
-          <w:rFonts w:ascii="Times New Roman" w:eastAsia="Arial" w:hAnsi="Times New Roman" w:cs="Times New Roman"/>
-          <w:sz w:val="28"/>
-          <w:szCs w:val="28"/>
-        </w:rPr>
-        <w:t>6. Vite Build Tool Documentation. [</w:t>
-      </w:r>
-      <w:r>
-        <w:rPr>
-          <w:rFonts w:ascii="Times New Roman" w:eastAsia="Arial" w:hAnsi="Times New Roman" w:cs="Times New Roman"/>
-          <w:sz w:val="28"/>
-          <w:szCs w:val="28"/>
-          <w:lang w:val="ru-RU"/>
-        </w:rPr>
-        <w:t>Электронный</w:t>
-      </w:r>
-      <w:r>
-        <w:rPr>
-          <w:rFonts w:ascii="Times New Roman" w:eastAsia="Arial" w:hAnsi="Times New Roman" w:cs="Times New Roman"/>
-          <w:sz w:val="28"/>
-          <w:szCs w:val="28"/>
-        </w:rPr>
-        <w:t xml:space="preserve"> </w:t>
-      </w:r>
-      <w:r>
-        <w:rPr>
-          <w:rFonts w:ascii="Times New Roman" w:eastAsia="Arial" w:hAnsi="Times New Roman" w:cs="Times New Roman"/>
-          <w:sz w:val="28"/>
-          <w:szCs w:val="28"/>
-          <w:lang w:val="ru-RU"/>
-        </w:rPr>
-        <w:t>ресурс</w:t>
-      </w:r>
-      <w:r>
-        <w:rPr>
-          <w:rFonts w:ascii="Times New Roman" w:eastAsia="Arial" w:hAnsi="Times New Roman" w:cs="Times New Roman"/>
-          <w:sz w:val="28"/>
-          <w:szCs w:val="28"/>
-        </w:rPr>
-        <w:t xml:space="preserve">] </w:t>
-      </w:r>
-      <w:r>
-        <w:rPr>
-          <w:rFonts w:ascii="Times New Roman" w:eastAsia="Arial" w:hAnsi="Times New Roman" w:cs="Times New Roman"/>
-          <w:sz w:val="28"/>
-          <w:szCs w:val="28"/>
-          <w:lang w:val="ru-RU"/>
-        </w:rPr>
-        <w:t>Режим</w:t>
-      </w:r>
-      <w:r>
-        <w:rPr>
-          <w:rFonts w:ascii="Times New Roman" w:eastAsia="Arial" w:hAnsi="Times New Roman" w:cs="Times New Roman"/>
-          <w:sz w:val="28"/>
-          <w:szCs w:val="28"/>
-        </w:rPr>
-        <w:t xml:space="preserve"> </w:t>
-      </w:r>
-      <w:r>
-        <w:rPr>
-          <w:rFonts w:ascii="Times New Roman" w:eastAsia="Arial" w:hAnsi="Times New Roman" w:cs="Times New Roman"/>
-          <w:sz w:val="28"/>
-          <w:szCs w:val="28"/>
-          <w:lang w:val="ru-RU"/>
-        </w:rPr>
-        <w:t>доступа</w:t>
-      </w:r>
-      <w:r>
-        <w:rPr>
-          <w:rFonts w:ascii="Times New Roman" w:eastAsia="Arial" w:hAnsi="Times New Roman" w:cs="Times New Roman"/>
-          <w:sz w:val="28"/>
-          <w:szCs w:val="28"/>
-        </w:rPr>
-        <w:t xml:space="preserve">: </w:t>
-      </w:r>
-      <w:hyperlink r:id="rId19" w:tooltip="https://vitejs.dev/guide/" w:history="1">
-        <w:r>
-          <w:rPr>
-            <w:rFonts w:ascii="Times New Roman" w:eastAsia="Arial" w:hAnsi="Times New Roman" w:cs="Times New Roman"/>
-            <w:sz w:val="28"/>
-            <w:szCs w:val="28"/>
-            <w:u w:val="single"/>
-          </w:rPr>
-          <w:t>https://vitejs.dev/guide/</w:t>
-        </w:r>
-      </w:hyperlink>
-      <w:r>
-        <w:rPr>
-          <w:rFonts w:ascii="Times New Roman" w:eastAsia="Arial" w:hAnsi="Times New Roman" w:cs="Times New Roman"/>
-          <w:sz w:val="28"/>
-          <w:szCs w:val="28"/>
-        </w:rPr>
-        <w:t>.</w:t>
-      </w:r>
-    </w:p>
-    <w:p>
-      <w:pPr>
-        <w:spacing w:after="0" w:line="360" w:lineRule="auto"/>
-        <w:jc w:val="both"/>
-        <w:rPr>
-          <w:rFonts w:ascii="Times New Roman" w:eastAsia="Arial" w:hAnsi="Times New Roman" w:cs="Times New Roman"/>
-          <w:sz w:val="28"/>
-          <w:szCs w:val="28"/>
-          <w:lang w:val="ru-RU"/>
-        </w:rPr>
-      </w:pPr>
-      <w:r>
-        <w:rPr>
-          <w:rFonts w:ascii="Times New Roman" w:eastAsia="Arial" w:hAnsi="Times New Roman" w:cs="Times New Roman"/>
-          <w:sz w:val="28"/>
-          <w:szCs w:val="28"/>
-        </w:rPr>
-        <w:t xml:space="preserve">7. TypeScript 5.x Handbook. </w:t>
-      </w:r>
-      <w:r>
-        <w:rPr>
-          <w:rFonts w:ascii="Times New Roman" w:eastAsia="Arial" w:hAnsi="Times New Roman" w:cs="Times New Roman"/>
-          <w:sz w:val="28"/>
-          <w:szCs w:val="28"/>
-          <w:lang w:val="ru-RU"/>
-        </w:rPr>
-        <w:t xml:space="preserve">[Электронный ресурс] Режим доступа: </w:t>
-      </w:r>
-      <w:hyperlink r:id="rId20" w:tooltip="https://www.typescriptlang.org/docs/" w:history="1">
-        <w:r>
-          <w:rPr>
-            <w:rFonts w:ascii="Times New Roman" w:eastAsia="Arial" w:hAnsi="Times New Roman" w:cs="Times New Roman"/>
-            <w:sz w:val="28"/>
-            <w:szCs w:val="28"/>
-            <w:u w:val="single"/>
-          </w:rPr>
-          <w:t>https</w:t>
-        </w:r>
-        <w:r>
-          <w:rPr>
-            <w:rFonts w:ascii="Times New Roman" w:eastAsia="Arial" w:hAnsi="Times New Roman" w:cs="Times New Roman"/>
-            <w:sz w:val="28"/>
-            <w:szCs w:val="28"/>
-            <w:u w:val="single"/>
-            <w:lang w:val="ru-RU"/>
-          </w:rPr>
-          <w:t>://</w:t>
-        </w:r>
-        <w:r>
-          <w:rPr>
-            <w:rFonts w:ascii="Times New Roman" w:eastAsia="Arial" w:hAnsi="Times New Roman" w:cs="Times New Roman"/>
-            <w:sz w:val="28"/>
-            <w:szCs w:val="28"/>
-            <w:u w:val="single"/>
-          </w:rPr>
-          <w:t>www</w:t>
-        </w:r>
-        <w:r>
-          <w:rPr>
-            <w:rFonts w:ascii="Times New Roman" w:eastAsia="Arial" w:hAnsi="Times New Roman" w:cs="Times New Roman"/>
-            <w:sz w:val="28"/>
-            <w:szCs w:val="28"/>
-            <w:u w:val="single"/>
-            <w:lang w:val="ru-RU"/>
-          </w:rPr>
-          <w:t>.</w:t>
-        </w:r>
-        <w:r>
-          <w:rPr>
-            <w:rFonts w:ascii="Times New Roman" w:eastAsia="Arial" w:hAnsi="Times New Roman" w:cs="Times New Roman"/>
-            <w:sz w:val="28"/>
-            <w:szCs w:val="28"/>
-            <w:u w:val="single"/>
-          </w:rPr>
-          <w:t>typescriptlang</w:t>
-        </w:r>
-        <w:r>
-          <w:rPr>
-            <w:rFonts w:ascii="Times New Roman" w:eastAsia="Arial" w:hAnsi="Times New Roman" w:cs="Times New Roman"/>
-            <w:sz w:val="28"/>
-            <w:szCs w:val="28"/>
-            <w:u w:val="single"/>
-            <w:lang w:val="ru-RU"/>
-          </w:rPr>
-          <w:t>.</w:t>
-        </w:r>
-        <w:r>
-          <w:rPr>
-            <w:rFonts w:ascii="Times New Roman" w:eastAsia="Arial" w:hAnsi="Times New Roman" w:cs="Times New Roman"/>
-            <w:sz w:val="28"/>
-            <w:szCs w:val="28"/>
-            <w:u w:val="single"/>
-          </w:rPr>
-          <w:t>org</w:t>
-        </w:r>
-        <w:r>
-          <w:rPr>
-            <w:rFonts w:ascii="Times New Roman" w:eastAsia="Arial" w:hAnsi="Times New Roman" w:cs="Times New Roman"/>
-            <w:sz w:val="28"/>
-            <w:szCs w:val="28"/>
-            <w:u w:val="single"/>
             <w:lang w:val="ru-RU"/>
           </w:rPr>
           <w:t>/</w:t>
         </w:r>
         <w:r>
           <w:rPr>
-            <w:rFonts w:ascii="Times New Roman" w:eastAsia="Arial" w:hAnsi="Times New Roman" w:cs="Times New Roman"/>
+            <w:rStyle w:val="aff8"/>
+            <w:rFonts w:ascii="Times New Roman" w:hAnsi="Times New Roman" w:cs="Times New Roman"/>
             <w:sz w:val="28"/>
             <w:szCs w:val="28"/>
-            <w:u w:val="single"/>
           </w:rPr>
-          <w:t>docs</w:t>
-        </w:r>
-        <w:r>
-          <w:rPr>
-            <w:rFonts w:ascii="Times New Roman" w:eastAsia="Arial" w:hAnsi="Times New Roman" w:cs="Times New Roman"/>
-            <w:sz w:val="28"/>
-            <w:szCs w:val="28"/>
-            <w:u w:val="single"/>
-            <w:lang w:val="ru-RU"/>
-          </w:rPr>
-          <w:t>/</w:t>
+          <w:t>modules</w:t>
         </w:r>
       </w:hyperlink>
       <w:r>
         <w:rPr>
-          <w:rFonts w:ascii="Times New Roman" w:eastAsia="Arial" w:hAnsi="Times New Roman" w:cs="Times New Roman"/>
-          <w:sz w:val="28"/>
-          <w:szCs w:val="28"/>
-          <w:lang w:val="ru-RU"/>
-        </w:rPr>
-        <w:t>.</w:t>
-      </w:r>
-    </w:p>
-    <w:p>
-      <w:pPr>
-        <w:spacing w:after="0" w:line="360" w:lineRule="auto"/>
-        <w:jc w:val="both"/>
-        <w:rPr>
-          <w:rFonts w:ascii="Times New Roman" w:eastAsia="Arial" w:hAnsi="Times New Roman" w:cs="Times New Roman"/>
-          <w:sz w:val="28"/>
-          <w:szCs w:val="28"/>
-          <w:lang w:val="ru-RU"/>
-        </w:rPr>
-      </w:pPr>
-      <w:r>
-        <w:rPr>
-          <w:rFonts w:ascii="Times New Roman" w:eastAsia="Arial" w:hAnsi="Times New Roman" w:cs="Times New Roman"/>
-          <w:sz w:val="28"/>
-          <w:szCs w:val="28"/>
-        </w:rPr>
-        <w:t xml:space="preserve">8. Guide to modern web design trends 2024. </w:t>
-      </w:r>
-      <w:r>
-        <w:rPr>
-          <w:rFonts w:ascii="Times New Roman" w:eastAsia="Arial" w:hAnsi="Times New Roman" w:cs="Times New Roman"/>
-          <w:sz w:val="28"/>
-          <w:szCs w:val="28"/>
-          <w:lang w:val="ru-RU"/>
-        </w:rPr>
-        <w:t xml:space="preserve">[Электронный ресурс] Режим доступа: </w:t>
-      </w:r>
-      <w:hyperlink r:id="rId21" w:tooltip="https://www.smashingmagazine.com/2024/01/web-design-trends/" w:history="1">
-        <w:r>
-          <w:rPr>
-            <w:rFonts w:ascii="Times New Roman" w:eastAsia="Arial" w:hAnsi="Times New Roman" w:cs="Times New Roman"/>
-            <w:sz w:val="28"/>
-            <w:szCs w:val="28"/>
-            <w:u w:val="single"/>
-          </w:rPr>
-          <w:t>https</w:t>
-        </w:r>
-        <w:r>
-          <w:rPr>
-            <w:rFonts w:ascii="Times New Roman" w:eastAsia="Arial" w:hAnsi="Times New Roman" w:cs="Times New Roman"/>
-            <w:sz w:val="28"/>
-            <w:szCs w:val="28"/>
-            <w:u w:val="single"/>
-            <w:lang w:val="ru-RU"/>
-          </w:rPr>
-          <w:t>://</w:t>
-        </w:r>
-        <w:r>
-          <w:rPr>
-            <w:rFonts w:ascii="Times New Roman" w:eastAsia="Arial" w:hAnsi="Times New Roman" w:cs="Times New Roman"/>
-            <w:sz w:val="28"/>
-            <w:szCs w:val="28"/>
-            <w:u w:val="single"/>
-          </w:rPr>
-          <w:t>www</w:t>
-        </w:r>
-        <w:r>
-          <w:rPr>
-            <w:rFonts w:ascii="Times New Roman" w:eastAsia="Arial" w:hAnsi="Times New Roman" w:cs="Times New Roman"/>
-            <w:sz w:val="28"/>
-            <w:szCs w:val="28"/>
-            <w:u w:val="single"/>
-            <w:lang w:val="ru-RU"/>
-          </w:rPr>
-          <w:t>.</w:t>
-        </w:r>
-        <w:r>
-          <w:rPr>
-            <w:rFonts w:ascii="Times New Roman" w:eastAsia="Arial" w:hAnsi="Times New Roman" w:cs="Times New Roman"/>
-            <w:sz w:val="28"/>
-            <w:szCs w:val="28"/>
-            <w:u w:val="single"/>
-          </w:rPr>
-          <w:t>smashingmagazine</w:t>
-        </w:r>
-        <w:r>
-          <w:rPr>
-            <w:rFonts w:ascii="Times New Roman" w:eastAsia="Arial" w:hAnsi="Times New Roman" w:cs="Times New Roman"/>
-            <w:sz w:val="28"/>
-            <w:szCs w:val="28"/>
-            <w:u w:val="single"/>
-            <w:lang w:val="ru-RU"/>
-          </w:rPr>
-          <w:t>.</w:t>
-        </w:r>
-        <w:r>
-          <w:rPr>
-            <w:rFonts w:ascii="Times New Roman" w:eastAsia="Arial" w:hAnsi="Times New Roman" w:cs="Times New Roman"/>
-            <w:sz w:val="28"/>
-            <w:szCs w:val="28"/>
-            <w:u w:val="single"/>
-          </w:rPr>
-          <w:t>com</w:t>
-        </w:r>
-        <w:r>
-          <w:rPr>
-            <w:rFonts w:ascii="Times New Roman" w:eastAsia="Arial" w:hAnsi="Times New Roman" w:cs="Times New Roman"/>
-            <w:sz w:val="28"/>
-            <w:szCs w:val="28"/>
-            <w:u w:val="single"/>
-            <w:lang w:val="ru-RU"/>
-          </w:rPr>
-          <w:t>/2024/01/</w:t>
-        </w:r>
-        <w:r>
-          <w:rPr>
-            <w:rFonts w:ascii="Times New Roman" w:eastAsia="Arial" w:hAnsi="Times New Roman" w:cs="Times New Roman"/>
-            <w:sz w:val="28"/>
-            <w:szCs w:val="28"/>
-            <w:u w:val="single"/>
-          </w:rPr>
-          <w:t>web</w:t>
-        </w:r>
-        <w:r>
-          <w:rPr>
-            <w:rFonts w:ascii="Times New Roman" w:eastAsia="Arial" w:hAnsi="Times New Roman" w:cs="Times New Roman"/>
-            <w:sz w:val="28"/>
-            <w:szCs w:val="28"/>
-            <w:u w:val="single"/>
-            <w:lang w:val="ru-RU"/>
-          </w:rPr>
-          <w:t>-</w:t>
-        </w:r>
-        <w:r>
-          <w:rPr>
-            <w:rFonts w:ascii="Times New Roman" w:eastAsia="Arial" w:hAnsi="Times New Roman" w:cs="Times New Roman"/>
-            <w:sz w:val="28"/>
-            <w:szCs w:val="28"/>
-            <w:u w:val="single"/>
-          </w:rPr>
-          <w:t>design</w:t>
-        </w:r>
-        <w:r>
-          <w:rPr>
-            <w:rFonts w:ascii="Times New Roman" w:eastAsia="Arial" w:hAnsi="Times New Roman" w:cs="Times New Roman"/>
-            <w:sz w:val="28"/>
-            <w:szCs w:val="28"/>
-            <w:u w:val="single"/>
-            <w:lang w:val="ru-RU"/>
-          </w:rPr>
-          <w:t>-</w:t>
-        </w:r>
-        <w:r>
-          <w:rPr>
-            <w:rFonts w:ascii="Times New Roman" w:eastAsia="Arial" w:hAnsi="Times New Roman" w:cs="Times New Roman"/>
-            <w:sz w:val="28"/>
-            <w:szCs w:val="28"/>
-            <w:u w:val="single"/>
-          </w:rPr>
-          <w:t>trends</w:t>
-        </w:r>
-        <w:r>
-          <w:rPr>
-            <w:rFonts w:ascii="Times New Roman" w:eastAsia="Arial" w:hAnsi="Times New Roman" w:cs="Times New Roman"/>
-            <w:sz w:val="28"/>
-            <w:szCs w:val="28"/>
-            <w:u w:val="single"/>
-            <w:lang w:val="ru-RU"/>
-          </w:rPr>
-          <w:t>/</w:t>
-        </w:r>
-      </w:hyperlink>
-      <w:r>
-        <w:rPr>
-          <w:rFonts w:ascii="Times New Roman" w:eastAsia="Arial" w:hAnsi="Times New Roman" w:cs="Times New Roman"/>
-          <w:sz w:val="28"/>
-          <w:szCs w:val="28"/>
-          <w:lang w:val="ru-RU"/>
-        </w:rPr>
-        <w:t>.</w:t>
-      </w:r>
-    </w:p>
-    <w:p>
-      <w:pPr>
-        <w:spacing w:after="0" w:line="360" w:lineRule="auto"/>
-        <w:jc w:val="both"/>
-        <w:rPr>
-          <w:rFonts w:ascii="Times New Roman" w:eastAsia="Arial" w:hAnsi="Times New Roman" w:cs="Times New Roman"/>
-          <w:sz w:val="28"/>
-          <w:szCs w:val="28"/>
-        </w:rPr>
-      </w:pPr>
-      <w:r>
-        <w:rPr>
-          <w:rFonts w:ascii="Times New Roman" w:eastAsia="Arial" w:hAnsi="Times New Roman" w:cs="Times New Roman"/>
-          <w:sz w:val="28"/>
-          <w:szCs w:val="28"/>
-        </w:rPr>
-        <w:t>9. SASS Modules and Architecture. [</w:t>
-      </w:r>
-      <w:r>
-        <w:rPr>
-          <w:rFonts w:ascii="Times New Roman" w:eastAsia="Arial" w:hAnsi="Times New Roman" w:cs="Times New Roman"/>
-          <w:sz w:val="28"/>
-          <w:szCs w:val="28"/>
-          <w:lang w:val="ru-RU"/>
-        </w:rPr>
-        <w:t>Электронный</w:t>
-      </w:r>
-      <w:r>
-        <w:rPr>
-          <w:rFonts w:ascii="Times New Roman" w:eastAsia="Arial" w:hAnsi="Times New Roman" w:cs="Times New Roman"/>
-          <w:sz w:val="28"/>
-          <w:szCs w:val="28"/>
-        </w:rPr>
-        <w:t xml:space="preserve"> </w:t>
-      </w:r>
-      <w:r>
-        <w:rPr>
-          <w:rFonts w:ascii="Times New Roman" w:eastAsia="Arial" w:hAnsi="Times New Roman" w:cs="Times New Roman"/>
-          <w:sz w:val="28"/>
-          <w:szCs w:val="28"/>
-          <w:lang w:val="ru-RU"/>
-        </w:rPr>
-        <w:t>ресурс</w:t>
-      </w:r>
-      <w:r>
-        <w:rPr>
-          <w:rFonts w:ascii="Times New Roman" w:eastAsia="Arial" w:hAnsi="Times New Roman" w:cs="Times New Roman"/>
-          <w:sz w:val="28"/>
-          <w:szCs w:val="28"/>
-        </w:rPr>
-        <w:t xml:space="preserve">] </w:t>
-      </w:r>
-      <w:r>
-        <w:rPr>
-          <w:rFonts w:ascii="Times New Roman" w:eastAsia="Arial" w:hAnsi="Times New Roman" w:cs="Times New Roman"/>
-          <w:sz w:val="28"/>
-          <w:szCs w:val="28"/>
-          <w:lang w:val="ru-RU"/>
-        </w:rPr>
-        <w:t>Режим</w:t>
-      </w:r>
-      <w:r>
-        <w:rPr>
-          <w:rFonts w:ascii="Times New Roman" w:eastAsia="Arial" w:hAnsi="Times New Roman" w:cs="Times New Roman"/>
-          <w:sz w:val="28"/>
-          <w:szCs w:val="28"/>
-        </w:rPr>
-        <w:t xml:space="preserve"> </w:t>
-      </w:r>
-      <w:r>
-        <w:rPr>
-          <w:rFonts w:ascii="Times New Roman" w:eastAsia="Arial" w:hAnsi="Times New Roman" w:cs="Times New Roman"/>
-          <w:sz w:val="28"/>
-          <w:szCs w:val="28"/>
-          <w:lang w:val="ru-RU"/>
-        </w:rPr>
-        <w:t>доступа</w:t>
-      </w:r>
-      <w:r>
-        <w:rPr>
-          <w:rFonts w:ascii="Times New Roman" w:eastAsia="Arial" w:hAnsi="Times New Roman" w:cs="Times New Roman"/>
-          <w:sz w:val="28"/>
-          <w:szCs w:val="28"/>
-        </w:rPr>
-        <w:t xml:space="preserve">: </w:t>
-      </w:r>
-      <w:hyperlink r:id="rId22" w:tooltip="https://sass-lang.com/documentation/modules" w:history="1">
-        <w:r>
-          <w:rPr>
-            <w:rFonts w:ascii="Times New Roman" w:eastAsia="Arial" w:hAnsi="Times New Roman" w:cs="Times New Roman"/>
-            <w:sz w:val="28"/>
-            <w:szCs w:val="28"/>
-            <w:u w:val="single"/>
-          </w:rPr>
-          <w:t>https://sass-lang.com/documentation/modules</w:t>
-        </w:r>
-      </w:hyperlink>
-      <w:r>
-        <w:rPr>
-          <w:rFonts w:ascii="Times New Roman" w:eastAsia="Arial" w:hAnsi="Times New Roman" w:cs="Times New Roman"/>
-          <w:sz w:val="28"/>
-          <w:szCs w:val="28"/>
-        </w:rPr>
-        <w:t>.</w:t>
-      </w:r>
-    </w:p>
-    <w:p>
-      <w:pPr>
-        <w:spacing w:after="0" w:line="360" w:lineRule="auto"/>
-        <w:jc w:val="both"/>
-        <w:rPr>
-          <w:rFonts w:ascii="Times New Roman" w:eastAsia="Arial" w:hAnsi="Times New Roman" w:cs="Times New Roman"/>
-          <w:sz w:val="28"/>
-          <w:szCs w:val="28"/>
-          <w:lang w:val="ru-RU"/>
-        </w:rPr>
-      </w:pPr>
-      <w:r>
-        <w:rPr>
-          <w:rFonts w:ascii="Times New Roman" w:eastAsia="Arial" w:hAnsi="Times New Roman" w:cs="Times New Roman"/>
-          <w:sz w:val="28"/>
-          <w:szCs w:val="28"/>
-        </w:rPr>
-        <w:t xml:space="preserve">10. Guide to mobile app design. </w:t>
-      </w:r>
-      <w:r>
-        <w:rPr>
-          <w:rFonts w:ascii="Times New Roman" w:eastAsia="Arial" w:hAnsi="Times New Roman" w:cs="Times New Roman"/>
-          <w:sz w:val="28"/>
-          <w:szCs w:val="28"/>
-          <w:lang w:val="ru-RU"/>
-        </w:rPr>
-        <w:t xml:space="preserve">[Электронный ресурс] Режим доступа: </w:t>
-      </w:r>
-      <w:hyperlink r:id="rId23" w:tooltip="https://www.smashingmagazine.com/2021/02/comprehensive-guide-to-mobile-app-design/" w:history="1">
-        <w:r>
-          <w:rPr>
-            <w:rFonts w:ascii="Times New Roman" w:eastAsia="Arial" w:hAnsi="Times New Roman" w:cs="Times New Roman"/>
-            <w:sz w:val="28"/>
-            <w:szCs w:val="28"/>
-            <w:u w:val="single"/>
-          </w:rPr>
-          <w:t>https</w:t>
-        </w:r>
-        <w:r>
-          <w:rPr>
-            <w:rFonts w:ascii="Times New Roman" w:eastAsia="Arial" w:hAnsi="Times New Roman" w:cs="Times New Roman"/>
-            <w:sz w:val="28"/>
-            <w:szCs w:val="28"/>
-            <w:u w:val="single"/>
-            <w:lang w:val="ru-RU"/>
-          </w:rPr>
-          <w:t>://</w:t>
-        </w:r>
-        <w:r>
-          <w:rPr>
-            <w:rFonts w:ascii="Times New Roman" w:eastAsia="Arial" w:hAnsi="Times New Roman" w:cs="Times New Roman"/>
-            <w:sz w:val="28"/>
-            <w:szCs w:val="28"/>
-            <w:u w:val="single"/>
-          </w:rPr>
-          <w:t>www</w:t>
-        </w:r>
-        <w:r>
-          <w:rPr>
-            <w:rFonts w:ascii="Times New Roman" w:eastAsia="Arial" w:hAnsi="Times New Roman" w:cs="Times New Roman"/>
-            <w:sz w:val="28"/>
-            <w:szCs w:val="28"/>
-            <w:u w:val="single"/>
-            <w:lang w:val="ru-RU"/>
-          </w:rPr>
-          <w:t>.</w:t>
-        </w:r>
-        <w:r>
-          <w:rPr>
-            <w:rFonts w:ascii="Times New Roman" w:eastAsia="Arial" w:hAnsi="Times New Roman" w:cs="Times New Roman"/>
-            <w:sz w:val="28"/>
-            <w:szCs w:val="28"/>
-            <w:u w:val="single"/>
-          </w:rPr>
-          <w:t>smashingmagazine</w:t>
-        </w:r>
-        <w:r>
-          <w:rPr>
-            <w:rFonts w:ascii="Times New Roman" w:eastAsia="Arial" w:hAnsi="Times New Roman" w:cs="Times New Roman"/>
-            <w:sz w:val="28"/>
-            <w:szCs w:val="28"/>
-            <w:u w:val="single"/>
-            <w:lang w:val="ru-RU"/>
-          </w:rPr>
-          <w:t>.</w:t>
-        </w:r>
-        <w:r>
-          <w:rPr>
-            <w:rFonts w:ascii="Times New Roman" w:eastAsia="Arial" w:hAnsi="Times New Roman" w:cs="Times New Roman"/>
-            <w:sz w:val="28"/>
-            <w:szCs w:val="28"/>
-            <w:u w:val="single"/>
-          </w:rPr>
-          <w:t>com</w:t>
-        </w:r>
-        <w:r>
-          <w:rPr>
-            <w:rFonts w:ascii="Times New Roman" w:eastAsia="Arial" w:hAnsi="Times New Roman" w:cs="Times New Roman"/>
-            <w:sz w:val="28"/>
-            <w:szCs w:val="28"/>
-            <w:u w:val="single"/>
-            <w:lang w:val="ru-RU"/>
-          </w:rPr>
-          <w:t>/2021/02/</w:t>
-        </w:r>
-        <w:r>
-          <w:rPr>
-            <w:rFonts w:ascii="Times New Roman" w:eastAsia="Arial" w:hAnsi="Times New Roman" w:cs="Times New Roman"/>
-            <w:sz w:val="28"/>
-            <w:szCs w:val="28"/>
-            <w:u w:val="single"/>
-          </w:rPr>
-          <w:t>comprehensive</w:t>
-        </w:r>
-        <w:r>
-          <w:rPr>
-            <w:rFonts w:ascii="Times New Roman" w:eastAsia="Arial" w:hAnsi="Times New Roman" w:cs="Times New Roman"/>
-            <w:sz w:val="28"/>
-            <w:szCs w:val="28"/>
-            <w:u w:val="single"/>
-            <w:lang w:val="ru-RU"/>
-          </w:rPr>
-          <w:t>-</w:t>
-        </w:r>
-        <w:r>
-          <w:rPr>
-            <w:rFonts w:ascii="Times New Roman" w:eastAsia="Arial" w:hAnsi="Times New Roman" w:cs="Times New Roman"/>
-            <w:sz w:val="28"/>
-            <w:szCs w:val="28"/>
-            <w:u w:val="single"/>
-          </w:rPr>
-          <w:t>guide</w:t>
-        </w:r>
-        <w:r>
-          <w:rPr>
-            <w:rFonts w:ascii="Times New Roman" w:eastAsia="Arial" w:hAnsi="Times New Roman" w:cs="Times New Roman"/>
-            <w:sz w:val="28"/>
-            <w:szCs w:val="28"/>
-            <w:u w:val="single"/>
-            <w:lang w:val="ru-RU"/>
-          </w:rPr>
-          <w:t>-</w:t>
-        </w:r>
-        <w:r>
-          <w:rPr>
-            <w:rFonts w:ascii="Times New Roman" w:eastAsia="Arial" w:hAnsi="Times New Roman" w:cs="Times New Roman"/>
-            <w:sz w:val="28"/>
-            <w:szCs w:val="28"/>
-            <w:u w:val="single"/>
-          </w:rPr>
-          <w:t>to</w:t>
-        </w:r>
-        <w:r>
-          <w:rPr>
-            <w:rFonts w:ascii="Times New Roman" w:eastAsia="Arial" w:hAnsi="Times New Roman" w:cs="Times New Roman"/>
-            <w:sz w:val="28"/>
-            <w:szCs w:val="28"/>
-            <w:u w:val="single"/>
-            <w:lang w:val="ru-RU"/>
-          </w:rPr>
-          <w:t>-</w:t>
-        </w:r>
-        <w:r>
-          <w:rPr>
-            <w:rFonts w:ascii="Times New Roman" w:eastAsia="Arial" w:hAnsi="Times New Roman" w:cs="Times New Roman"/>
-            <w:sz w:val="28"/>
-            <w:szCs w:val="28"/>
-            <w:u w:val="single"/>
-          </w:rPr>
-          <w:t>mobile</w:t>
-        </w:r>
-        <w:r>
-          <w:rPr>
-            <w:rFonts w:ascii="Times New Roman" w:eastAsia="Arial" w:hAnsi="Times New Roman" w:cs="Times New Roman"/>
-            <w:sz w:val="28"/>
-            <w:szCs w:val="28"/>
-            <w:u w:val="single"/>
-            <w:lang w:val="ru-RU"/>
-          </w:rPr>
-          <w:t>-</w:t>
-        </w:r>
-        <w:r>
-          <w:rPr>
-            <w:rFonts w:ascii="Times New Roman" w:eastAsia="Arial" w:hAnsi="Times New Roman" w:cs="Times New Roman"/>
-            <w:sz w:val="28"/>
-            <w:szCs w:val="28"/>
-            <w:u w:val="single"/>
-          </w:rPr>
-          <w:t>app</w:t>
-        </w:r>
-        <w:r>
-          <w:rPr>
-            <w:rFonts w:ascii="Times New Roman" w:eastAsia="Arial" w:hAnsi="Times New Roman" w:cs="Times New Roman"/>
-            <w:sz w:val="28"/>
-            <w:szCs w:val="28"/>
-            <w:u w:val="single"/>
-            <w:lang w:val="ru-RU"/>
-          </w:rPr>
-          <w:t>-</w:t>
-        </w:r>
-        <w:r>
-          <w:rPr>
-            <w:rFonts w:ascii="Times New Roman" w:eastAsia="Arial" w:hAnsi="Times New Roman" w:cs="Times New Roman"/>
-            <w:sz w:val="28"/>
-            <w:szCs w:val="28"/>
-            <w:u w:val="single"/>
-          </w:rPr>
-          <w:t>design</w:t>
-        </w:r>
-        <w:r>
-          <w:rPr>
-            <w:rFonts w:ascii="Times New Roman" w:eastAsia="Arial" w:hAnsi="Times New Roman" w:cs="Times New Roman"/>
-            <w:sz w:val="28"/>
-            <w:szCs w:val="28"/>
-            <w:u w:val="single"/>
-            <w:lang w:val="ru-RU"/>
-          </w:rPr>
-          <w:t>/</w:t>
-        </w:r>
-      </w:hyperlink>
-      <w:r>
-        <w:rPr>
-          <w:rFonts w:ascii="Times New Roman" w:eastAsia="Arial" w:hAnsi="Times New Roman" w:cs="Times New Roman"/>
-          <w:sz w:val="28"/>
-          <w:szCs w:val="28"/>
-          <w:lang w:val="ru-RU"/>
-        </w:rPr>
-        <w:t>.</w:t>
-      </w:r>
-      <w:bookmarkEnd w:id="15"/>
+          <w:rFonts w:ascii="Times New Roman" w:hAnsi="Times New Roman" w:cs="Times New Roman"/>
+          <w:sz w:val="28"/>
+          <w:szCs w:val="28"/>
+          <w:lang w:val="ru-RU"/>
+        </w:rPr>
+        <w:t xml:space="preserve">. (использовано </w:t>
+      </w:r>
+      <w:r>
+        <w:rPr>
+          <w:rFonts w:ascii="Times New Roman" w:hAnsi="Times New Roman" w:cs="Times New Roman"/>
+          <w:sz w:val="28"/>
+          <w:szCs w:val="28"/>
+        </w:rPr>
+        <w:t>22</w:t>
+      </w:r>
+      <w:r>
+        <w:rPr>
+          <w:rFonts w:ascii="Times New Roman" w:hAnsi="Times New Roman" w:cs="Times New Roman"/>
+          <w:sz w:val="28"/>
+          <w:szCs w:val="28"/>
+          <w:lang w:val="ru-RU"/>
+        </w:rPr>
+        <w:t>.0</w:t>
+      </w:r>
+      <w:r>
+        <w:rPr>
+          <w:rFonts w:ascii="Times New Roman" w:hAnsi="Times New Roman" w:cs="Times New Roman"/>
+          <w:sz w:val="28"/>
+          <w:szCs w:val="28"/>
+        </w:rPr>
+        <w:t>4</w:t>
+      </w:r>
+      <w:r>
+        <w:rPr>
+          <w:rFonts w:ascii="Times New Roman" w:hAnsi="Times New Roman" w:cs="Times New Roman"/>
+          <w:sz w:val="28"/>
+          <w:szCs w:val="28"/>
+          <w:lang w:val="ru-RU"/>
+        </w:rPr>
+        <w:t>.2026)</w:t>
+      </w:r>
+    </w:p>
+    <w:p>
+      <w:pPr>
+        <w:spacing w:after="0" w:line="360" w:lineRule="auto"/>
+        <w:jc w:val="both"/>
+        <w:rPr>
+          <w:rFonts w:ascii="Times New Roman" w:hAnsi="Times New Roman" w:cs="Times New Roman"/>
+          <w:sz w:val="28"/>
+          <w:szCs w:val="28"/>
+          <w:lang w:val="ru-RU"/>
+        </w:rPr>
+      </w:pPr>
+      <w:r>
+        <w:rPr>
+          <w:rFonts w:ascii="Times New Roman" w:hAnsi="Times New Roman" w:cs="Times New Roman"/>
+          <w:sz w:val="28"/>
+          <w:szCs w:val="28"/>
+          <w:lang w:val="ru-RU"/>
+        </w:rPr>
+        <w:t>10. Полуэктова Н. Р. Разработка веб-приложений, 2-е изд. — Москва: Юрайт, 2026. — 204 с.</w:t>
+      </w:r>
     </w:p>
     <w:sectPr>
       <w:pgSz w:w="12240" w:h="15840"/>
@@ -29571,6 +29506,300 @@
     </w:lvl>
   </w:abstractNum>
   <w:abstractNum w:abstractNumId="12" w15:restartNumberingAfterBreak="0">
+    <w:nsid w:val="0F1B2CE9"/>
+    <w:multiLevelType w:val="hybridMultilevel"/>
+    <w:tmpl w:val="373C5698"/>
+    <w:lvl w:ilvl="0" w:tplc="7A709940">
+      <w:numFmt w:val="bullet"/>
+      <w:lvlText w:val="-"/>
+      <w:lvlJc w:val="left"/>
+      <w:pPr>
+        <w:tabs>
+          <w:tab w:val="num" w:pos="720"/>
+        </w:tabs>
+        <w:ind w:left="720" w:hanging="360"/>
+      </w:pPr>
+      <w:rPr>
+        <w:rFonts w:ascii="Times New Roman" w:eastAsiaTheme="minorEastAsia" w:hAnsi="Times New Roman" w:cs="Times New Roman" w:hint="default"/>
+        <w:sz w:val="20"/>
+      </w:rPr>
+    </w:lvl>
+    <w:lvl w:ilvl="1" w:tplc="2342E492">
+      <w:start w:val="1"/>
+      <w:numFmt w:val="bullet"/>
+      <w:lvlText w:val=""/>
+      <w:lvlJc w:val="left"/>
+      <w:pPr>
+        <w:tabs>
+          <w:tab w:val="num" w:pos="1440"/>
+        </w:tabs>
+        <w:ind w:left="1440" w:hanging="360"/>
+      </w:pPr>
+      <w:rPr>
+        <w:rFonts w:ascii="Symbol" w:hAnsi="Symbol" w:hint="default"/>
+        <w:sz w:val="20"/>
+      </w:rPr>
+    </w:lvl>
+    <w:lvl w:ilvl="2" w:tplc="71A0752A">
+      <w:start w:val="1"/>
+      <w:numFmt w:val="bullet"/>
+      <w:lvlText w:val=""/>
+      <w:lvlJc w:val="left"/>
+      <w:pPr>
+        <w:tabs>
+          <w:tab w:val="num" w:pos="2160"/>
+        </w:tabs>
+        <w:ind w:left="2160" w:hanging="360"/>
+      </w:pPr>
+      <w:rPr>
+        <w:rFonts w:ascii="Symbol" w:hAnsi="Symbol" w:hint="default"/>
+        <w:sz w:val="20"/>
+      </w:rPr>
+    </w:lvl>
+    <w:lvl w:ilvl="3" w:tplc="5E2AC7AA">
+      <w:start w:val="1"/>
+      <w:numFmt w:val="bullet"/>
+      <w:lvlText w:val=""/>
+      <w:lvlJc w:val="left"/>
+      <w:pPr>
+        <w:tabs>
+          <w:tab w:val="num" w:pos="2880"/>
+        </w:tabs>
+        <w:ind w:left="2880" w:hanging="360"/>
+      </w:pPr>
+      <w:rPr>
+        <w:rFonts w:ascii="Symbol" w:hAnsi="Symbol" w:hint="default"/>
+        <w:sz w:val="20"/>
+      </w:rPr>
+    </w:lvl>
+    <w:lvl w:ilvl="4" w:tplc="61AA3E24">
+      <w:start w:val="1"/>
+      <w:numFmt w:val="bullet"/>
+      <w:lvlText w:val=""/>
+      <w:lvlJc w:val="left"/>
+      <w:pPr>
+        <w:tabs>
+          <w:tab w:val="num" w:pos="3600"/>
+        </w:tabs>
+        <w:ind w:left="3600" w:hanging="360"/>
+      </w:pPr>
+      <w:rPr>
+        <w:rFonts w:ascii="Symbol" w:hAnsi="Symbol" w:hint="default"/>
+        <w:sz w:val="20"/>
+      </w:rPr>
+    </w:lvl>
+    <w:lvl w:ilvl="5" w:tplc="5D8E6CFE">
+      <w:start w:val="1"/>
+      <w:numFmt w:val="bullet"/>
+      <w:lvlText w:val=""/>
+      <w:lvlJc w:val="left"/>
+      <w:pPr>
+        <w:tabs>
+          <w:tab w:val="num" w:pos="4320"/>
+        </w:tabs>
+        <w:ind w:left="4320" w:hanging="360"/>
+      </w:pPr>
+      <w:rPr>
+        <w:rFonts w:ascii="Symbol" w:hAnsi="Symbol" w:hint="default"/>
+        <w:sz w:val="20"/>
+      </w:rPr>
+    </w:lvl>
+    <w:lvl w:ilvl="6" w:tplc="EC9019A2">
+      <w:start w:val="1"/>
+      <w:numFmt w:val="bullet"/>
+      <w:lvlText w:val=""/>
+      <w:lvlJc w:val="left"/>
+      <w:pPr>
+        <w:tabs>
+          <w:tab w:val="num" w:pos="5040"/>
+        </w:tabs>
+        <w:ind w:left="5040" w:hanging="360"/>
+      </w:pPr>
+      <w:rPr>
+        <w:rFonts w:ascii="Symbol" w:hAnsi="Symbol" w:hint="default"/>
+        <w:sz w:val="20"/>
+      </w:rPr>
+    </w:lvl>
+    <w:lvl w:ilvl="7" w:tplc="B44C589A">
+      <w:start w:val="1"/>
+      <w:numFmt w:val="bullet"/>
+      <w:lvlText w:val=""/>
+      <w:lvlJc w:val="left"/>
+      <w:pPr>
+        <w:tabs>
+          <w:tab w:val="num" w:pos="5760"/>
+        </w:tabs>
+        <w:ind w:left="5760" w:hanging="360"/>
+      </w:pPr>
+      <w:rPr>
+        <w:rFonts w:ascii="Symbol" w:hAnsi="Symbol" w:hint="default"/>
+        <w:sz w:val="20"/>
+      </w:rPr>
+    </w:lvl>
+    <w:lvl w:ilvl="8" w:tplc="6F86C302">
+      <w:start w:val="1"/>
+      <w:numFmt w:val="bullet"/>
+      <w:lvlText w:val=""/>
+      <w:lvlJc w:val="left"/>
+      <w:pPr>
+        <w:tabs>
+          <w:tab w:val="num" w:pos="6480"/>
+        </w:tabs>
+        <w:ind w:left="6480" w:hanging="360"/>
+      </w:pPr>
+      <w:rPr>
+        <w:rFonts w:ascii="Symbol" w:hAnsi="Symbol" w:hint="default"/>
+        <w:sz w:val="20"/>
+      </w:rPr>
+    </w:lvl>
+  </w:abstractNum>
+  <w:abstractNum w:abstractNumId="13" w15:restartNumberingAfterBreak="0">
+    <w:nsid w:val="118269A4"/>
+    <w:multiLevelType w:val="multilevel"/>
+    <w:tmpl w:val="E0AA772C"/>
+    <w:lvl w:ilvl="0">
+      <w:numFmt w:val="bullet"/>
+      <w:suff w:val="space"/>
+      <w:lvlText w:val="-"/>
+      <w:lvlJc w:val="left"/>
+      <w:pPr>
+        <w:ind w:left="720" w:hanging="360"/>
+      </w:pPr>
+      <w:rPr>
+        <w:rFonts w:ascii="Times New Roman" w:hAnsi="Times New Roman" w:cs="Times New Roman" w:hint="default"/>
+        <w:sz w:val="20"/>
+      </w:rPr>
+    </w:lvl>
+    <w:lvl w:ilvl="1">
+      <w:start w:val="1"/>
+      <w:numFmt w:val="bullet"/>
+      <w:lvlText w:val=""/>
+      <w:lvlJc w:val="left"/>
+      <w:pPr>
+        <w:tabs>
+          <w:tab w:val="num" w:pos="1440"/>
+        </w:tabs>
+        <w:ind w:left="1440" w:hanging="360"/>
+      </w:pPr>
+      <w:rPr>
+        <w:rFonts w:ascii="Symbol" w:hAnsi="Symbol" w:hint="default"/>
+        <w:sz w:val="20"/>
+      </w:rPr>
+    </w:lvl>
+    <w:lvl w:ilvl="2">
+      <w:start w:val="1"/>
+      <w:numFmt w:val="bullet"/>
+      <w:lvlText w:val=""/>
+      <w:lvlJc w:val="left"/>
+      <w:pPr>
+        <w:tabs>
+          <w:tab w:val="num" w:pos="2160"/>
+        </w:tabs>
+        <w:ind w:left="2160" w:hanging="360"/>
+      </w:pPr>
+      <w:rPr>
+        <w:rFonts w:ascii="Symbol" w:hAnsi="Symbol" w:hint="default"/>
+        <w:sz w:val="20"/>
+      </w:rPr>
+    </w:lvl>
+    <w:lvl w:ilvl="3">
+      <w:start w:val="1"/>
+      <w:numFmt w:val="bullet"/>
+      <w:lvlText w:val=""/>
+      <w:lvlJc w:val="left"/>
+      <w:pPr>
+        <w:tabs>
+          <w:tab w:val="num" w:pos="2880"/>
+        </w:tabs>
+        <w:ind w:left="2880" w:hanging="360"/>
+      </w:pPr>
+      <w:rPr>
+        <w:rFonts w:ascii="Symbol" w:hAnsi="Symbol" w:hint="default"/>
+        <w:sz w:val="20"/>
+      </w:rPr>
+    </w:lvl>
+    <w:lvl w:ilvl="4">
+      <w:start w:val="1"/>
+      <w:numFmt w:val="bullet"/>
+      <w:lvlText w:val=""/>
+      <w:lvlJc w:val="left"/>
+      <w:pPr>
+        <w:tabs>
+          <w:tab w:val="num" w:pos="3600"/>
+        </w:tabs>
+        <w:ind w:left="3600" w:hanging="360"/>
+      </w:pPr>
+      <w:rPr>
+        <w:rFonts w:ascii="Symbol" w:hAnsi="Symbol" w:hint="default"/>
+        <w:sz w:val="20"/>
+      </w:rPr>
+    </w:lvl>
+    <w:lvl w:ilvl="5">
+      <w:start w:val="1"/>
+      <w:numFmt w:val="bullet"/>
+      <w:lvlText w:val=""/>
+      <w:lvlJc w:val="left"/>
+      <w:pPr>
+        <w:tabs>
+          <w:tab w:val="num" w:pos="4320"/>
+        </w:tabs>
+        <w:ind w:left="4320" w:hanging="360"/>
+      </w:pPr>
+      <w:rPr>
+        <w:rFonts w:ascii="Symbol" w:hAnsi="Symbol" w:hint="default"/>
+        <w:sz w:val="20"/>
+      </w:rPr>
+    </w:lvl>
+    <w:lvl w:ilvl="6">
+      <w:start w:val="1"/>
+      <w:numFmt w:val="bullet"/>
+      <w:lvlText w:val=""/>
+      <w:lvlJc w:val="left"/>
+      <w:pPr>
+        <w:tabs>
+          <w:tab w:val="num" w:pos="5040"/>
+        </w:tabs>
+        <w:ind w:left="5040" w:hanging="360"/>
+      </w:pPr>
+      <w:rPr>
+        <w:rFonts w:ascii="Symbol" w:hAnsi="Symbol" w:hint="default"/>
+        <w:sz w:val="20"/>
+      </w:rPr>
+    </w:lvl>
+    <w:lvl w:ilvl="7">
+      <w:start w:val="1"/>
+      <w:numFmt w:val="bullet"/>
+      <w:lvlText w:val=""/>
+      <w:lvlJc w:val="left"/>
+      <w:pPr>
+        <w:tabs>
+          <w:tab w:val="num" w:pos="5760"/>
+        </w:tabs>
+        <w:ind w:left="5760" w:hanging="360"/>
+      </w:pPr>
+      <w:rPr>
+        <w:rFonts w:ascii="Symbol" w:hAnsi="Symbol" w:hint="default"/>
+        <w:sz w:val="20"/>
+      </w:rPr>
+    </w:lvl>
+    <w:lvl w:ilvl="8">
+      <w:start w:val="1"/>
+      <w:numFmt w:val="bullet"/>
+      <w:lvlText w:val=""/>
+      <w:lvlJc w:val="left"/>
+      <w:pPr>
+        <w:tabs>
+          <w:tab w:val="num" w:pos="6480"/>
+        </w:tabs>
+        <w:ind w:left="6480" w:hanging="360"/>
+      </w:pPr>
+      <w:rPr>
+        <w:rFonts w:ascii="Symbol" w:hAnsi="Symbol" w:hint="default"/>
+        <w:sz w:val="20"/>
+      </w:rPr>
+    </w:lvl>
+  </w:abstractNum>
+  <w:abstractNum w:abstractNumId="14" w15:restartNumberingAfterBreak="0">
     <w:nsid w:val="155B771C"/>
     <w:multiLevelType w:val="hybridMultilevel"/>
     <w:tmpl w:val="9AC632D6"/>
@@ -29719,7 +29948,7 @@
       </w:rPr>
     </w:lvl>
   </w:abstractNum>
-  <w:abstractNum w:abstractNumId="13" w15:restartNumberingAfterBreak="0">
+  <w:abstractNum w:abstractNumId="15" w15:restartNumberingAfterBreak="0">
     <w:nsid w:val="17A12D37"/>
     <w:multiLevelType w:val="hybridMultilevel"/>
     <w:tmpl w:val="B69E72E0"/>
@@ -29832,7 +30061,7 @@
       </w:pPr>
     </w:lvl>
   </w:abstractNum>
-  <w:abstractNum w:abstractNumId="14" w15:restartNumberingAfterBreak="0">
+  <w:abstractNum w:abstractNumId="16" w15:restartNumberingAfterBreak="0">
     <w:nsid w:val="18A22E24"/>
     <w:multiLevelType w:val="hybridMultilevel"/>
     <w:tmpl w:val="C6764BF0"/>
@@ -29981,7 +30210,447 @@
       </w:rPr>
     </w:lvl>
   </w:abstractNum>
-  <w:abstractNum w:abstractNumId="15" w15:restartNumberingAfterBreak="0">
+  <w:abstractNum w:abstractNumId="17" w15:restartNumberingAfterBreak="0">
+    <w:nsid w:val="1BA54A34"/>
+    <w:multiLevelType w:val="hybridMultilevel"/>
+    <w:tmpl w:val="DA02F8A6"/>
+    <w:lvl w:ilvl="0" w:tplc="7A709940">
+      <w:numFmt w:val="bullet"/>
+      <w:lvlText w:val="-"/>
+      <w:lvlJc w:val="left"/>
+      <w:pPr>
+        <w:tabs>
+          <w:tab w:val="num" w:pos="720"/>
+        </w:tabs>
+        <w:ind w:left="720" w:hanging="360"/>
+      </w:pPr>
+      <w:rPr>
+        <w:rFonts w:ascii="Times New Roman" w:eastAsiaTheme="minorEastAsia" w:hAnsi="Times New Roman" w:cs="Times New Roman" w:hint="default"/>
+        <w:sz w:val="20"/>
+      </w:rPr>
+    </w:lvl>
+    <w:lvl w:ilvl="1" w:tplc="81B8FAB8">
+      <w:start w:val="1"/>
+      <w:numFmt w:val="bullet"/>
+      <w:lvlText w:val=""/>
+      <w:lvlJc w:val="left"/>
+      <w:pPr>
+        <w:tabs>
+          <w:tab w:val="num" w:pos="1440"/>
+        </w:tabs>
+        <w:ind w:left="1440" w:hanging="360"/>
+      </w:pPr>
+      <w:rPr>
+        <w:rFonts w:ascii="Symbol" w:hAnsi="Symbol" w:hint="default"/>
+        <w:sz w:val="20"/>
+      </w:rPr>
+    </w:lvl>
+    <w:lvl w:ilvl="2" w:tplc="23664AB8">
+      <w:start w:val="1"/>
+      <w:numFmt w:val="bullet"/>
+      <w:lvlText w:val=""/>
+      <w:lvlJc w:val="left"/>
+      <w:pPr>
+        <w:tabs>
+          <w:tab w:val="num" w:pos="2160"/>
+        </w:tabs>
+        <w:ind w:left="2160" w:hanging="360"/>
+      </w:pPr>
+      <w:rPr>
+        <w:rFonts w:ascii="Symbol" w:hAnsi="Symbol" w:hint="default"/>
+        <w:sz w:val="20"/>
+      </w:rPr>
+    </w:lvl>
+    <w:lvl w:ilvl="3" w:tplc="FADAFFAC">
+      <w:start w:val="1"/>
+      <w:numFmt w:val="bullet"/>
+      <w:lvlText w:val=""/>
+      <w:lvlJc w:val="left"/>
+      <w:pPr>
+        <w:tabs>
+          <w:tab w:val="num" w:pos="2880"/>
+        </w:tabs>
+        <w:ind w:left="2880" w:hanging="360"/>
+      </w:pPr>
+      <w:rPr>
+        <w:rFonts w:ascii="Symbol" w:hAnsi="Symbol" w:hint="default"/>
+        <w:sz w:val="20"/>
+      </w:rPr>
+    </w:lvl>
+    <w:lvl w:ilvl="4" w:tplc="EF564B62">
+      <w:start w:val="1"/>
+      <w:numFmt w:val="bullet"/>
+      <w:lvlText w:val=""/>
+      <w:lvlJc w:val="left"/>
+      <w:pPr>
+        <w:tabs>
+          <w:tab w:val="num" w:pos="3600"/>
+        </w:tabs>
+        <w:ind w:left="3600" w:hanging="360"/>
+      </w:pPr>
+      <w:rPr>
+        <w:rFonts w:ascii="Symbol" w:hAnsi="Symbol" w:hint="default"/>
+        <w:sz w:val="20"/>
+      </w:rPr>
+    </w:lvl>
+    <w:lvl w:ilvl="5" w:tplc="5F62CD32">
+      <w:start w:val="1"/>
+      <w:numFmt w:val="bullet"/>
+      <w:lvlText w:val=""/>
+      <w:lvlJc w:val="left"/>
+      <w:pPr>
+        <w:tabs>
+          <w:tab w:val="num" w:pos="4320"/>
+        </w:tabs>
+        <w:ind w:left="4320" w:hanging="360"/>
+      </w:pPr>
+      <w:rPr>
+        <w:rFonts w:ascii="Symbol" w:hAnsi="Symbol" w:hint="default"/>
+        <w:sz w:val="20"/>
+      </w:rPr>
+    </w:lvl>
+    <w:lvl w:ilvl="6" w:tplc="ABF2F206">
+      <w:start w:val="1"/>
+      <w:numFmt w:val="bullet"/>
+      <w:lvlText w:val=""/>
+      <w:lvlJc w:val="left"/>
+      <w:pPr>
+        <w:tabs>
+          <w:tab w:val="num" w:pos="5040"/>
+        </w:tabs>
+        <w:ind w:left="5040" w:hanging="360"/>
+      </w:pPr>
+      <w:rPr>
+        <w:rFonts w:ascii="Symbol" w:hAnsi="Symbol" w:hint="default"/>
+        <w:sz w:val="20"/>
+      </w:rPr>
+    </w:lvl>
+    <w:lvl w:ilvl="7" w:tplc="80C0D94C">
+      <w:start w:val="1"/>
+      <w:numFmt w:val="bullet"/>
+      <w:lvlText w:val=""/>
+      <w:lvlJc w:val="left"/>
+      <w:pPr>
+        <w:tabs>
+          <w:tab w:val="num" w:pos="5760"/>
+        </w:tabs>
+        <w:ind w:left="5760" w:hanging="360"/>
+      </w:pPr>
+      <w:rPr>
+        <w:rFonts w:ascii="Symbol" w:hAnsi="Symbol" w:hint="default"/>
+        <w:sz w:val="20"/>
+      </w:rPr>
+    </w:lvl>
+    <w:lvl w:ilvl="8" w:tplc="E6421E7E">
+      <w:start w:val="1"/>
+      <w:numFmt w:val="bullet"/>
+      <w:lvlText w:val=""/>
+      <w:lvlJc w:val="left"/>
+      <w:pPr>
+        <w:tabs>
+          <w:tab w:val="num" w:pos="6480"/>
+        </w:tabs>
+        <w:ind w:left="6480" w:hanging="360"/>
+      </w:pPr>
+      <w:rPr>
+        <w:rFonts w:ascii="Symbol" w:hAnsi="Symbol" w:hint="default"/>
+        <w:sz w:val="20"/>
+      </w:rPr>
+    </w:lvl>
+  </w:abstractNum>
+  <w:abstractNum w:abstractNumId="18" w15:restartNumberingAfterBreak="0">
+    <w:nsid w:val="1CD140C9"/>
+    <w:multiLevelType w:val="hybridMultilevel"/>
+    <w:tmpl w:val="30DE4152"/>
+    <w:lvl w:ilvl="0" w:tplc="7E0AE928">
+      <w:numFmt w:val="bullet"/>
+      <w:suff w:val="space"/>
+      <w:lvlText w:val="-"/>
+      <w:lvlJc w:val="left"/>
+      <w:pPr>
+        <w:ind w:left="720" w:hanging="360"/>
+      </w:pPr>
+      <w:rPr>
+        <w:rFonts w:ascii="Times New Roman" w:eastAsiaTheme="minorEastAsia" w:hAnsi="Times New Roman" w:cs="Times New Roman" w:hint="default"/>
+        <w:sz w:val="20"/>
+      </w:rPr>
+    </w:lvl>
+    <w:lvl w:ilvl="1" w:tplc="2342E492">
+      <w:start w:val="1"/>
+      <w:numFmt w:val="bullet"/>
+      <w:lvlText w:val=""/>
+      <w:lvlJc w:val="left"/>
+      <w:pPr>
+        <w:tabs>
+          <w:tab w:val="num" w:pos="1440"/>
+        </w:tabs>
+        <w:ind w:left="1440" w:hanging="360"/>
+      </w:pPr>
+      <w:rPr>
+        <w:rFonts w:ascii="Symbol" w:hAnsi="Symbol" w:hint="default"/>
+        <w:sz w:val="20"/>
+      </w:rPr>
+    </w:lvl>
+    <w:lvl w:ilvl="2" w:tplc="71A0752A">
+      <w:start w:val="1"/>
+      <w:numFmt w:val="bullet"/>
+      <w:lvlText w:val=""/>
+      <w:lvlJc w:val="left"/>
+      <w:pPr>
+        <w:tabs>
+          <w:tab w:val="num" w:pos="2160"/>
+        </w:tabs>
+        <w:ind w:left="2160" w:hanging="360"/>
+      </w:pPr>
+      <w:rPr>
+        <w:rFonts w:ascii="Symbol" w:hAnsi="Symbol" w:hint="default"/>
+        <w:sz w:val="20"/>
+      </w:rPr>
+    </w:lvl>
+    <w:lvl w:ilvl="3" w:tplc="5E2AC7AA">
+      <w:start w:val="1"/>
+      <w:numFmt w:val="bullet"/>
+      <w:lvlText w:val=""/>
+      <w:lvlJc w:val="left"/>
+      <w:pPr>
+        <w:tabs>
+          <w:tab w:val="num" w:pos="2880"/>
+        </w:tabs>
+        <w:ind w:left="2880" w:hanging="360"/>
+      </w:pPr>
+      <w:rPr>
+        <w:rFonts w:ascii="Symbol" w:hAnsi="Symbol" w:hint="default"/>
+        <w:sz w:val="20"/>
+      </w:rPr>
+    </w:lvl>
+    <w:lvl w:ilvl="4" w:tplc="61AA3E24">
+      <w:start w:val="1"/>
+      <w:numFmt w:val="bullet"/>
+      <w:lvlText w:val=""/>
+      <w:lvlJc w:val="left"/>
+      <w:pPr>
+        <w:tabs>
+          <w:tab w:val="num" w:pos="3600"/>
+        </w:tabs>
+        <w:ind w:left="3600" w:hanging="360"/>
+      </w:pPr>
+      <w:rPr>
+        <w:rFonts w:ascii="Symbol" w:hAnsi="Symbol" w:hint="default"/>
+        <w:sz w:val="20"/>
+      </w:rPr>
+    </w:lvl>
+    <w:lvl w:ilvl="5" w:tplc="5D8E6CFE">
+      <w:start w:val="1"/>
+      <w:numFmt w:val="bullet"/>
+      <w:lvlText w:val=""/>
+      <w:lvlJc w:val="left"/>
+      <w:pPr>
+        <w:tabs>
+          <w:tab w:val="num" w:pos="4320"/>
+        </w:tabs>
+        <w:ind w:left="4320" w:hanging="360"/>
+      </w:pPr>
+      <w:rPr>
+        <w:rFonts w:ascii="Symbol" w:hAnsi="Symbol" w:hint="default"/>
+        <w:sz w:val="20"/>
+      </w:rPr>
+    </w:lvl>
+    <w:lvl w:ilvl="6" w:tplc="EC9019A2">
+      <w:start w:val="1"/>
+      <w:numFmt w:val="bullet"/>
+      <w:lvlText w:val=""/>
+      <w:lvlJc w:val="left"/>
+      <w:pPr>
+        <w:tabs>
+          <w:tab w:val="num" w:pos="5040"/>
+        </w:tabs>
+        <w:ind w:left="5040" w:hanging="360"/>
+      </w:pPr>
+      <w:rPr>
+        <w:rFonts w:ascii="Symbol" w:hAnsi="Symbol" w:hint="default"/>
+        <w:sz w:val="20"/>
+      </w:rPr>
+    </w:lvl>
+    <w:lvl w:ilvl="7" w:tplc="B44C589A">
+      <w:start w:val="1"/>
+      <w:numFmt w:val="bullet"/>
+      <w:lvlText w:val=""/>
+      <w:lvlJc w:val="left"/>
+      <w:pPr>
+        <w:tabs>
+          <w:tab w:val="num" w:pos="5760"/>
+        </w:tabs>
+        <w:ind w:left="5760" w:hanging="360"/>
+      </w:pPr>
+      <w:rPr>
+        <w:rFonts w:ascii="Symbol" w:hAnsi="Symbol" w:hint="default"/>
+        <w:sz w:val="20"/>
+      </w:rPr>
+    </w:lvl>
+    <w:lvl w:ilvl="8" w:tplc="6F86C302">
+      <w:start w:val="1"/>
+      <w:numFmt w:val="bullet"/>
+      <w:lvlText w:val=""/>
+      <w:lvlJc w:val="left"/>
+      <w:pPr>
+        <w:tabs>
+          <w:tab w:val="num" w:pos="6480"/>
+        </w:tabs>
+        <w:ind w:left="6480" w:hanging="360"/>
+      </w:pPr>
+      <w:rPr>
+        <w:rFonts w:ascii="Symbol" w:hAnsi="Symbol" w:hint="default"/>
+        <w:sz w:val="20"/>
+      </w:rPr>
+    </w:lvl>
+  </w:abstractNum>
+  <w:abstractNum w:abstractNumId="19" w15:restartNumberingAfterBreak="0">
+    <w:nsid w:val="1DF5645D"/>
+    <w:multiLevelType w:val="hybridMultilevel"/>
+    <w:tmpl w:val="0E10EC06"/>
+    <w:lvl w:ilvl="0" w:tplc="BAF6F854">
+      <w:numFmt w:val="bullet"/>
+      <w:suff w:val="space"/>
+      <w:lvlText w:val="-"/>
+      <w:lvlJc w:val="left"/>
+      <w:pPr>
+        <w:ind w:left="720" w:hanging="360"/>
+      </w:pPr>
+      <w:rPr>
+        <w:rFonts w:ascii="Times New Roman" w:eastAsiaTheme="minorEastAsia" w:hAnsi="Times New Roman" w:cs="Times New Roman" w:hint="default"/>
+        <w:sz w:val="20"/>
+      </w:rPr>
+    </w:lvl>
+    <w:lvl w:ilvl="1" w:tplc="BCFC90FA">
+      <w:start w:val="1"/>
+      <w:numFmt w:val="bullet"/>
+      <w:lvlText w:val=""/>
+      <w:lvlJc w:val="left"/>
+      <w:pPr>
+        <w:tabs>
+          <w:tab w:val="num" w:pos="1440"/>
+        </w:tabs>
+        <w:ind w:left="1440" w:hanging="360"/>
+      </w:pPr>
+      <w:rPr>
+        <w:rFonts w:ascii="Symbol" w:hAnsi="Symbol" w:hint="default"/>
+        <w:sz w:val="20"/>
+      </w:rPr>
+    </w:lvl>
+    <w:lvl w:ilvl="2" w:tplc="732247D6">
+      <w:start w:val="1"/>
+      <w:numFmt w:val="bullet"/>
+      <w:lvlText w:val=""/>
+      <w:lvlJc w:val="left"/>
+      <w:pPr>
+        <w:tabs>
+          <w:tab w:val="num" w:pos="2160"/>
+        </w:tabs>
+        <w:ind w:left="2160" w:hanging="360"/>
+      </w:pPr>
+      <w:rPr>
+        <w:rFonts w:ascii="Symbol" w:hAnsi="Symbol" w:hint="default"/>
+        <w:sz w:val="20"/>
+      </w:rPr>
+    </w:lvl>
+    <w:lvl w:ilvl="3" w:tplc="51B289B2">
+      <w:start w:val="1"/>
+      <w:numFmt w:val="bullet"/>
+      <w:lvlText w:val=""/>
+      <w:lvlJc w:val="left"/>
+      <w:pPr>
+        <w:tabs>
+          <w:tab w:val="num" w:pos="2880"/>
+        </w:tabs>
+        <w:ind w:left="2880" w:hanging="360"/>
+      </w:pPr>
+      <w:rPr>
+        <w:rFonts w:ascii="Symbol" w:hAnsi="Symbol" w:hint="default"/>
+        <w:sz w:val="20"/>
+      </w:rPr>
+    </w:lvl>
+    <w:lvl w:ilvl="4" w:tplc="E550C1FC">
+      <w:start w:val="1"/>
+      <w:numFmt w:val="bullet"/>
+      <w:lvlText w:val=""/>
+      <w:lvlJc w:val="left"/>
+      <w:pPr>
+        <w:tabs>
+          <w:tab w:val="num" w:pos="3600"/>
+        </w:tabs>
+        <w:ind w:left="3600" w:hanging="360"/>
+      </w:pPr>
+      <w:rPr>
+        <w:rFonts w:ascii="Symbol" w:hAnsi="Symbol" w:hint="default"/>
+        <w:sz w:val="20"/>
+      </w:rPr>
+    </w:lvl>
+    <w:lvl w:ilvl="5" w:tplc="624EA1B0">
+      <w:start w:val="1"/>
+      <w:numFmt w:val="bullet"/>
+      <w:lvlText w:val=""/>
+      <w:lvlJc w:val="left"/>
+      <w:pPr>
+        <w:tabs>
+          <w:tab w:val="num" w:pos="4320"/>
+        </w:tabs>
+        <w:ind w:left="4320" w:hanging="360"/>
+      </w:pPr>
+      <w:rPr>
+        <w:rFonts w:ascii="Symbol" w:hAnsi="Symbol" w:hint="default"/>
+        <w:sz w:val="20"/>
+      </w:rPr>
+    </w:lvl>
+    <w:lvl w:ilvl="6" w:tplc="526C53D8">
+      <w:start w:val="1"/>
+      <w:numFmt w:val="bullet"/>
+      <w:lvlText w:val=""/>
+      <w:lvlJc w:val="left"/>
+      <w:pPr>
+        <w:tabs>
+          <w:tab w:val="num" w:pos="5040"/>
+        </w:tabs>
+        <w:ind w:left="5040" w:hanging="360"/>
+      </w:pPr>
+      <w:rPr>
+        <w:rFonts w:ascii="Symbol" w:hAnsi="Symbol" w:hint="default"/>
+        <w:sz w:val="20"/>
+      </w:rPr>
+    </w:lvl>
+    <w:lvl w:ilvl="7" w:tplc="0B7A862E">
+      <w:start w:val="1"/>
+      <w:numFmt w:val="bullet"/>
+      <w:lvlText w:val=""/>
+      <w:lvlJc w:val="left"/>
+      <w:pPr>
+        <w:tabs>
+          <w:tab w:val="num" w:pos="5760"/>
+        </w:tabs>
+        <w:ind w:left="5760" w:hanging="360"/>
+      </w:pPr>
+      <w:rPr>
+        <w:rFonts w:ascii="Symbol" w:hAnsi="Symbol" w:hint="default"/>
+        <w:sz w:val="20"/>
+      </w:rPr>
+    </w:lvl>
+    <w:lvl w:ilvl="8" w:tplc="10980956">
+      <w:start w:val="1"/>
+      <w:numFmt w:val="bullet"/>
+      <w:lvlText w:val=""/>
+      <w:lvlJc w:val="left"/>
+      <w:pPr>
+        <w:tabs>
+          <w:tab w:val="num" w:pos="6480"/>
+        </w:tabs>
+        <w:ind w:left="6480" w:hanging="360"/>
+      </w:pPr>
+      <w:rPr>
+        <w:rFonts w:ascii="Symbol" w:hAnsi="Symbol" w:hint="default"/>
+        <w:sz w:val="20"/>
+      </w:rPr>
+    </w:lvl>
+  </w:abstractNum>
+  <w:abstractNum w:abstractNumId="20" w15:restartNumberingAfterBreak="0">
     <w:nsid w:val="22526BF3"/>
     <w:multiLevelType w:val="multilevel"/>
     <w:tmpl w:val="4224C222"/>
@@ -30094,7 +30763,153 @@
       </w:rPr>
     </w:lvl>
   </w:abstractNum>
-  <w:abstractNum w:abstractNumId="16" w15:restartNumberingAfterBreak="0">
+  <w:abstractNum w:abstractNumId="21" w15:restartNumberingAfterBreak="0">
+    <w:nsid w:val="23C204B6"/>
+    <w:multiLevelType w:val="hybridMultilevel"/>
+    <w:tmpl w:val="BF0A85CC"/>
+    <w:lvl w:ilvl="0" w:tplc="90C45CC4">
+      <w:numFmt w:val="bullet"/>
+      <w:suff w:val="space"/>
+      <w:lvlText w:val="-"/>
+      <w:lvlJc w:val="left"/>
+      <w:pPr>
+        <w:ind w:left="720" w:hanging="360"/>
+      </w:pPr>
+      <w:rPr>
+        <w:rFonts w:ascii="Times New Roman" w:eastAsiaTheme="minorEastAsia" w:hAnsi="Times New Roman" w:cs="Times New Roman" w:hint="default"/>
+        <w:sz w:val="20"/>
+      </w:rPr>
+    </w:lvl>
+    <w:lvl w:ilvl="1" w:tplc="81B8FAB8">
+      <w:start w:val="1"/>
+      <w:numFmt w:val="bullet"/>
+      <w:lvlText w:val=""/>
+      <w:lvlJc w:val="left"/>
+      <w:pPr>
+        <w:tabs>
+          <w:tab w:val="num" w:pos="1440"/>
+        </w:tabs>
+        <w:ind w:left="1440" w:hanging="360"/>
+      </w:pPr>
+      <w:rPr>
+        <w:rFonts w:ascii="Symbol" w:hAnsi="Symbol" w:hint="default"/>
+        <w:sz w:val="20"/>
+      </w:rPr>
+    </w:lvl>
+    <w:lvl w:ilvl="2" w:tplc="23664AB8">
+      <w:start w:val="1"/>
+      <w:numFmt w:val="bullet"/>
+      <w:lvlText w:val=""/>
+      <w:lvlJc w:val="left"/>
+      <w:pPr>
+        <w:tabs>
+          <w:tab w:val="num" w:pos="2160"/>
+        </w:tabs>
+        <w:ind w:left="2160" w:hanging="360"/>
+      </w:pPr>
+      <w:rPr>
+        <w:rFonts w:ascii="Symbol" w:hAnsi="Symbol" w:hint="default"/>
+        <w:sz w:val="20"/>
+      </w:rPr>
+    </w:lvl>
+    <w:lvl w:ilvl="3" w:tplc="FADAFFAC">
+      <w:start w:val="1"/>
+      <w:numFmt w:val="bullet"/>
+      <w:lvlText w:val=""/>
+      <w:lvlJc w:val="left"/>
+      <w:pPr>
+        <w:tabs>
+          <w:tab w:val="num" w:pos="2880"/>
+        </w:tabs>
+        <w:ind w:left="2880" w:hanging="360"/>
+      </w:pPr>
+      <w:rPr>
+        <w:rFonts w:ascii="Symbol" w:hAnsi="Symbol" w:hint="default"/>
+        <w:sz w:val="20"/>
+      </w:rPr>
+    </w:lvl>
+    <w:lvl w:ilvl="4" w:tplc="EF564B62">
+      <w:start w:val="1"/>
+      <w:numFmt w:val="bullet"/>
+      <w:lvlText w:val=""/>
+      <w:lvlJc w:val="left"/>
+      <w:pPr>
+        <w:tabs>
+          <w:tab w:val="num" w:pos="3600"/>
+        </w:tabs>
+        <w:ind w:left="3600" w:hanging="360"/>
+      </w:pPr>
+      <w:rPr>
+        <w:rFonts w:ascii="Symbol" w:hAnsi="Symbol" w:hint="default"/>
+        <w:sz w:val="20"/>
+      </w:rPr>
+    </w:lvl>
+    <w:lvl w:ilvl="5" w:tplc="5F62CD32">
+      <w:start w:val="1"/>
+      <w:numFmt w:val="bullet"/>
+      <w:lvlText w:val=""/>
+      <w:lvlJc w:val="left"/>
+      <w:pPr>
+        <w:tabs>
+          <w:tab w:val="num" w:pos="4320"/>
+        </w:tabs>
+        <w:ind w:left="4320" w:hanging="360"/>
+      </w:pPr>
+      <w:rPr>
+        <w:rFonts w:ascii="Symbol" w:hAnsi="Symbol" w:hint="default"/>
+        <w:sz w:val="20"/>
+      </w:rPr>
+    </w:lvl>
+    <w:lvl w:ilvl="6" w:tplc="ABF2F206">
+      <w:start w:val="1"/>
+      <w:numFmt w:val="bullet"/>
+      <w:lvlText w:val=""/>
+      <w:lvlJc w:val="left"/>
+      <w:pPr>
+        <w:tabs>
+          <w:tab w:val="num" w:pos="5040"/>
+        </w:tabs>
+        <w:ind w:left="5040" w:hanging="360"/>
+      </w:pPr>
+      <w:rPr>
+        <w:rFonts w:ascii="Symbol" w:hAnsi="Symbol" w:hint="default"/>
+        <w:sz w:val="20"/>
+      </w:rPr>
+    </w:lvl>
+    <w:lvl w:ilvl="7" w:tplc="80C0D94C">
+      <w:start w:val="1"/>
+      <w:numFmt w:val="bullet"/>
+      <w:lvlText w:val=""/>
+      <w:lvlJc w:val="left"/>
+      <w:pPr>
+        <w:tabs>
+          <w:tab w:val="num" w:pos="5760"/>
+        </w:tabs>
+        <w:ind w:left="5760" w:hanging="360"/>
+      </w:pPr>
+      <w:rPr>
+        <w:rFonts w:ascii="Symbol" w:hAnsi="Symbol" w:hint="default"/>
+        <w:sz w:val="20"/>
+      </w:rPr>
+    </w:lvl>
+    <w:lvl w:ilvl="8" w:tplc="E6421E7E">
+      <w:start w:val="1"/>
+      <w:numFmt w:val="bullet"/>
+      <w:lvlText w:val=""/>
+      <w:lvlJc w:val="left"/>
+      <w:pPr>
+        <w:tabs>
+          <w:tab w:val="num" w:pos="6480"/>
+        </w:tabs>
+        <w:ind w:left="6480" w:hanging="360"/>
+      </w:pPr>
+      <w:rPr>
+        <w:rFonts w:ascii="Symbol" w:hAnsi="Symbol" w:hint="default"/>
+        <w:sz w:val="20"/>
+      </w:rPr>
+    </w:lvl>
+  </w:abstractNum>
+  <w:abstractNum w:abstractNumId="22" w15:restartNumberingAfterBreak="0">
     <w:nsid w:val="26F1165A"/>
     <w:multiLevelType w:val="hybridMultilevel"/>
     <w:tmpl w:val="7F58B074"/>
@@ -30243,7 +31058,155 @@
       </w:rPr>
     </w:lvl>
   </w:abstractNum>
-  <w:abstractNum w:abstractNumId="17" w15:restartNumberingAfterBreak="0">
+  <w:abstractNum w:abstractNumId="23" w15:restartNumberingAfterBreak="0">
+    <w:nsid w:val="28950EE8"/>
+    <w:multiLevelType w:val="hybridMultilevel"/>
+    <w:tmpl w:val="1218A7DA"/>
+    <w:lvl w:ilvl="0" w:tplc="7A709940">
+      <w:numFmt w:val="bullet"/>
+      <w:lvlText w:val="-"/>
+      <w:lvlJc w:val="left"/>
+      <w:pPr>
+        <w:tabs>
+          <w:tab w:val="num" w:pos="720"/>
+        </w:tabs>
+        <w:ind w:left="720" w:hanging="360"/>
+      </w:pPr>
+      <w:rPr>
+        <w:rFonts w:ascii="Times New Roman" w:eastAsiaTheme="minorEastAsia" w:hAnsi="Times New Roman" w:cs="Times New Roman" w:hint="default"/>
+        <w:sz w:val="20"/>
+      </w:rPr>
+    </w:lvl>
+    <w:lvl w:ilvl="1" w:tplc="011264E6">
+      <w:start w:val="1"/>
+      <w:numFmt w:val="bullet"/>
+      <w:lvlText w:val=""/>
+      <w:lvlJc w:val="left"/>
+      <w:pPr>
+        <w:tabs>
+          <w:tab w:val="num" w:pos="1440"/>
+        </w:tabs>
+        <w:ind w:left="1440" w:hanging="360"/>
+      </w:pPr>
+      <w:rPr>
+        <w:rFonts w:ascii="Symbol" w:hAnsi="Symbol" w:hint="default"/>
+        <w:sz w:val="20"/>
+      </w:rPr>
+    </w:lvl>
+    <w:lvl w:ilvl="2" w:tplc="5B7E6ABE">
+      <w:start w:val="1"/>
+      <w:numFmt w:val="bullet"/>
+      <w:lvlText w:val=""/>
+      <w:lvlJc w:val="left"/>
+      <w:pPr>
+        <w:tabs>
+          <w:tab w:val="num" w:pos="2160"/>
+        </w:tabs>
+        <w:ind w:left="2160" w:hanging="360"/>
+      </w:pPr>
+      <w:rPr>
+        <w:rFonts w:ascii="Symbol" w:hAnsi="Symbol" w:hint="default"/>
+        <w:sz w:val="20"/>
+      </w:rPr>
+    </w:lvl>
+    <w:lvl w:ilvl="3" w:tplc="5A3C34DA">
+      <w:start w:val="1"/>
+      <w:numFmt w:val="bullet"/>
+      <w:lvlText w:val=""/>
+      <w:lvlJc w:val="left"/>
+      <w:pPr>
+        <w:tabs>
+          <w:tab w:val="num" w:pos="2880"/>
+        </w:tabs>
+        <w:ind w:left="2880" w:hanging="360"/>
+      </w:pPr>
+      <w:rPr>
+        <w:rFonts w:ascii="Symbol" w:hAnsi="Symbol" w:hint="default"/>
+        <w:sz w:val="20"/>
+      </w:rPr>
+    </w:lvl>
+    <w:lvl w:ilvl="4" w:tplc="18AE0C20">
+      <w:start w:val="1"/>
+      <w:numFmt w:val="bullet"/>
+      <w:lvlText w:val=""/>
+      <w:lvlJc w:val="left"/>
+      <w:pPr>
+        <w:tabs>
+          <w:tab w:val="num" w:pos="3600"/>
+        </w:tabs>
+        <w:ind w:left="3600" w:hanging="360"/>
+      </w:pPr>
+      <w:rPr>
+        <w:rFonts w:ascii="Symbol" w:hAnsi="Symbol" w:hint="default"/>
+        <w:sz w:val="20"/>
+      </w:rPr>
+    </w:lvl>
+    <w:lvl w:ilvl="5" w:tplc="84C84A98">
+      <w:start w:val="1"/>
+      <w:numFmt w:val="bullet"/>
+      <w:lvlText w:val=""/>
+      <w:lvlJc w:val="left"/>
+      <w:pPr>
+        <w:tabs>
+          <w:tab w:val="num" w:pos="4320"/>
+        </w:tabs>
+        <w:ind w:left="4320" w:hanging="360"/>
+      </w:pPr>
+      <w:rPr>
+        <w:rFonts w:ascii="Symbol" w:hAnsi="Symbol" w:hint="default"/>
+        <w:sz w:val="20"/>
+      </w:rPr>
+    </w:lvl>
+    <w:lvl w:ilvl="6" w:tplc="FE4689AE">
+      <w:start w:val="1"/>
+      <w:numFmt w:val="bullet"/>
+      <w:lvlText w:val=""/>
+      <w:lvlJc w:val="left"/>
+      <w:pPr>
+        <w:tabs>
+          <w:tab w:val="num" w:pos="5040"/>
+        </w:tabs>
+        <w:ind w:left="5040" w:hanging="360"/>
+      </w:pPr>
+      <w:rPr>
+        <w:rFonts w:ascii="Symbol" w:hAnsi="Symbol" w:hint="default"/>
+        <w:sz w:val="20"/>
+      </w:rPr>
+    </w:lvl>
+    <w:lvl w:ilvl="7" w:tplc="3C784946">
+      <w:start w:val="1"/>
+      <w:numFmt w:val="bullet"/>
+      <w:lvlText w:val=""/>
+      <w:lvlJc w:val="left"/>
+      <w:pPr>
+        <w:tabs>
+          <w:tab w:val="num" w:pos="5760"/>
+        </w:tabs>
+        <w:ind w:left="5760" w:hanging="360"/>
+      </w:pPr>
+      <w:rPr>
+        <w:rFonts w:ascii="Symbol" w:hAnsi="Symbol" w:hint="default"/>
+        <w:sz w:val="20"/>
+      </w:rPr>
+    </w:lvl>
+    <w:lvl w:ilvl="8" w:tplc="83E21F5A">
+      <w:start w:val="1"/>
+      <w:numFmt w:val="bullet"/>
+      <w:lvlText w:val=""/>
+      <w:lvlJc w:val="left"/>
+      <w:pPr>
+        <w:tabs>
+          <w:tab w:val="num" w:pos="6480"/>
+        </w:tabs>
+        <w:ind w:left="6480" w:hanging="360"/>
+      </w:pPr>
+      <w:rPr>
+        <w:rFonts w:ascii="Symbol" w:hAnsi="Symbol" w:hint="default"/>
+        <w:sz w:val="20"/>
+      </w:rPr>
+    </w:lvl>
+  </w:abstractNum>
+  <w:abstractNum w:abstractNumId="24" w15:restartNumberingAfterBreak="0">
     <w:nsid w:val="29CC416E"/>
     <w:multiLevelType w:val="multilevel"/>
     <w:tmpl w:val="AD729A06"/>
@@ -30392,7 +31355,7 @@
       </w:rPr>
     </w:lvl>
   </w:abstractNum>
-  <w:abstractNum w:abstractNumId="18" w15:restartNumberingAfterBreak="0">
+  <w:abstractNum w:abstractNumId="25" w15:restartNumberingAfterBreak="0">
     <w:nsid w:val="2F465C5A"/>
     <w:multiLevelType w:val="hybridMultilevel"/>
     <w:tmpl w:val="41B652D0"/>
@@ -30541,7 +31504,7 @@
       </w:rPr>
     </w:lvl>
   </w:abstractNum>
-  <w:abstractNum w:abstractNumId="19" w15:restartNumberingAfterBreak="0">
+  <w:abstractNum w:abstractNumId="26" w15:restartNumberingAfterBreak="0">
     <w:nsid w:val="38C05C8F"/>
     <w:multiLevelType w:val="hybridMultilevel"/>
     <w:tmpl w:val="2F74FAF8"/>
@@ -30690,7 +31653,153 @@
       </w:rPr>
     </w:lvl>
   </w:abstractNum>
-  <w:abstractNum w:abstractNumId="20" w15:restartNumberingAfterBreak="0">
+  <w:abstractNum w:abstractNumId="27" w15:restartNumberingAfterBreak="0">
+    <w:nsid w:val="40442AD9"/>
+    <w:multiLevelType w:val="hybridMultilevel"/>
+    <w:tmpl w:val="28D60C90"/>
+    <w:lvl w:ilvl="0" w:tplc="D85E235A">
+      <w:numFmt w:val="bullet"/>
+      <w:suff w:val="space"/>
+      <w:lvlText w:val="-"/>
+      <w:lvlJc w:val="left"/>
+      <w:pPr>
+        <w:ind w:left="720" w:hanging="360"/>
+      </w:pPr>
+      <w:rPr>
+        <w:rFonts w:ascii="Times New Roman" w:eastAsiaTheme="minorEastAsia" w:hAnsi="Times New Roman" w:cs="Times New Roman" w:hint="default"/>
+        <w:sz w:val="20"/>
+      </w:rPr>
+    </w:lvl>
+    <w:lvl w:ilvl="1" w:tplc="7E18F54E">
+      <w:start w:val="1"/>
+      <w:numFmt w:val="bullet"/>
+      <w:lvlText w:val=""/>
+      <w:lvlJc w:val="left"/>
+      <w:pPr>
+        <w:tabs>
+          <w:tab w:val="num" w:pos="1440"/>
+        </w:tabs>
+        <w:ind w:left="1440" w:hanging="360"/>
+      </w:pPr>
+      <w:rPr>
+        <w:rFonts w:ascii="Symbol" w:hAnsi="Symbol" w:hint="default"/>
+        <w:sz w:val="20"/>
+      </w:rPr>
+    </w:lvl>
+    <w:lvl w:ilvl="2" w:tplc="60E25AE6">
+      <w:start w:val="1"/>
+      <w:numFmt w:val="bullet"/>
+      <w:lvlText w:val=""/>
+      <w:lvlJc w:val="left"/>
+      <w:pPr>
+        <w:tabs>
+          <w:tab w:val="num" w:pos="2160"/>
+        </w:tabs>
+        <w:ind w:left="2160" w:hanging="360"/>
+      </w:pPr>
+      <w:rPr>
+        <w:rFonts w:ascii="Symbol" w:hAnsi="Symbol" w:hint="default"/>
+        <w:sz w:val="20"/>
+      </w:rPr>
+    </w:lvl>
+    <w:lvl w:ilvl="3" w:tplc="9F68D950">
+      <w:start w:val="1"/>
+      <w:numFmt w:val="bullet"/>
+      <w:lvlText w:val=""/>
+      <w:lvlJc w:val="left"/>
+      <w:pPr>
+        <w:tabs>
+          <w:tab w:val="num" w:pos="2880"/>
+        </w:tabs>
+        <w:ind w:left="2880" w:hanging="360"/>
+      </w:pPr>
+      <w:rPr>
+        <w:rFonts w:ascii="Symbol" w:hAnsi="Symbol" w:hint="default"/>
+        <w:sz w:val="20"/>
+      </w:rPr>
+    </w:lvl>
+    <w:lvl w:ilvl="4" w:tplc="76C28BA6">
+      <w:start w:val="1"/>
+      <w:numFmt w:val="bullet"/>
+      <w:lvlText w:val=""/>
+      <w:lvlJc w:val="left"/>
+      <w:pPr>
+        <w:tabs>
+          <w:tab w:val="num" w:pos="3600"/>
+        </w:tabs>
+        <w:ind w:left="3600" w:hanging="360"/>
+      </w:pPr>
+      <w:rPr>
+        <w:rFonts w:ascii="Symbol" w:hAnsi="Symbol" w:hint="default"/>
+        <w:sz w:val="20"/>
+      </w:rPr>
+    </w:lvl>
+    <w:lvl w:ilvl="5" w:tplc="0A5CB70A">
+      <w:start w:val="1"/>
+      <w:numFmt w:val="bullet"/>
+      <w:lvlText w:val=""/>
+      <w:lvlJc w:val="left"/>
+      <w:pPr>
+        <w:tabs>
+          <w:tab w:val="num" w:pos="4320"/>
+        </w:tabs>
+        <w:ind w:left="4320" w:hanging="360"/>
+      </w:pPr>
+      <w:rPr>
+        <w:rFonts w:ascii="Symbol" w:hAnsi="Symbol" w:hint="default"/>
+        <w:sz w:val="20"/>
+      </w:rPr>
+    </w:lvl>
+    <w:lvl w:ilvl="6" w:tplc="856CE1CC">
+      <w:start w:val="1"/>
+      <w:numFmt w:val="bullet"/>
+      <w:lvlText w:val=""/>
+      <w:lvlJc w:val="left"/>
+      <w:pPr>
+        <w:tabs>
+          <w:tab w:val="num" w:pos="5040"/>
+        </w:tabs>
+        <w:ind w:left="5040" w:hanging="360"/>
+      </w:pPr>
+      <w:rPr>
+        <w:rFonts w:ascii="Symbol" w:hAnsi="Symbol" w:hint="default"/>
+        <w:sz w:val="20"/>
+      </w:rPr>
+    </w:lvl>
+    <w:lvl w:ilvl="7" w:tplc="093A739A">
+      <w:start w:val="1"/>
+      <w:numFmt w:val="bullet"/>
+      <w:lvlText w:val=""/>
+      <w:lvlJc w:val="left"/>
+      <w:pPr>
+        <w:tabs>
+          <w:tab w:val="num" w:pos="5760"/>
+        </w:tabs>
+        <w:ind w:left="5760" w:hanging="360"/>
+      </w:pPr>
+      <w:rPr>
+        <w:rFonts w:ascii="Symbol" w:hAnsi="Symbol" w:hint="default"/>
+        <w:sz w:val="20"/>
+      </w:rPr>
+    </w:lvl>
+    <w:lvl w:ilvl="8" w:tplc="4B8E0B0C">
+      <w:start w:val="1"/>
+      <w:numFmt w:val="bullet"/>
+      <w:lvlText w:val=""/>
+      <w:lvlJc w:val="left"/>
+      <w:pPr>
+        <w:tabs>
+          <w:tab w:val="num" w:pos="6480"/>
+        </w:tabs>
+        <w:ind w:left="6480" w:hanging="360"/>
+      </w:pPr>
+      <w:rPr>
+        <w:rFonts w:ascii="Symbol" w:hAnsi="Symbol" w:hint="default"/>
+        <w:sz w:val="20"/>
+      </w:rPr>
+    </w:lvl>
+  </w:abstractNum>
+  <w:abstractNum w:abstractNumId="28" w15:restartNumberingAfterBreak="0">
     <w:nsid w:val="487A3CA4"/>
     <w:multiLevelType w:val="multilevel"/>
     <w:tmpl w:val="4E3227AA"/>
@@ -30803,7 +31912,155 @@
       </w:pPr>
     </w:lvl>
   </w:abstractNum>
-  <w:abstractNum w:abstractNumId="21" w15:restartNumberingAfterBreak="0">
+  <w:abstractNum w:abstractNumId="29" w15:restartNumberingAfterBreak="0">
+    <w:nsid w:val="4EF309A2"/>
+    <w:multiLevelType w:val="hybridMultilevel"/>
+    <w:tmpl w:val="6FF68E6E"/>
+    <w:lvl w:ilvl="0" w:tplc="7A709940">
+      <w:numFmt w:val="bullet"/>
+      <w:lvlText w:val="-"/>
+      <w:lvlJc w:val="left"/>
+      <w:pPr>
+        <w:tabs>
+          <w:tab w:val="num" w:pos="720"/>
+        </w:tabs>
+        <w:ind w:left="720" w:hanging="360"/>
+      </w:pPr>
+      <w:rPr>
+        <w:rFonts w:ascii="Times New Roman" w:eastAsiaTheme="minorEastAsia" w:hAnsi="Times New Roman" w:cs="Times New Roman" w:hint="default"/>
+        <w:sz w:val="20"/>
+      </w:rPr>
+    </w:lvl>
+    <w:lvl w:ilvl="1" w:tplc="7E18F54E">
+      <w:start w:val="1"/>
+      <w:numFmt w:val="bullet"/>
+      <w:lvlText w:val=""/>
+      <w:lvlJc w:val="left"/>
+      <w:pPr>
+        <w:tabs>
+          <w:tab w:val="num" w:pos="1440"/>
+        </w:tabs>
+        <w:ind w:left="1440" w:hanging="360"/>
+      </w:pPr>
+      <w:rPr>
+        <w:rFonts w:ascii="Symbol" w:hAnsi="Symbol" w:hint="default"/>
+        <w:sz w:val="20"/>
+      </w:rPr>
+    </w:lvl>
+    <w:lvl w:ilvl="2" w:tplc="60E25AE6">
+      <w:start w:val="1"/>
+      <w:numFmt w:val="bullet"/>
+      <w:lvlText w:val=""/>
+      <w:lvlJc w:val="left"/>
+      <w:pPr>
+        <w:tabs>
+          <w:tab w:val="num" w:pos="2160"/>
+        </w:tabs>
+        <w:ind w:left="2160" w:hanging="360"/>
+      </w:pPr>
+      <w:rPr>
+        <w:rFonts w:ascii="Symbol" w:hAnsi="Symbol" w:hint="default"/>
+        <w:sz w:val="20"/>
+      </w:rPr>
+    </w:lvl>
+    <w:lvl w:ilvl="3" w:tplc="9F68D950">
+      <w:start w:val="1"/>
+      <w:numFmt w:val="bullet"/>
+      <w:lvlText w:val=""/>
+      <w:lvlJc w:val="left"/>
+      <w:pPr>
+        <w:tabs>
+          <w:tab w:val="num" w:pos="2880"/>
+        </w:tabs>
+        <w:ind w:left="2880" w:hanging="360"/>
+      </w:pPr>
+      <w:rPr>
+        <w:rFonts w:ascii="Symbol" w:hAnsi="Symbol" w:hint="default"/>
+        <w:sz w:val="20"/>
+      </w:rPr>
+    </w:lvl>
+    <w:lvl w:ilvl="4" w:tplc="76C28BA6">
+      <w:start w:val="1"/>
+      <w:numFmt w:val="bullet"/>
+      <w:lvlText w:val=""/>
+      <w:lvlJc w:val="left"/>
+      <w:pPr>
+        <w:tabs>
+          <w:tab w:val="num" w:pos="3600"/>
+        </w:tabs>
+        <w:ind w:left="3600" w:hanging="360"/>
+      </w:pPr>
+      <w:rPr>
+        <w:rFonts w:ascii="Symbol" w:hAnsi="Symbol" w:hint="default"/>
+        <w:sz w:val="20"/>
+      </w:rPr>
+    </w:lvl>
+    <w:lvl w:ilvl="5" w:tplc="0A5CB70A">
+      <w:start w:val="1"/>
+      <w:numFmt w:val="bullet"/>
+      <w:lvlText w:val=""/>
+      <w:lvlJc w:val="left"/>
+      <w:pPr>
+        <w:tabs>
+          <w:tab w:val="num" w:pos="4320"/>
+        </w:tabs>
+        <w:ind w:left="4320" w:hanging="360"/>
+      </w:pPr>
+      <w:rPr>
+        <w:rFonts w:ascii="Symbol" w:hAnsi="Symbol" w:hint="default"/>
+        <w:sz w:val="20"/>
+      </w:rPr>
+    </w:lvl>
+    <w:lvl w:ilvl="6" w:tplc="856CE1CC">
+      <w:start w:val="1"/>
+      <w:numFmt w:val="bullet"/>
+      <w:lvlText w:val=""/>
+      <w:lvlJc w:val="left"/>
+      <w:pPr>
+        <w:tabs>
+          <w:tab w:val="num" w:pos="5040"/>
+        </w:tabs>
+        <w:ind w:left="5040" w:hanging="360"/>
+      </w:pPr>
+      <w:rPr>
+        <w:rFonts w:ascii="Symbol" w:hAnsi="Symbol" w:hint="default"/>
+        <w:sz w:val="20"/>
+      </w:rPr>
+    </w:lvl>
+    <w:lvl w:ilvl="7" w:tplc="093A739A">
+      <w:start w:val="1"/>
+      <w:numFmt w:val="bullet"/>
+      <w:lvlText w:val=""/>
+      <w:lvlJc w:val="left"/>
+      <w:pPr>
+        <w:tabs>
+          <w:tab w:val="num" w:pos="5760"/>
+        </w:tabs>
+        <w:ind w:left="5760" w:hanging="360"/>
+      </w:pPr>
+      <w:rPr>
+        <w:rFonts w:ascii="Symbol" w:hAnsi="Symbol" w:hint="default"/>
+        <w:sz w:val="20"/>
+      </w:rPr>
+    </w:lvl>
+    <w:lvl w:ilvl="8" w:tplc="4B8E0B0C">
+      <w:start w:val="1"/>
+      <w:numFmt w:val="bullet"/>
+      <w:lvlText w:val=""/>
+      <w:lvlJc w:val="left"/>
+      <w:pPr>
+        <w:tabs>
+          <w:tab w:val="num" w:pos="6480"/>
+        </w:tabs>
+        <w:ind w:left="6480" w:hanging="360"/>
+      </w:pPr>
+      <w:rPr>
+        <w:rFonts w:ascii="Symbol" w:hAnsi="Symbol" w:hint="default"/>
+        <w:sz w:val="20"/>
+      </w:rPr>
+    </w:lvl>
+  </w:abstractNum>
+  <w:abstractNum w:abstractNumId="30" w15:restartNumberingAfterBreak="0">
     <w:nsid w:val="50D54DCB"/>
     <w:multiLevelType w:val="hybridMultilevel"/>
     <w:tmpl w:val="3878D0CA"/>
@@ -30916,7 +32173,7 @@
       </w:pPr>
     </w:lvl>
   </w:abstractNum>
-  <w:abstractNum w:abstractNumId="22" w15:restartNumberingAfterBreak="0">
+  <w:abstractNum w:abstractNumId="31" w15:restartNumberingAfterBreak="0">
     <w:nsid w:val="53860BC8"/>
     <w:multiLevelType w:val="hybridMultilevel"/>
     <w:tmpl w:val="4AE0DB8C"/>
@@ -31029,7 +32286,155 @@
       </w:pPr>
     </w:lvl>
   </w:abstractNum>
-  <w:abstractNum w:abstractNumId="23" w15:restartNumberingAfterBreak="0">
+  <w:abstractNum w:abstractNumId="32" w15:restartNumberingAfterBreak="0">
+    <w:nsid w:val="6258227D"/>
+    <w:multiLevelType w:val="hybridMultilevel"/>
+    <w:tmpl w:val="8F3691FA"/>
+    <w:lvl w:ilvl="0" w:tplc="7A709940">
+      <w:numFmt w:val="bullet"/>
+      <w:lvlText w:val="-"/>
+      <w:lvlJc w:val="left"/>
+      <w:pPr>
+        <w:tabs>
+          <w:tab w:val="num" w:pos="720"/>
+        </w:tabs>
+        <w:ind w:left="720" w:hanging="360"/>
+      </w:pPr>
+      <w:rPr>
+        <w:rFonts w:ascii="Times New Roman" w:eastAsiaTheme="minorEastAsia" w:hAnsi="Times New Roman" w:cs="Times New Roman" w:hint="default"/>
+        <w:sz w:val="20"/>
+      </w:rPr>
+    </w:lvl>
+    <w:lvl w:ilvl="1" w:tplc="BCFC90FA">
+      <w:start w:val="1"/>
+      <w:numFmt w:val="bullet"/>
+      <w:lvlText w:val=""/>
+      <w:lvlJc w:val="left"/>
+      <w:pPr>
+        <w:tabs>
+          <w:tab w:val="num" w:pos="1440"/>
+        </w:tabs>
+        <w:ind w:left="1440" w:hanging="360"/>
+      </w:pPr>
+      <w:rPr>
+        <w:rFonts w:ascii="Symbol" w:hAnsi="Symbol" w:hint="default"/>
+        <w:sz w:val="20"/>
+      </w:rPr>
+    </w:lvl>
+    <w:lvl w:ilvl="2" w:tplc="732247D6">
+      <w:start w:val="1"/>
+      <w:numFmt w:val="bullet"/>
+      <w:lvlText w:val=""/>
+      <w:lvlJc w:val="left"/>
+      <w:pPr>
+        <w:tabs>
+          <w:tab w:val="num" w:pos="2160"/>
+        </w:tabs>
+        <w:ind w:left="2160" w:hanging="360"/>
+      </w:pPr>
+      <w:rPr>
+        <w:rFonts w:ascii="Symbol" w:hAnsi="Symbol" w:hint="default"/>
+        <w:sz w:val="20"/>
+      </w:rPr>
+    </w:lvl>
+    <w:lvl w:ilvl="3" w:tplc="51B289B2">
+      <w:start w:val="1"/>
+      <w:numFmt w:val="bullet"/>
+      <w:lvlText w:val=""/>
+      <w:lvlJc w:val="left"/>
+      <w:pPr>
+        <w:tabs>
+          <w:tab w:val="num" w:pos="2880"/>
+        </w:tabs>
+        <w:ind w:left="2880" w:hanging="360"/>
+      </w:pPr>
+      <w:rPr>
+        <w:rFonts w:ascii="Symbol" w:hAnsi="Symbol" w:hint="default"/>
+        <w:sz w:val="20"/>
+      </w:rPr>
+    </w:lvl>
+    <w:lvl w:ilvl="4" w:tplc="E550C1FC">
+      <w:start w:val="1"/>
+      <w:numFmt w:val="bullet"/>
+      <w:lvlText w:val=""/>
+      <w:lvlJc w:val="left"/>
+      <w:pPr>
+        <w:tabs>
+          <w:tab w:val="num" w:pos="3600"/>
+        </w:tabs>
+        <w:ind w:left="3600" w:hanging="360"/>
+      </w:pPr>
+      <w:rPr>
+        <w:rFonts w:ascii="Symbol" w:hAnsi="Symbol" w:hint="default"/>
+        <w:sz w:val="20"/>
+      </w:rPr>
+    </w:lvl>
+    <w:lvl w:ilvl="5" w:tplc="624EA1B0">
+      <w:start w:val="1"/>
+      <w:numFmt w:val="bullet"/>
+      <w:lvlText w:val=""/>
+      <w:lvlJc w:val="left"/>
+      <w:pPr>
+        <w:tabs>
+          <w:tab w:val="num" w:pos="4320"/>
+        </w:tabs>
+        <w:ind w:left="4320" w:hanging="360"/>
+      </w:pPr>
+      <w:rPr>
+        <w:rFonts w:ascii="Symbol" w:hAnsi="Symbol" w:hint="default"/>
+        <w:sz w:val="20"/>
+      </w:rPr>
+    </w:lvl>
+    <w:lvl w:ilvl="6" w:tplc="526C53D8">
+      <w:start w:val="1"/>
+      <w:numFmt w:val="bullet"/>
+      <w:lvlText w:val=""/>
+      <w:lvlJc w:val="left"/>
+      <w:pPr>
+        <w:tabs>
+          <w:tab w:val="num" w:pos="5040"/>
+        </w:tabs>
+        <w:ind w:left="5040" w:hanging="360"/>
+      </w:pPr>
+      <w:rPr>
+        <w:rFonts w:ascii="Symbol" w:hAnsi="Symbol" w:hint="default"/>
+        <w:sz w:val="20"/>
+      </w:rPr>
+    </w:lvl>
+    <w:lvl w:ilvl="7" w:tplc="0B7A862E">
+      <w:start w:val="1"/>
+      <w:numFmt w:val="bullet"/>
+      <w:lvlText w:val=""/>
+      <w:lvlJc w:val="left"/>
+      <w:pPr>
+        <w:tabs>
+          <w:tab w:val="num" w:pos="5760"/>
+        </w:tabs>
+        <w:ind w:left="5760" w:hanging="360"/>
+      </w:pPr>
+      <w:rPr>
+        <w:rFonts w:ascii="Symbol" w:hAnsi="Symbol" w:hint="default"/>
+        <w:sz w:val="20"/>
+      </w:rPr>
+    </w:lvl>
+    <w:lvl w:ilvl="8" w:tplc="10980956">
+      <w:start w:val="1"/>
+      <w:numFmt w:val="bullet"/>
+      <w:lvlText w:val=""/>
+      <w:lvlJc w:val="left"/>
+      <w:pPr>
+        <w:tabs>
+          <w:tab w:val="num" w:pos="6480"/>
+        </w:tabs>
+        <w:ind w:left="6480" w:hanging="360"/>
+      </w:pPr>
+      <w:rPr>
+        <w:rFonts w:ascii="Symbol" w:hAnsi="Symbol" w:hint="default"/>
+        <w:sz w:val="20"/>
+      </w:rPr>
+    </w:lvl>
+  </w:abstractNum>
+  <w:abstractNum w:abstractNumId="33" w15:restartNumberingAfterBreak="0">
     <w:nsid w:val="65E54AD5"/>
     <w:multiLevelType w:val="hybridMultilevel"/>
     <w:tmpl w:val="3976BA10"/>
@@ -31178,7 +32583,7 @@
       </w:rPr>
     </w:lvl>
   </w:abstractNum>
-  <w:abstractNum w:abstractNumId="24" w15:restartNumberingAfterBreak="0">
+  <w:abstractNum w:abstractNumId="34" w15:restartNumberingAfterBreak="0">
     <w:nsid w:val="69BB6C51"/>
     <w:multiLevelType w:val="multilevel"/>
     <w:tmpl w:val="6E1CB9F8"/>
@@ -31327,7 +32732,303 @@
       </w:rPr>
     </w:lvl>
   </w:abstractNum>
-  <w:abstractNum w:abstractNumId="25" w15:restartNumberingAfterBreak="0">
+  <w:abstractNum w:abstractNumId="35" w15:restartNumberingAfterBreak="0">
+    <w:nsid w:val="6E626327"/>
+    <w:multiLevelType w:val="hybridMultilevel"/>
+    <w:tmpl w:val="518CE590"/>
+    <w:lvl w:ilvl="0" w:tplc="7A709940">
+      <w:numFmt w:val="bullet"/>
+      <w:lvlText w:val="-"/>
+      <w:lvlJc w:val="left"/>
+      <w:pPr>
+        <w:tabs>
+          <w:tab w:val="num" w:pos="720"/>
+        </w:tabs>
+        <w:ind w:left="720" w:hanging="360"/>
+      </w:pPr>
+      <w:rPr>
+        <w:rFonts w:ascii="Times New Roman" w:eastAsiaTheme="minorEastAsia" w:hAnsi="Times New Roman" w:cs="Times New Roman" w:hint="default"/>
+        <w:sz w:val="20"/>
+      </w:rPr>
+    </w:lvl>
+    <w:lvl w:ilvl="1" w:tplc="9FFE7D38">
+      <w:start w:val="1"/>
+      <w:numFmt w:val="bullet"/>
+      <w:lvlText w:val=""/>
+      <w:lvlJc w:val="left"/>
+      <w:pPr>
+        <w:tabs>
+          <w:tab w:val="num" w:pos="1440"/>
+        </w:tabs>
+        <w:ind w:left="1440" w:hanging="360"/>
+      </w:pPr>
+      <w:rPr>
+        <w:rFonts w:ascii="Symbol" w:hAnsi="Symbol" w:hint="default"/>
+        <w:sz w:val="20"/>
+      </w:rPr>
+    </w:lvl>
+    <w:lvl w:ilvl="2" w:tplc="5F70CD56">
+      <w:start w:val="1"/>
+      <w:numFmt w:val="bullet"/>
+      <w:lvlText w:val=""/>
+      <w:lvlJc w:val="left"/>
+      <w:pPr>
+        <w:tabs>
+          <w:tab w:val="num" w:pos="2160"/>
+        </w:tabs>
+        <w:ind w:left="2160" w:hanging="360"/>
+      </w:pPr>
+      <w:rPr>
+        <w:rFonts w:ascii="Symbol" w:hAnsi="Symbol" w:hint="default"/>
+        <w:sz w:val="20"/>
+      </w:rPr>
+    </w:lvl>
+    <w:lvl w:ilvl="3" w:tplc="0114DEDA">
+      <w:start w:val="1"/>
+      <w:numFmt w:val="bullet"/>
+      <w:lvlText w:val=""/>
+      <w:lvlJc w:val="left"/>
+      <w:pPr>
+        <w:tabs>
+          <w:tab w:val="num" w:pos="2880"/>
+        </w:tabs>
+        <w:ind w:left="2880" w:hanging="360"/>
+      </w:pPr>
+      <w:rPr>
+        <w:rFonts w:ascii="Symbol" w:hAnsi="Symbol" w:hint="default"/>
+        <w:sz w:val="20"/>
+      </w:rPr>
+    </w:lvl>
+    <w:lvl w:ilvl="4" w:tplc="FB1ABEA8">
+      <w:start w:val="1"/>
+      <w:numFmt w:val="bullet"/>
+      <w:lvlText w:val=""/>
+      <w:lvlJc w:val="left"/>
+      <w:pPr>
+        <w:tabs>
+          <w:tab w:val="num" w:pos="3600"/>
+        </w:tabs>
+        <w:ind w:left="3600" w:hanging="360"/>
+      </w:pPr>
+      <w:rPr>
+        <w:rFonts w:ascii="Symbol" w:hAnsi="Symbol" w:hint="default"/>
+        <w:sz w:val="20"/>
+      </w:rPr>
+    </w:lvl>
+    <w:lvl w:ilvl="5" w:tplc="C87004E8">
+      <w:start w:val="1"/>
+      <w:numFmt w:val="bullet"/>
+      <w:lvlText w:val=""/>
+      <w:lvlJc w:val="left"/>
+      <w:pPr>
+        <w:tabs>
+          <w:tab w:val="num" w:pos="4320"/>
+        </w:tabs>
+        <w:ind w:left="4320" w:hanging="360"/>
+      </w:pPr>
+      <w:rPr>
+        <w:rFonts w:ascii="Symbol" w:hAnsi="Symbol" w:hint="default"/>
+        <w:sz w:val="20"/>
+      </w:rPr>
+    </w:lvl>
+    <w:lvl w:ilvl="6" w:tplc="746CD8D6">
+      <w:start w:val="1"/>
+      <w:numFmt w:val="bullet"/>
+      <w:lvlText w:val=""/>
+      <w:lvlJc w:val="left"/>
+      <w:pPr>
+        <w:tabs>
+          <w:tab w:val="num" w:pos="5040"/>
+        </w:tabs>
+        <w:ind w:left="5040" w:hanging="360"/>
+      </w:pPr>
+      <w:rPr>
+        <w:rFonts w:ascii="Symbol" w:hAnsi="Symbol" w:hint="default"/>
+        <w:sz w:val="20"/>
+      </w:rPr>
+    </w:lvl>
+    <w:lvl w:ilvl="7" w:tplc="29B6AB76">
+      <w:start w:val="1"/>
+      <w:numFmt w:val="bullet"/>
+      <w:lvlText w:val=""/>
+      <w:lvlJc w:val="left"/>
+      <w:pPr>
+        <w:tabs>
+          <w:tab w:val="num" w:pos="5760"/>
+        </w:tabs>
+        <w:ind w:left="5760" w:hanging="360"/>
+      </w:pPr>
+      <w:rPr>
+        <w:rFonts w:ascii="Symbol" w:hAnsi="Symbol" w:hint="default"/>
+        <w:sz w:val="20"/>
+      </w:rPr>
+    </w:lvl>
+    <w:lvl w:ilvl="8" w:tplc="58CCEC04">
+      <w:start w:val="1"/>
+      <w:numFmt w:val="bullet"/>
+      <w:lvlText w:val=""/>
+      <w:lvlJc w:val="left"/>
+      <w:pPr>
+        <w:tabs>
+          <w:tab w:val="num" w:pos="6480"/>
+        </w:tabs>
+        <w:ind w:left="6480" w:hanging="360"/>
+      </w:pPr>
+      <w:rPr>
+        <w:rFonts w:ascii="Symbol" w:hAnsi="Symbol" w:hint="default"/>
+        <w:sz w:val="20"/>
+      </w:rPr>
+    </w:lvl>
+  </w:abstractNum>
+  <w:abstractNum w:abstractNumId="36" w15:restartNumberingAfterBreak="0">
+    <w:nsid w:val="70D914EB"/>
+    <w:multiLevelType w:val="hybridMultilevel"/>
+    <w:tmpl w:val="821A89B6"/>
+    <w:lvl w:ilvl="0" w:tplc="7A709940">
+      <w:numFmt w:val="bullet"/>
+      <w:lvlText w:val="-"/>
+      <w:lvlJc w:val="left"/>
+      <w:pPr>
+        <w:tabs>
+          <w:tab w:val="num" w:pos="720"/>
+        </w:tabs>
+        <w:ind w:left="720" w:hanging="360"/>
+      </w:pPr>
+      <w:rPr>
+        <w:rFonts w:ascii="Times New Roman" w:eastAsiaTheme="minorEastAsia" w:hAnsi="Times New Roman" w:cs="Times New Roman" w:hint="default"/>
+        <w:sz w:val="20"/>
+      </w:rPr>
+    </w:lvl>
+    <w:lvl w:ilvl="1" w:tplc="D86E9D5A">
+      <w:start w:val="1"/>
+      <w:numFmt w:val="bullet"/>
+      <w:lvlText w:val=""/>
+      <w:lvlJc w:val="left"/>
+      <w:pPr>
+        <w:tabs>
+          <w:tab w:val="num" w:pos="1440"/>
+        </w:tabs>
+        <w:ind w:left="1440" w:hanging="360"/>
+      </w:pPr>
+      <w:rPr>
+        <w:rFonts w:ascii="Symbol" w:hAnsi="Symbol" w:hint="default"/>
+        <w:sz w:val="20"/>
+      </w:rPr>
+    </w:lvl>
+    <w:lvl w:ilvl="2" w:tplc="07A83C4E">
+      <w:start w:val="1"/>
+      <w:numFmt w:val="bullet"/>
+      <w:lvlText w:val=""/>
+      <w:lvlJc w:val="left"/>
+      <w:pPr>
+        <w:tabs>
+          <w:tab w:val="num" w:pos="2160"/>
+        </w:tabs>
+        <w:ind w:left="2160" w:hanging="360"/>
+      </w:pPr>
+      <w:rPr>
+        <w:rFonts w:ascii="Symbol" w:hAnsi="Symbol" w:hint="default"/>
+        <w:sz w:val="20"/>
+      </w:rPr>
+    </w:lvl>
+    <w:lvl w:ilvl="3" w:tplc="FA86A768">
+      <w:start w:val="1"/>
+      <w:numFmt w:val="bullet"/>
+      <w:lvlText w:val=""/>
+      <w:lvlJc w:val="left"/>
+      <w:pPr>
+        <w:tabs>
+          <w:tab w:val="num" w:pos="2880"/>
+        </w:tabs>
+        <w:ind w:left="2880" w:hanging="360"/>
+      </w:pPr>
+      <w:rPr>
+        <w:rFonts w:ascii="Symbol" w:hAnsi="Symbol" w:hint="default"/>
+        <w:sz w:val="20"/>
+      </w:rPr>
+    </w:lvl>
+    <w:lvl w:ilvl="4" w:tplc="C27CC992">
+      <w:start w:val="1"/>
+      <w:numFmt w:val="bullet"/>
+      <w:lvlText w:val=""/>
+      <w:lvlJc w:val="left"/>
+      <w:pPr>
+        <w:tabs>
+          <w:tab w:val="num" w:pos="3600"/>
+        </w:tabs>
+        <w:ind w:left="3600" w:hanging="360"/>
+      </w:pPr>
+      <w:rPr>
+        <w:rFonts w:ascii="Symbol" w:hAnsi="Symbol" w:hint="default"/>
+        <w:sz w:val="20"/>
+      </w:rPr>
+    </w:lvl>
+    <w:lvl w:ilvl="5" w:tplc="7674A32A">
+      <w:start w:val="1"/>
+      <w:numFmt w:val="bullet"/>
+      <w:lvlText w:val=""/>
+      <w:lvlJc w:val="left"/>
+      <w:pPr>
+        <w:tabs>
+          <w:tab w:val="num" w:pos="4320"/>
+        </w:tabs>
+        <w:ind w:left="4320" w:hanging="360"/>
+      </w:pPr>
+      <w:rPr>
+        <w:rFonts w:ascii="Symbol" w:hAnsi="Symbol" w:hint="default"/>
+        <w:sz w:val="20"/>
+      </w:rPr>
+    </w:lvl>
+    <w:lvl w:ilvl="6" w:tplc="F94A12DA">
+      <w:start w:val="1"/>
+      <w:numFmt w:val="bullet"/>
+      <w:lvlText w:val=""/>
+      <w:lvlJc w:val="left"/>
+      <w:pPr>
+        <w:tabs>
+          <w:tab w:val="num" w:pos="5040"/>
+        </w:tabs>
+        <w:ind w:left="5040" w:hanging="360"/>
+      </w:pPr>
+      <w:rPr>
+        <w:rFonts w:ascii="Symbol" w:hAnsi="Symbol" w:hint="default"/>
+        <w:sz w:val="20"/>
+      </w:rPr>
+    </w:lvl>
+    <w:lvl w:ilvl="7" w:tplc="953A563E">
+      <w:start w:val="1"/>
+      <w:numFmt w:val="bullet"/>
+      <w:lvlText w:val=""/>
+      <w:lvlJc w:val="left"/>
+      <w:pPr>
+        <w:tabs>
+          <w:tab w:val="num" w:pos="5760"/>
+        </w:tabs>
+        <w:ind w:left="5760" w:hanging="360"/>
+      </w:pPr>
+      <w:rPr>
+        <w:rFonts w:ascii="Symbol" w:hAnsi="Symbol" w:hint="default"/>
+        <w:sz w:val="20"/>
+      </w:rPr>
+    </w:lvl>
+    <w:lvl w:ilvl="8" w:tplc="E05A8E24">
+      <w:start w:val="1"/>
+      <w:numFmt w:val="bullet"/>
+      <w:lvlText w:val=""/>
+      <w:lvlJc w:val="left"/>
+      <w:pPr>
+        <w:tabs>
+          <w:tab w:val="num" w:pos="6480"/>
+        </w:tabs>
+        <w:ind w:left="6480" w:hanging="360"/>
+      </w:pPr>
+      <w:rPr>
+        <w:rFonts w:ascii="Symbol" w:hAnsi="Symbol" w:hint="default"/>
+        <w:sz w:val="20"/>
+      </w:rPr>
+    </w:lvl>
+  </w:abstractNum>
+  <w:abstractNum w:abstractNumId="37" w15:restartNumberingAfterBreak="0">
     <w:nsid w:val="74134C97"/>
     <w:multiLevelType w:val="hybridMultilevel"/>
     <w:tmpl w:val="7EDEA00A"/>
@@ -31413,7 +33114,153 @@
       </w:pPr>
     </w:lvl>
   </w:abstractNum>
-  <w:abstractNum w:abstractNumId="26" w15:restartNumberingAfterBreak="0">
+  <w:abstractNum w:abstractNumId="38" w15:restartNumberingAfterBreak="0">
+    <w:nsid w:val="74D27E24"/>
+    <w:multiLevelType w:val="hybridMultilevel"/>
+    <w:tmpl w:val="F50A272A"/>
+    <w:lvl w:ilvl="0" w:tplc="6DB665A6">
+      <w:numFmt w:val="bullet"/>
+      <w:suff w:val="space"/>
+      <w:lvlText w:val="-"/>
+      <w:lvlJc w:val="left"/>
+      <w:pPr>
+        <w:ind w:left="720" w:hanging="360"/>
+      </w:pPr>
+      <w:rPr>
+        <w:rFonts w:ascii="Times New Roman" w:eastAsiaTheme="minorEastAsia" w:hAnsi="Times New Roman" w:cs="Times New Roman" w:hint="default"/>
+        <w:sz w:val="20"/>
+      </w:rPr>
+    </w:lvl>
+    <w:lvl w:ilvl="1" w:tplc="011264E6">
+      <w:start w:val="1"/>
+      <w:numFmt w:val="bullet"/>
+      <w:lvlText w:val=""/>
+      <w:lvlJc w:val="left"/>
+      <w:pPr>
+        <w:tabs>
+          <w:tab w:val="num" w:pos="1440"/>
+        </w:tabs>
+        <w:ind w:left="1440" w:hanging="360"/>
+      </w:pPr>
+      <w:rPr>
+        <w:rFonts w:ascii="Symbol" w:hAnsi="Symbol" w:hint="default"/>
+        <w:sz w:val="20"/>
+      </w:rPr>
+    </w:lvl>
+    <w:lvl w:ilvl="2" w:tplc="5B7E6ABE">
+      <w:start w:val="1"/>
+      <w:numFmt w:val="bullet"/>
+      <w:lvlText w:val=""/>
+      <w:lvlJc w:val="left"/>
+      <w:pPr>
+        <w:tabs>
+          <w:tab w:val="num" w:pos="2160"/>
+        </w:tabs>
+        <w:ind w:left="2160" w:hanging="360"/>
+      </w:pPr>
+      <w:rPr>
+        <w:rFonts w:ascii="Symbol" w:hAnsi="Symbol" w:hint="default"/>
+        <w:sz w:val="20"/>
+      </w:rPr>
+    </w:lvl>
+    <w:lvl w:ilvl="3" w:tplc="5A3C34DA">
+      <w:start w:val="1"/>
+      <w:numFmt w:val="bullet"/>
+      <w:lvlText w:val=""/>
+      <w:lvlJc w:val="left"/>
+      <w:pPr>
+        <w:tabs>
+          <w:tab w:val="num" w:pos="2880"/>
+        </w:tabs>
+        <w:ind w:left="2880" w:hanging="360"/>
+      </w:pPr>
+      <w:rPr>
+        <w:rFonts w:ascii="Symbol" w:hAnsi="Symbol" w:hint="default"/>
+        <w:sz w:val="20"/>
+      </w:rPr>
+    </w:lvl>
+    <w:lvl w:ilvl="4" w:tplc="18AE0C20">
+      <w:start w:val="1"/>
+      <w:numFmt w:val="bullet"/>
+      <w:lvlText w:val=""/>
+      <w:lvlJc w:val="left"/>
+      <w:pPr>
+        <w:tabs>
+          <w:tab w:val="num" w:pos="3600"/>
+        </w:tabs>
+        <w:ind w:left="3600" w:hanging="360"/>
+      </w:pPr>
+      <w:rPr>
+        <w:rFonts w:ascii="Symbol" w:hAnsi="Symbol" w:hint="default"/>
+        <w:sz w:val="20"/>
+      </w:rPr>
+    </w:lvl>
+    <w:lvl w:ilvl="5" w:tplc="84C84A98">
+      <w:start w:val="1"/>
+      <w:numFmt w:val="bullet"/>
+      <w:lvlText w:val=""/>
+      <w:lvlJc w:val="left"/>
+      <w:pPr>
+        <w:tabs>
+          <w:tab w:val="num" w:pos="4320"/>
+        </w:tabs>
+        <w:ind w:left="4320" w:hanging="360"/>
+      </w:pPr>
+      <w:rPr>
+        <w:rFonts w:ascii="Symbol" w:hAnsi="Symbol" w:hint="default"/>
+        <w:sz w:val="20"/>
+      </w:rPr>
+    </w:lvl>
+    <w:lvl w:ilvl="6" w:tplc="FE4689AE">
+      <w:start w:val="1"/>
+      <w:numFmt w:val="bullet"/>
+      <w:lvlText w:val=""/>
+      <w:lvlJc w:val="left"/>
+      <w:pPr>
+        <w:tabs>
+          <w:tab w:val="num" w:pos="5040"/>
+        </w:tabs>
+        <w:ind w:left="5040" w:hanging="360"/>
+      </w:pPr>
+      <w:rPr>
+        <w:rFonts w:ascii="Symbol" w:hAnsi="Symbol" w:hint="default"/>
+        <w:sz w:val="20"/>
+      </w:rPr>
+    </w:lvl>
+    <w:lvl w:ilvl="7" w:tplc="3C784946">
+      <w:start w:val="1"/>
+      <w:numFmt w:val="bullet"/>
+      <w:lvlText w:val=""/>
+      <w:lvlJc w:val="left"/>
+      <w:pPr>
+        <w:tabs>
+          <w:tab w:val="num" w:pos="5760"/>
+        </w:tabs>
+        <w:ind w:left="5760" w:hanging="360"/>
+      </w:pPr>
+      <w:rPr>
+        <w:rFonts w:ascii="Symbol" w:hAnsi="Symbol" w:hint="default"/>
+        <w:sz w:val="20"/>
+      </w:rPr>
+    </w:lvl>
+    <w:lvl w:ilvl="8" w:tplc="83E21F5A">
+      <w:start w:val="1"/>
+      <w:numFmt w:val="bullet"/>
+      <w:lvlText w:val=""/>
+      <w:lvlJc w:val="left"/>
+      <w:pPr>
+        <w:tabs>
+          <w:tab w:val="num" w:pos="6480"/>
+        </w:tabs>
+        <w:ind w:left="6480" w:hanging="360"/>
+      </w:pPr>
+      <w:rPr>
+        <w:rFonts w:ascii="Symbol" w:hAnsi="Symbol" w:hint="default"/>
+        <w:sz w:val="20"/>
+      </w:rPr>
+    </w:lvl>
+  </w:abstractNum>
+  <w:abstractNum w:abstractNumId="39" w15:restartNumberingAfterBreak="0">
     <w:nsid w:val="76697DA4"/>
     <w:multiLevelType w:val="hybridMultilevel"/>
     <w:tmpl w:val="B3600FC4"/>
@@ -31562,7 +33409,7 @@
       </w:rPr>
     </w:lvl>
   </w:abstractNum>
-  <w:abstractNum w:abstractNumId="27" w15:restartNumberingAfterBreak="0">
+  <w:abstractNum w:abstractNumId="40" w15:restartNumberingAfterBreak="0">
     <w:nsid w:val="7B4B3923"/>
     <w:multiLevelType w:val="hybridMultilevel"/>
     <w:tmpl w:val="4C4C8916"/>
@@ -31675,7 +33522,299 @@
       </w:pPr>
     </w:lvl>
   </w:abstractNum>
-  <w:abstractNum w:abstractNumId="28" w15:restartNumberingAfterBreak="0">
+  <w:abstractNum w:abstractNumId="41" w15:restartNumberingAfterBreak="0">
+    <w:nsid w:val="7C231B2B"/>
+    <w:multiLevelType w:val="hybridMultilevel"/>
+    <w:tmpl w:val="CDAA8168"/>
+    <w:lvl w:ilvl="0" w:tplc="32985FC2">
+      <w:numFmt w:val="bullet"/>
+      <w:suff w:val="space"/>
+      <w:lvlText w:val="-"/>
+      <w:lvlJc w:val="left"/>
+      <w:pPr>
+        <w:ind w:left="720" w:hanging="360"/>
+      </w:pPr>
+      <w:rPr>
+        <w:rFonts w:ascii="Times New Roman" w:eastAsiaTheme="minorEastAsia" w:hAnsi="Times New Roman" w:cs="Times New Roman" w:hint="default"/>
+        <w:sz w:val="20"/>
+      </w:rPr>
+    </w:lvl>
+    <w:lvl w:ilvl="1" w:tplc="D86E9D5A">
+      <w:start w:val="1"/>
+      <w:numFmt w:val="bullet"/>
+      <w:lvlText w:val=""/>
+      <w:lvlJc w:val="left"/>
+      <w:pPr>
+        <w:tabs>
+          <w:tab w:val="num" w:pos="1440"/>
+        </w:tabs>
+        <w:ind w:left="1440" w:hanging="360"/>
+      </w:pPr>
+      <w:rPr>
+        <w:rFonts w:ascii="Symbol" w:hAnsi="Symbol" w:hint="default"/>
+        <w:sz w:val="20"/>
+      </w:rPr>
+    </w:lvl>
+    <w:lvl w:ilvl="2" w:tplc="07A83C4E">
+      <w:start w:val="1"/>
+      <w:numFmt w:val="bullet"/>
+      <w:lvlText w:val=""/>
+      <w:lvlJc w:val="left"/>
+      <w:pPr>
+        <w:tabs>
+          <w:tab w:val="num" w:pos="2160"/>
+        </w:tabs>
+        <w:ind w:left="2160" w:hanging="360"/>
+      </w:pPr>
+      <w:rPr>
+        <w:rFonts w:ascii="Symbol" w:hAnsi="Symbol" w:hint="default"/>
+        <w:sz w:val="20"/>
+      </w:rPr>
+    </w:lvl>
+    <w:lvl w:ilvl="3" w:tplc="FA86A768">
+      <w:start w:val="1"/>
+      <w:numFmt w:val="bullet"/>
+      <w:lvlText w:val=""/>
+      <w:lvlJc w:val="left"/>
+      <w:pPr>
+        <w:tabs>
+          <w:tab w:val="num" w:pos="2880"/>
+        </w:tabs>
+        <w:ind w:left="2880" w:hanging="360"/>
+      </w:pPr>
+      <w:rPr>
+        <w:rFonts w:ascii="Symbol" w:hAnsi="Symbol" w:hint="default"/>
+        <w:sz w:val="20"/>
+      </w:rPr>
+    </w:lvl>
+    <w:lvl w:ilvl="4" w:tplc="C27CC992">
+      <w:start w:val="1"/>
+      <w:numFmt w:val="bullet"/>
+      <w:lvlText w:val=""/>
+      <w:lvlJc w:val="left"/>
+      <w:pPr>
+        <w:tabs>
+          <w:tab w:val="num" w:pos="3600"/>
+        </w:tabs>
+        <w:ind w:left="3600" w:hanging="360"/>
+      </w:pPr>
+      <w:rPr>
+        <w:rFonts w:ascii="Symbol" w:hAnsi="Symbol" w:hint="default"/>
+        <w:sz w:val="20"/>
+      </w:rPr>
+    </w:lvl>
+    <w:lvl w:ilvl="5" w:tplc="7674A32A">
+      <w:start w:val="1"/>
+      <w:numFmt w:val="bullet"/>
+      <w:lvlText w:val=""/>
+      <w:lvlJc w:val="left"/>
+      <w:pPr>
+        <w:tabs>
+          <w:tab w:val="num" w:pos="4320"/>
+        </w:tabs>
+        <w:ind w:left="4320" w:hanging="360"/>
+      </w:pPr>
+      <w:rPr>
+        <w:rFonts w:ascii="Symbol" w:hAnsi="Symbol" w:hint="default"/>
+        <w:sz w:val="20"/>
+      </w:rPr>
+    </w:lvl>
+    <w:lvl w:ilvl="6" w:tplc="F94A12DA">
+      <w:start w:val="1"/>
+      <w:numFmt w:val="bullet"/>
+      <w:lvlText w:val=""/>
+      <w:lvlJc w:val="left"/>
+      <w:pPr>
+        <w:tabs>
+          <w:tab w:val="num" w:pos="5040"/>
+        </w:tabs>
+        <w:ind w:left="5040" w:hanging="360"/>
+      </w:pPr>
+      <w:rPr>
+        <w:rFonts w:ascii="Symbol" w:hAnsi="Symbol" w:hint="default"/>
+        <w:sz w:val="20"/>
+      </w:rPr>
+    </w:lvl>
+    <w:lvl w:ilvl="7" w:tplc="953A563E">
+      <w:start w:val="1"/>
+      <w:numFmt w:val="bullet"/>
+      <w:lvlText w:val=""/>
+      <w:lvlJc w:val="left"/>
+      <w:pPr>
+        <w:tabs>
+          <w:tab w:val="num" w:pos="5760"/>
+        </w:tabs>
+        <w:ind w:left="5760" w:hanging="360"/>
+      </w:pPr>
+      <w:rPr>
+        <w:rFonts w:ascii="Symbol" w:hAnsi="Symbol" w:hint="default"/>
+        <w:sz w:val="20"/>
+      </w:rPr>
+    </w:lvl>
+    <w:lvl w:ilvl="8" w:tplc="E05A8E24">
+      <w:start w:val="1"/>
+      <w:numFmt w:val="bullet"/>
+      <w:lvlText w:val=""/>
+      <w:lvlJc w:val="left"/>
+      <w:pPr>
+        <w:tabs>
+          <w:tab w:val="num" w:pos="6480"/>
+        </w:tabs>
+        <w:ind w:left="6480" w:hanging="360"/>
+      </w:pPr>
+      <w:rPr>
+        <w:rFonts w:ascii="Symbol" w:hAnsi="Symbol" w:hint="default"/>
+        <w:sz w:val="20"/>
+      </w:rPr>
+    </w:lvl>
+  </w:abstractNum>
+  <w:abstractNum w:abstractNumId="42" w15:restartNumberingAfterBreak="0">
+    <w:nsid w:val="7D9350FD"/>
+    <w:multiLevelType w:val="hybridMultilevel"/>
+    <w:tmpl w:val="76448DEA"/>
+    <w:lvl w:ilvl="0" w:tplc="E81ADF66">
+      <w:numFmt w:val="bullet"/>
+      <w:suff w:val="space"/>
+      <w:lvlText w:val="-"/>
+      <w:lvlJc w:val="left"/>
+      <w:pPr>
+        <w:ind w:left="720" w:hanging="360"/>
+      </w:pPr>
+      <w:rPr>
+        <w:rFonts w:ascii="Times New Roman" w:eastAsiaTheme="minorEastAsia" w:hAnsi="Times New Roman" w:cs="Times New Roman" w:hint="default"/>
+        <w:sz w:val="20"/>
+      </w:rPr>
+    </w:lvl>
+    <w:lvl w:ilvl="1" w:tplc="9FFE7D38">
+      <w:start w:val="1"/>
+      <w:numFmt w:val="bullet"/>
+      <w:lvlText w:val=""/>
+      <w:lvlJc w:val="left"/>
+      <w:pPr>
+        <w:tabs>
+          <w:tab w:val="num" w:pos="1440"/>
+        </w:tabs>
+        <w:ind w:left="1440" w:hanging="360"/>
+      </w:pPr>
+      <w:rPr>
+        <w:rFonts w:ascii="Symbol" w:hAnsi="Symbol" w:hint="default"/>
+        <w:sz w:val="20"/>
+      </w:rPr>
+    </w:lvl>
+    <w:lvl w:ilvl="2" w:tplc="5F70CD56">
+      <w:start w:val="1"/>
+      <w:numFmt w:val="bullet"/>
+      <w:lvlText w:val=""/>
+      <w:lvlJc w:val="left"/>
+      <w:pPr>
+        <w:tabs>
+          <w:tab w:val="num" w:pos="2160"/>
+        </w:tabs>
+        <w:ind w:left="2160" w:hanging="360"/>
+      </w:pPr>
+      <w:rPr>
+        <w:rFonts w:ascii="Symbol" w:hAnsi="Symbol" w:hint="default"/>
+        <w:sz w:val="20"/>
+      </w:rPr>
+    </w:lvl>
+    <w:lvl w:ilvl="3" w:tplc="0114DEDA">
+      <w:start w:val="1"/>
+      <w:numFmt w:val="bullet"/>
+      <w:lvlText w:val=""/>
+      <w:lvlJc w:val="left"/>
+      <w:pPr>
+        <w:tabs>
+          <w:tab w:val="num" w:pos="2880"/>
+        </w:tabs>
+        <w:ind w:left="2880" w:hanging="360"/>
+      </w:pPr>
+      <w:rPr>
+        <w:rFonts w:ascii="Symbol" w:hAnsi="Symbol" w:hint="default"/>
+        <w:sz w:val="20"/>
+      </w:rPr>
+    </w:lvl>
+    <w:lvl w:ilvl="4" w:tplc="FB1ABEA8">
+      <w:start w:val="1"/>
+      <w:numFmt w:val="bullet"/>
+      <w:lvlText w:val=""/>
+      <w:lvlJc w:val="left"/>
+      <w:pPr>
+        <w:tabs>
+          <w:tab w:val="num" w:pos="3600"/>
+        </w:tabs>
+        <w:ind w:left="3600" w:hanging="360"/>
+      </w:pPr>
+      <w:rPr>
+        <w:rFonts w:ascii="Symbol" w:hAnsi="Symbol" w:hint="default"/>
+        <w:sz w:val="20"/>
+      </w:rPr>
+    </w:lvl>
+    <w:lvl w:ilvl="5" w:tplc="C87004E8">
+      <w:start w:val="1"/>
+      <w:numFmt w:val="bullet"/>
+      <w:lvlText w:val=""/>
+      <w:lvlJc w:val="left"/>
+      <w:pPr>
+        <w:tabs>
+          <w:tab w:val="num" w:pos="4320"/>
+        </w:tabs>
+        <w:ind w:left="4320" w:hanging="360"/>
+      </w:pPr>
+      <w:rPr>
+        <w:rFonts w:ascii="Symbol" w:hAnsi="Symbol" w:hint="default"/>
+        <w:sz w:val="20"/>
+      </w:rPr>
+    </w:lvl>
+    <w:lvl w:ilvl="6" w:tplc="746CD8D6">
+      <w:start w:val="1"/>
+      <w:numFmt w:val="bullet"/>
+      <w:lvlText w:val=""/>
+      <w:lvlJc w:val="left"/>
+      <w:pPr>
+        <w:tabs>
+          <w:tab w:val="num" w:pos="5040"/>
+        </w:tabs>
+        <w:ind w:left="5040" w:hanging="360"/>
+      </w:pPr>
+      <w:rPr>
+        <w:rFonts w:ascii="Symbol" w:hAnsi="Symbol" w:hint="default"/>
+        <w:sz w:val="20"/>
+      </w:rPr>
+    </w:lvl>
+    <w:lvl w:ilvl="7" w:tplc="29B6AB76">
+      <w:start w:val="1"/>
+      <w:numFmt w:val="bullet"/>
+      <w:lvlText w:val=""/>
+      <w:lvlJc w:val="left"/>
+      <w:pPr>
+        <w:tabs>
+          <w:tab w:val="num" w:pos="5760"/>
+        </w:tabs>
+        <w:ind w:left="5760" w:hanging="360"/>
+      </w:pPr>
+      <w:rPr>
+        <w:rFonts w:ascii="Symbol" w:hAnsi="Symbol" w:hint="default"/>
+        <w:sz w:val="20"/>
+      </w:rPr>
+    </w:lvl>
+    <w:lvl w:ilvl="8" w:tplc="58CCEC04">
+      <w:start w:val="1"/>
+      <w:numFmt w:val="bullet"/>
+      <w:lvlText w:val=""/>
+      <w:lvlJc w:val="left"/>
+      <w:pPr>
+        <w:tabs>
+          <w:tab w:val="num" w:pos="6480"/>
+        </w:tabs>
+        <w:ind w:left="6480" w:hanging="360"/>
+      </w:pPr>
+      <w:rPr>
+        <w:rFonts w:ascii="Symbol" w:hAnsi="Symbol" w:hint="default"/>
+        <w:sz w:val="20"/>
+      </w:rPr>
+    </w:lvl>
+  </w:abstractNum>
+  <w:abstractNum w:abstractNumId="43" w15:restartNumberingAfterBreak="0">
     <w:nsid w:val="7E0A1639"/>
     <w:multiLevelType w:val="hybridMultilevel"/>
     <w:tmpl w:val="9C84EA10"/>
@@ -31816,22 +33955,22 @@
     <w:abstractNumId w:val="0"/>
   </w:num>
   <w:num w:numId="10">
-    <w:abstractNumId w:val="15"/>
+    <w:abstractNumId w:val="20"/>
   </w:num>
   <w:num w:numId="11">
     <w:abstractNumId w:val="10"/>
   </w:num>
   <w:num w:numId="12">
-    <w:abstractNumId w:val="20"/>
+    <w:abstractNumId w:val="28"/>
   </w:num>
   <w:num w:numId="13">
     <w:abstractNumId w:val="9"/>
   </w:num>
   <w:num w:numId="14">
-    <w:abstractNumId w:val="24"/>
+    <w:abstractNumId w:val="34"/>
   </w:num>
   <w:num w:numId="15">
-    <w:abstractNumId w:val="25"/>
+    <w:abstractNumId w:val="37"/>
     <w:lvlOverride w:ilvl="0">
       <w:startOverride w:val="1"/>
     </w:lvlOverride>
@@ -31861,82 +34000,94 @@
     </w:lvlOverride>
   </w:num>
   <w:num w:numId="16">
-    <w:abstractNumId w:val="12"/>
-    <w:lvlOverride w:ilvl="0"/>
-    <w:lvlOverride w:ilvl="1"/>
-    <w:lvlOverride w:ilvl="2"/>
-    <w:lvlOverride w:ilvl="3"/>
-    <w:lvlOverride w:ilvl="4"/>
-    <w:lvlOverride w:ilvl="5"/>
-    <w:lvlOverride w:ilvl="6"/>
-    <w:lvlOverride w:ilvl="7"/>
-    <w:lvlOverride w:ilvl="8"/>
+    <w:abstractNumId w:val="14"/>
   </w:num>
   <w:num w:numId="17">
-    <w:abstractNumId w:val="18"/>
-    <w:lvlOverride w:ilvl="0"/>
-    <w:lvlOverride w:ilvl="1"/>
-    <w:lvlOverride w:ilvl="2"/>
-    <w:lvlOverride w:ilvl="3"/>
-    <w:lvlOverride w:ilvl="4"/>
-    <w:lvlOverride w:ilvl="5"/>
-    <w:lvlOverride w:ilvl="6"/>
-    <w:lvlOverride w:ilvl="7"/>
-    <w:lvlOverride w:ilvl="8"/>
+    <w:abstractNumId w:val="25"/>
   </w:num>
   <w:num w:numId="18">
-    <w:abstractNumId w:val="23"/>
-    <w:lvlOverride w:ilvl="0"/>
-    <w:lvlOverride w:ilvl="1"/>
-    <w:lvlOverride w:ilvl="2"/>
-    <w:lvlOverride w:ilvl="3"/>
-    <w:lvlOverride w:ilvl="4"/>
-    <w:lvlOverride w:ilvl="5"/>
-    <w:lvlOverride w:ilvl="6"/>
-    <w:lvlOverride w:ilvl="7"/>
-    <w:lvlOverride w:ilvl="8"/>
+    <w:abstractNumId w:val="33"/>
   </w:num>
   <w:num w:numId="19">
-    <w:abstractNumId w:val="16"/>
-    <w:lvlOverride w:ilvl="0"/>
-    <w:lvlOverride w:ilvl="1"/>
-    <w:lvlOverride w:ilvl="2"/>
-    <w:lvlOverride w:ilvl="3"/>
-    <w:lvlOverride w:ilvl="4"/>
-    <w:lvlOverride w:ilvl="5"/>
-    <w:lvlOverride w:ilvl="6"/>
-    <w:lvlOverride w:ilvl="7"/>
-    <w:lvlOverride w:ilvl="8"/>
+    <w:abstractNumId w:val="22"/>
   </w:num>
   <w:num w:numId="20">
-    <w:abstractNumId w:val="22"/>
+    <w:abstractNumId w:val="31"/>
   </w:num>
   <w:num w:numId="21">
+    <w:abstractNumId w:val="39"/>
+  </w:num>
+  <w:num w:numId="22">
+    <w:abstractNumId w:val="16"/>
+  </w:num>
+  <w:num w:numId="23">
+    <w:abstractNumId w:val="24"/>
+  </w:num>
+  <w:num w:numId="24">
     <w:abstractNumId w:val="26"/>
   </w:num>
-  <w:num w:numId="22">
-    <w:abstractNumId w:val="14"/>
-  </w:num>
-  <w:num w:numId="23">
-    <w:abstractNumId w:val="17"/>
-  </w:num>
-  <w:num w:numId="24">
-    <w:abstractNumId w:val="19"/>
-  </w:num>
   <w:num w:numId="25">
-    <w:abstractNumId w:val="28"/>
+    <w:abstractNumId w:val="43"/>
   </w:num>
   <w:num w:numId="26">
-    <w:abstractNumId w:val="27"/>
+    <w:abstractNumId w:val="40"/>
   </w:num>
   <w:num w:numId="27">
     <w:abstractNumId w:val="11"/>
   </w:num>
   <w:num w:numId="28">
-    <w:abstractNumId w:val="13"/>
+    <w:abstractNumId w:val="15"/>
   </w:num>
   <w:num w:numId="29">
+    <w:abstractNumId w:val="30"/>
+  </w:num>
+  <w:num w:numId="30">
+    <w:abstractNumId w:val="37"/>
+  </w:num>
+  <w:num w:numId="31">
+    <w:abstractNumId w:val="12"/>
+  </w:num>
+  <w:num w:numId="32">
+    <w:abstractNumId w:val="18"/>
+  </w:num>
+  <w:num w:numId="33">
+    <w:abstractNumId w:val="17"/>
+  </w:num>
+  <w:num w:numId="34">
     <w:abstractNumId w:val="21"/>
+  </w:num>
+  <w:num w:numId="35">
+    <w:abstractNumId w:val="35"/>
+  </w:num>
+  <w:num w:numId="36">
+    <w:abstractNumId w:val="42"/>
+  </w:num>
+  <w:num w:numId="37">
+    <w:abstractNumId w:val="36"/>
+  </w:num>
+  <w:num w:numId="38">
+    <w:abstractNumId w:val="41"/>
+  </w:num>
+  <w:num w:numId="39">
+    <w:abstractNumId w:val="23"/>
+  </w:num>
+  <w:num w:numId="40">
+    <w:abstractNumId w:val="38"/>
+  </w:num>
+  <w:num w:numId="41">
+    <w:abstractNumId w:val="29"/>
+  </w:num>
+  <w:num w:numId="42">
+    <w:abstractNumId w:val="27"/>
+  </w:num>
+  <w:num w:numId="43">
+    <w:abstractNumId w:val="32"/>
+  </w:num>
+  <w:num w:numId="44">
+    <w:abstractNumId w:val="19"/>
+  </w:num>
+  <w:num w:numId="45">
+    <w:abstractNumId w:val="13"/>
   </w:num>
 </w:numbering>
 </file>
@@ -32544,6 +34695,7 @@
   <w:style w:type="character" w:default="1" w:styleId="a2">
     <w:name w:val="Default Paragraph Font"/>
     <w:uiPriority w:val="1"/>
+    <w:semiHidden/>
     <w:unhideWhenUsed/>
   </w:style>
   <w:style w:type="table" w:default="1" w:styleId="a3">

--- a/492 ВКР Крючков Иван.docx
+++ b/492 ВКР Крючков Иван.docx
@@ -3871,7 +3871,9 @@
     </w:p>
     <w:p>
       <w:pPr>
-        <w:spacing w:after="0"/>
+        <w:spacing w:after="0" w:line="360" w:lineRule="auto"/>
+        <w:ind w:firstLine="709"/>
+        <w:jc w:val="both"/>
         <w:rPr>
           <w:rFonts w:ascii="Times New Roman" w:hAnsi="Times New Roman" w:cs="Times New Roman"/>
           <w:sz w:val="28"/>
@@ -3917,7 +3919,7 @@
     <w:p>
       <w:pPr>
         <w:spacing w:after="0" w:line="360" w:lineRule="auto"/>
-        <w:ind w:firstLine="720"/>
+        <w:ind w:firstLine="709"/>
         <w:jc w:val="both"/>
         <w:rPr>
           <w:rFonts w:ascii="Times New Roman" w:hAnsi="Times New Roman" w:cs="Times New Roman"/>
@@ -3993,7 +3995,7 @@
     <w:p>
       <w:pPr>
         <w:spacing w:after="0" w:line="360" w:lineRule="auto"/>
-        <w:ind w:firstLine="720"/>
+        <w:ind w:firstLine="709"/>
         <w:jc w:val="both"/>
         <w:rPr>
           <w:rFonts w:ascii="Times New Roman" w:hAnsi="Times New Roman" w:cs="Times New Roman"/>
@@ -4076,40 +4078,23 @@
           <w:tab w:val="left" w:pos="0"/>
         </w:tabs>
         <w:spacing w:after="0" w:line="360" w:lineRule="auto"/>
-        <w:jc w:val="both"/>
-        <w:rPr>
-          <w:rFonts w:ascii="Times New Roman" w:hAnsi="Times New Roman" w:cs="Times New Roman"/>
-          <w:sz w:val="28"/>
-          <w:szCs w:val="28"/>
-          <w:lang w:val="ru-RU"/>
-        </w:rPr>
-      </w:pPr>
-      <w:r>
-        <w:rPr>
-          <w:rFonts w:ascii="Times New Roman" w:hAnsi="Times New Roman" w:cs="Times New Roman"/>
-          <w:sz w:val="28"/>
-          <w:szCs w:val="28"/>
-          <w:lang w:val="ru-RU"/>
-        </w:rPr>
-        <w:t xml:space="preserve">подсистема </w:t>
-      </w:r>
-      <w:r>
-        <w:rPr>
-          <w:rFonts w:ascii="Times New Roman" w:hAnsi="Times New Roman" w:cs="Times New Roman"/>
-          <w:sz w:val="28"/>
-          <w:szCs w:val="28"/>
-          <w:lang w:val="ru-RU"/>
-        </w:rPr>
-        <w:t>авторизации: идентификация пользователей (Участник, Ведущий, Администратор) с разграничением прав доступа</w:t>
-      </w:r>
-      <w:r>
-        <w:rPr>
-          <w:rFonts w:ascii="Times New Roman" w:hAnsi="Times New Roman" w:cs="Times New Roman"/>
-          <w:sz w:val="28"/>
-          <w:szCs w:val="28"/>
-          <w:lang w:val="ru-RU"/>
-        </w:rPr>
-        <w:t>;</w:t>
+        <w:ind w:left="0" w:firstLine="709"/>
+        <w:jc w:val="both"/>
+        <w:rPr>
+          <w:rFonts w:ascii="Times New Roman" w:hAnsi="Times New Roman" w:cs="Times New Roman"/>
+          <w:sz w:val="28"/>
+          <w:szCs w:val="28"/>
+          <w:lang w:val="ru-RU"/>
+        </w:rPr>
+      </w:pPr>
+      <w:r>
+        <w:rPr>
+          <w:rFonts w:ascii="Times New Roman" w:hAnsi="Times New Roman" w:cs="Times New Roman"/>
+          <w:sz w:val="28"/>
+          <w:szCs w:val="28"/>
+          <w:lang w:val="ru-RU"/>
+        </w:rPr>
+        <w:t>подсистема авторизации: идентификация пользователей (Участник, Ведущий, Администратор) с разграничением прав доступа;</w:t>
       </w:r>
     </w:p>
     <w:p>
@@ -4122,40 +4107,23 @@
           <w:tab w:val="left" w:pos="0"/>
         </w:tabs>
         <w:spacing w:after="0" w:line="360" w:lineRule="auto"/>
-        <w:jc w:val="both"/>
-        <w:rPr>
-          <w:rFonts w:ascii="Times New Roman" w:hAnsi="Times New Roman" w:cs="Times New Roman"/>
-          <w:sz w:val="28"/>
-          <w:szCs w:val="28"/>
-          <w:lang w:val="ru-RU"/>
-        </w:rPr>
-      </w:pPr>
-      <w:r>
-        <w:rPr>
-          <w:rFonts w:ascii="Times New Roman" w:hAnsi="Times New Roman" w:cs="Times New Roman"/>
-          <w:sz w:val="28"/>
-          <w:szCs w:val="28"/>
-          <w:lang w:val="ru-RU"/>
-        </w:rPr>
-        <w:t xml:space="preserve">подсистема </w:t>
-      </w:r>
-      <w:r>
-        <w:rPr>
-          <w:rFonts w:ascii="Times New Roman" w:hAnsi="Times New Roman" w:cs="Times New Roman"/>
-          <w:sz w:val="28"/>
-          <w:szCs w:val="28"/>
-          <w:lang w:val="ru-RU"/>
-        </w:rPr>
-        <w:t>управления контентом: Управление списками викторин, базой вопросов и медиафайлов (CRUD-операции)</w:t>
-      </w:r>
-      <w:r>
-        <w:rPr>
-          <w:rFonts w:ascii="Times New Roman" w:hAnsi="Times New Roman" w:cs="Times New Roman"/>
-          <w:sz w:val="28"/>
-          <w:szCs w:val="28"/>
-          <w:lang w:val="ru-RU"/>
-        </w:rPr>
-        <w:t>;</w:t>
+        <w:ind w:left="0" w:firstLine="709"/>
+        <w:jc w:val="both"/>
+        <w:rPr>
+          <w:rFonts w:ascii="Times New Roman" w:hAnsi="Times New Roman" w:cs="Times New Roman"/>
+          <w:sz w:val="28"/>
+          <w:szCs w:val="28"/>
+          <w:lang w:val="ru-RU"/>
+        </w:rPr>
+      </w:pPr>
+      <w:r>
+        <w:rPr>
+          <w:rFonts w:ascii="Times New Roman" w:hAnsi="Times New Roman" w:cs="Times New Roman"/>
+          <w:sz w:val="28"/>
+          <w:szCs w:val="28"/>
+          <w:lang w:val="ru-RU"/>
+        </w:rPr>
+        <w:t>подсистема управления контентом: Управление списками викторин, базой вопросов и медиафайлов (CRUD-операции);</w:t>
       </w:r>
     </w:p>
     <w:p>
@@ -4168,40 +4136,23 @@
           <w:tab w:val="left" w:pos="0"/>
         </w:tabs>
         <w:spacing w:after="0" w:line="360" w:lineRule="auto"/>
-        <w:jc w:val="both"/>
-        <w:rPr>
-          <w:rFonts w:ascii="Times New Roman" w:hAnsi="Times New Roman" w:cs="Times New Roman"/>
-          <w:sz w:val="28"/>
-          <w:szCs w:val="28"/>
-          <w:lang w:val="ru-RU"/>
-        </w:rPr>
-      </w:pPr>
-      <w:r>
-        <w:rPr>
-          <w:rFonts w:ascii="Times New Roman" w:hAnsi="Times New Roman" w:cs="Times New Roman"/>
-          <w:sz w:val="28"/>
-          <w:szCs w:val="28"/>
-          <w:lang w:val="ru-RU"/>
-        </w:rPr>
-        <w:t xml:space="preserve">подсистема </w:t>
-      </w:r>
-      <w:r>
-        <w:rPr>
-          <w:rFonts w:ascii="Times New Roman" w:hAnsi="Times New Roman" w:cs="Times New Roman"/>
-          <w:sz w:val="28"/>
-          <w:szCs w:val="28"/>
-          <w:lang w:val="ru-RU"/>
-        </w:rPr>
-        <w:t>проведения викторины: Генерация кодов доступа, мгновенная рассылка вопросов всем участникам и фиксация ответов в реальном времени</w:t>
-      </w:r>
-      <w:r>
-        <w:rPr>
-          <w:rFonts w:ascii="Times New Roman" w:hAnsi="Times New Roman" w:cs="Times New Roman"/>
-          <w:sz w:val="28"/>
-          <w:szCs w:val="28"/>
-          <w:lang w:val="ru-RU"/>
-        </w:rPr>
-        <w:t>;</w:t>
+        <w:ind w:left="0" w:firstLine="709"/>
+        <w:jc w:val="both"/>
+        <w:rPr>
+          <w:rFonts w:ascii="Times New Roman" w:hAnsi="Times New Roman" w:cs="Times New Roman"/>
+          <w:sz w:val="28"/>
+          <w:szCs w:val="28"/>
+          <w:lang w:val="ru-RU"/>
+        </w:rPr>
+      </w:pPr>
+      <w:r>
+        <w:rPr>
+          <w:rFonts w:ascii="Times New Roman" w:hAnsi="Times New Roman" w:cs="Times New Roman"/>
+          <w:sz w:val="28"/>
+          <w:szCs w:val="28"/>
+          <w:lang w:val="ru-RU"/>
+        </w:rPr>
+        <w:t>подсистема проведения викторины: Генерация кодов доступа, мгновенная рассылка вопросов всем участникам и фиксация ответов в реальном времени;</w:t>
       </w:r>
     </w:p>
     <w:p>
@@ -4214,40 +4165,23 @@
           <w:tab w:val="left" w:pos="0"/>
         </w:tabs>
         <w:spacing w:after="0" w:line="360" w:lineRule="auto"/>
-        <w:jc w:val="both"/>
-        <w:rPr>
-          <w:rFonts w:ascii="Times New Roman" w:hAnsi="Times New Roman" w:cs="Times New Roman"/>
-          <w:sz w:val="28"/>
-          <w:szCs w:val="28"/>
-          <w:lang w:val="ru-RU"/>
-        </w:rPr>
-      </w:pPr>
-      <w:r>
-        <w:rPr>
-          <w:rFonts w:ascii="Times New Roman" w:hAnsi="Times New Roman" w:cs="Times New Roman"/>
-          <w:sz w:val="28"/>
-          <w:szCs w:val="28"/>
-          <w:lang w:val="ru-RU"/>
-        </w:rPr>
-        <w:t xml:space="preserve">Подсистема </w:t>
-      </w:r>
-      <w:r>
-        <w:rPr>
-          <w:rFonts w:ascii="Times New Roman" w:hAnsi="Times New Roman" w:cs="Times New Roman"/>
-          <w:sz w:val="28"/>
-          <w:szCs w:val="28"/>
-          <w:lang w:val="ru-RU"/>
-        </w:rPr>
-        <w:t>аналитики: Формирование живых лидербордов (таблиц рекордов)</w:t>
-      </w:r>
-      <w:r>
-        <w:rPr>
-          <w:rFonts w:ascii="Times New Roman" w:hAnsi="Times New Roman" w:cs="Times New Roman"/>
-          <w:sz w:val="28"/>
-          <w:szCs w:val="28"/>
-          <w:lang w:val="ru-RU"/>
-        </w:rPr>
-        <w:t>;</w:t>
+        <w:ind w:left="0" w:firstLine="709"/>
+        <w:jc w:val="both"/>
+        <w:rPr>
+          <w:rFonts w:ascii="Times New Roman" w:hAnsi="Times New Roman" w:cs="Times New Roman"/>
+          <w:sz w:val="28"/>
+          <w:szCs w:val="28"/>
+          <w:lang w:val="ru-RU"/>
+        </w:rPr>
+      </w:pPr>
+      <w:r>
+        <w:rPr>
+          <w:rFonts w:ascii="Times New Roman" w:hAnsi="Times New Roman" w:cs="Times New Roman"/>
+          <w:sz w:val="28"/>
+          <w:szCs w:val="28"/>
+          <w:lang w:val="ru-RU"/>
+        </w:rPr>
+        <w:t>Подсистема аналитики: Формирование живых лидербордов (таблиц рекордов);</w:t>
       </w:r>
     </w:p>
     <w:p>
@@ -4260,6 +4194,7 @@
           <w:tab w:val="left" w:pos="0"/>
         </w:tabs>
         <w:spacing w:after="0" w:line="360" w:lineRule="auto"/>
+        <w:ind w:left="0" w:firstLine="709"/>
         <w:jc w:val="both"/>
         <w:rPr>
           <w:rFonts w:ascii="Times New Roman" w:hAnsi="Times New Roman" w:cs="Times New Roman"/>
@@ -4317,6 +4252,7 @@
           <w:tab w:val="left" w:pos="0"/>
         </w:tabs>
         <w:spacing w:after="0" w:line="360" w:lineRule="auto"/>
+        <w:ind w:left="0" w:firstLine="709"/>
         <w:jc w:val="both"/>
         <w:rPr>
           <w:rFonts w:ascii="Times New Roman" w:hAnsi="Times New Roman" w:cs="Times New Roman"/>
@@ -4345,6 +4281,7 @@
           <w:tab w:val="left" w:pos="0"/>
         </w:tabs>
         <w:spacing w:after="0" w:line="360" w:lineRule="auto"/>
+        <w:ind w:left="0" w:firstLine="709"/>
         <w:jc w:val="both"/>
         <w:rPr>
           <w:rFonts w:ascii="Times New Roman" w:hAnsi="Times New Roman" w:cs="Times New Roman"/>
@@ -4374,6 +4311,7 @@
           <w:tab w:val="left" w:pos="0"/>
         </w:tabs>
         <w:spacing w:after="0" w:line="360" w:lineRule="auto"/>
+        <w:ind w:left="0" w:firstLine="709"/>
         <w:jc w:val="both"/>
         <w:rPr>
           <w:rFonts w:ascii="Times New Roman" w:hAnsi="Times New Roman" w:cs="Times New Roman"/>
@@ -4456,6 +4394,7 @@
           <w:tab w:val="left" w:pos="0"/>
         </w:tabs>
         <w:spacing w:after="0" w:line="360" w:lineRule="auto"/>
+        <w:ind w:left="0" w:firstLine="709"/>
         <w:jc w:val="both"/>
         <w:rPr>
           <w:rFonts w:ascii="Times New Roman" w:hAnsi="Times New Roman" w:cs="Times New Roman"/>
@@ -4484,6 +4423,7 @@
           <w:tab w:val="left" w:pos="0"/>
         </w:tabs>
         <w:spacing w:after="0" w:line="360" w:lineRule="auto"/>
+        <w:ind w:left="0" w:firstLine="709"/>
         <w:jc w:val="both"/>
         <w:rPr>
           <w:rFonts w:ascii="Times New Roman" w:hAnsi="Times New Roman" w:cs="Times New Roman"/>
@@ -4512,6 +4452,7 @@
           <w:tab w:val="left" w:pos="0"/>
         </w:tabs>
         <w:spacing w:after="0" w:line="360" w:lineRule="auto"/>
+        <w:ind w:left="0" w:firstLine="709"/>
         <w:jc w:val="both"/>
         <w:rPr>
           <w:rFonts w:ascii="Times New Roman" w:hAnsi="Times New Roman" w:cs="Times New Roman"/>
@@ -4540,6 +4481,7 @@
           <w:tab w:val="left" w:pos="0"/>
         </w:tabs>
         <w:spacing w:after="0" w:line="360" w:lineRule="auto"/>
+        <w:ind w:left="0" w:firstLine="709"/>
         <w:jc w:val="both"/>
         <w:rPr>
           <w:rFonts w:ascii="Times New Roman" w:hAnsi="Times New Roman" w:cs="Times New Roman"/>
@@ -4597,6 +4539,7 @@
           <w:tab w:val="left" w:pos="0"/>
         </w:tabs>
         <w:spacing w:after="0" w:line="360" w:lineRule="auto"/>
+        <w:ind w:left="0" w:firstLine="709"/>
         <w:jc w:val="both"/>
         <w:rPr>
           <w:rFonts w:ascii="Times New Roman" w:hAnsi="Times New Roman" w:cs="Times New Roman"/>
@@ -4633,90 +4576,29 @@
           <w:tab w:val="left" w:pos="0"/>
         </w:tabs>
         <w:spacing w:after="0" w:line="360" w:lineRule="auto"/>
-        <w:jc w:val="both"/>
-        <w:rPr>
-          <w:rFonts w:ascii="Times New Roman" w:hAnsi="Times New Roman" w:cs="Times New Roman"/>
-          <w:sz w:val="28"/>
-          <w:szCs w:val="28"/>
-          <w:lang w:val="ru-RU"/>
-        </w:rPr>
-      </w:pPr>
-      <w:r>
-        <w:rPr>
-          <w:rFonts w:ascii="Times New Roman" w:hAnsi="Times New Roman" w:cs="Times New Roman"/>
-          <w:sz w:val="28"/>
-          <w:szCs w:val="28"/>
-          <w:lang w:val="ru-RU"/>
-        </w:rPr>
-        <w:t xml:space="preserve">Разграничение доступа к данным на уровне правил безопасности базы данных (Security Rules): </w:t>
-      </w:r>
-      <w:r>
-        <w:rPr>
-          <w:rFonts w:ascii="Times New Roman" w:hAnsi="Times New Roman" w:cs="Times New Roman"/>
-          <w:sz w:val="28"/>
-          <w:szCs w:val="28"/>
-          <w:lang w:val="ru-RU"/>
-        </w:rPr>
-        <w:t xml:space="preserve">участник видит только </w:t>
-      </w:r>
-      <w:r>
-        <w:rPr>
-          <w:rFonts w:ascii="Times New Roman" w:hAnsi="Times New Roman" w:cs="Times New Roman"/>
-          <w:sz w:val="28"/>
-          <w:szCs w:val="28"/>
-          <w:lang w:val="ru-RU"/>
-        </w:rPr>
-        <w:t>свою викторину</w:t>
-      </w:r>
-      <w:r>
-        <w:rPr>
-          <w:rFonts w:ascii="Times New Roman" w:hAnsi="Times New Roman" w:cs="Times New Roman"/>
-          <w:sz w:val="28"/>
-          <w:szCs w:val="28"/>
-          <w:lang w:val="ru-RU"/>
-        </w:rPr>
-        <w:t xml:space="preserve">, ведущий — панель </w:t>
-      </w:r>
-      <w:r>
-        <w:rPr>
-          <w:rFonts w:ascii="Times New Roman" w:hAnsi="Times New Roman" w:cs="Times New Roman"/>
-          <w:sz w:val="28"/>
-          <w:szCs w:val="28"/>
-          <w:lang w:val="ru-RU"/>
-        </w:rPr>
-        <w:t>результатов и добавление викторин</w:t>
-      </w:r>
-      <w:r>
-        <w:rPr>
-          <w:rFonts w:ascii="Times New Roman" w:hAnsi="Times New Roman" w:cs="Times New Roman"/>
-          <w:sz w:val="28"/>
-          <w:szCs w:val="28"/>
-          <w:lang w:val="ru-RU"/>
-        </w:rPr>
-        <w:t>, администратор — всю систему и настройки</w:t>
-      </w:r>
-      <w:r>
-        <w:rPr>
-          <w:rFonts w:ascii="Times New Roman" w:hAnsi="Times New Roman" w:cs="Times New Roman"/>
-          <w:sz w:val="28"/>
-          <w:szCs w:val="28"/>
-          <w:lang w:val="ru-RU"/>
-        </w:rPr>
-        <w:t xml:space="preserve"> викторин</w:t>
-      </w:r>
-      <w:r>
-        <w:rPr>
-          <w:rFonts w:ascii="Times New Roman" w:hAnsi="Times New Roman" w:cs="Times New Roman"/>
-          <w:sz w:val="28"/>
-          <w:szCs w:val="28"/>
-          <w:lang w:val="ru-RU"/>
-        </w:rPr>
-        <w:t>.</w:t>
-      </w:r>
-    </w:p>
-    <w:p>
-      <w:pPr>
-        <w:spacing w:after="0" w:line="360" w:lineRule="auto"/>
+        <w:ind w:left="0" w:firstLine="709"/>
+        <w:jc w:val="both"/>
+        <w:rPr>
+          <w:rFonts w:ascii="Times New Roman" w:hAnsi="Times New Roman" w:cs="Times New Roman"/>
+          <w:sz w:val="28"/>
+          <w:szCs w:val="28"/>
+          <w:lang w:val="ru-RU"/>
+        </w:rPr>
+      </w:pPr>
+      <w:r>
+        <w:rPr>
+          <w:rFonts w:ascii="Times New Roman" w:hAnsi="Times New Roman" w:cs="Times New Roman"/>
+          <w:sz w:val="28"/>
+          <w:szCs w:val="28"/>
+          <w:lang w:val="ru-RU"/>
+        </w:rPr>
+        <w:t>Разграничение доступа к данным на уровне правил безопасности базы данных (Security Rules): участник видит только свою викторину, ведущий — панель результатов и добавление викторин, администратор — всю систему и настройки викторин.</w:t>
+      </w:r>
+    </w:p>
+    <w:p>
+      <w:pPr>
+        <w:spacing w:after="0" w:line="360" w:lineRule="auto"/>
+        <w:ind w:firstLine="709"/>
         <w:jc w:val="both"/>
         <w:rPr>
           <w:rFonts w:ascii="Times New Roman" w:hAnsi="Times New Roman" w:cs="Times New Roman"/>
@@ -5182,7 +5064,25 @@
           <w:szCs w:val="28"/>
           <w:lang w:val="ru-RU"/>
         </w:rPr>
-        <w:t>React 9.2.0: Библиотека для построения пользовательских интерфейсов. Использование технологии Virtual DOM обеспечивает высокую скорость рендеринга динамических списков студентов. Версия 19 предоставляет улучшенные механизмы управления ресурсами</w:t>
+        <w:t xml:space="preserve">React </w:t>
+      </w:r>
+      <w:r>
+        <w:rPr>
+          <w:rFonts w:ascii="Times New Roman" w:hAnsi="Times New Roman" w:cs="Times New Roman"/>
+          <w:sz w:val="28"/>
+          <w:szCs w:val="28"/>
+          <w:lang w:val="ru-RU"/>
+        </w:rPr>
+        <w:t>1</w:t>
+      </w:r>
+      <w:r>
+        <w:rPr>
+          <w:rFonts w:ascii="Times New Roman" w:hAnsi="Times New Roman" w:cs="Times New Roman"/>
+          <w:sz w:val="28"/>
+          <w:szCs w:val="28"/>
+          <w:lang w:val="ru-RU"/>
+        </w:rPr>
+        <w:t>9.2.0: Библиотека для построения пользовательских интерфейсов. Использование технологии Virtual DOM обеспечивает высокую скорость рендеринга динамических списков студентов. Версия 19 предоставляет улучшенные механизмы управления ресурсами</w:t>
       </w:r>
       <w:r>
         <w:rPr>
@@ -14724,7 +14624,6 @@
           <w:sz w:val="28"/>
           <w:szCs w:val="28"/>
         </w:rPr>
-        <w:lastRenderedPageBreak/>
         <w:t xml:space="preserve">      }</w:t>
       </w:r>
     </w:p>
@@ -15367,7 +15266,6 @@
           <w:sz w:val="28"/>
           <w:szCs w:val="28"/>
         </w:rPr>
-        <w:lastRenderedPageBreak/>
         <w:t xml:space="preserve">  const { quizzes, quizzesLoading, createQuiz, updateQuiz, deleteQuiz, changeQuizStatus, getQuestionsForQuiz, saveQuestionsForQuiz } = dataStore;</w:t>
       </w:r>
     </w:p>
@@ -15986,7 +15884,6 @@
           <w:sz w:val="28"/>
           <w:szCs w:val="28"/>
         </w:rPr>
-        <w:lastRenderedPageBreak/>
         <w:t xml:space="preserve">    setEditingId(q.id);</w:t>
       </w:r>
     </w:p>
@@ -16579,7 +16476,6 @@
           <w:sz w:val="28"/>
           <w:szCs w:val="28"/>
         </w:rPr>
-        <w:lastRenderedPageBreak/>
         <w:t xml:space="preserve">      if (!hasCorrect) { uiStore.showError(`Вопрос ${i + 1}: отметьте правильный ответ`); return; }</w:t>
       </w:r>
     </w:p>
@@ -17247,7 +17143,6 @@
           <w:sz w:val="28"/>
           <w:szCs w:val="28"/>
         </w:rPr>
-        <w:lastRenderedPageBreak/>
         <w:t xml:space="preserve">  const handleDelete = (id: string) =&gt; {</w:t>
       </w:r>
     </w:p>
@@ -18556,7 +18451,6 @@
           <w:sz w:val="28"/>
           <w:szCs w:val="28"/>
         </w:rPr>
-        <w:lastRenderedPageBreak/>
         <w:t xml:space="preserve">      return {</w:t>
       </w:r>
     </w:p>
@@ -19149,7 +19043,6 @@
           <w:sz w:val="28"/>
           <w:szCs w:val="28"/>
         </w:rPr>
-        <w:lastRenderedPageBreak/>
         <w:t xml:space="preserve">          {q.status === 'active' &amp;&amp; (</w:t>
       </w:r>
     </w:p>
@@ -19600,7 +19493,6 @@
           <w:sz w:val="28"/>
           <w:szCs w:val="28"/>
         </w:rPr>
-        <w:lastRenderedPageBreak/>
         <w:t xml:space="preserve">    )},</w:t>
       </w:r>
     </w:p>
@@ -20027,7 +19919,6 @@
           <w:sz w:val="28"/>
           <w:szCs w:val="28"/>
         </w:rPr>
-        <w:lastRenderedPageBreak/>
         <w:t xml:space="preserve">          {/* Question Constructor */}</w:t>
       </w:r>
     </w:p>
@@ -20537,7 +20428,6 @@
           <w:sz w:val="28"/>
           <w:szCs w:val="28"/>
         </w:rPr>
-        <w:lastRenderedPageBreak/>
         <w:t xml:space="preserve">                      &lt;button className={styles.questionDelete} onClick={(e) =&gt; { e.stopPropagation(); removeQuestion(q.id); }} title="Удалить вопрос"&gt;</w:t>
       </w:r>
       <w:r>
@@ -21170,7 +21060,6 @@
           <w:sz w:val="28"/>
           <w:szCs w:val="28"/>
         </w:rPr>
-        <w:lastRenderedPageBreak/>
         <w:t xml:space="preserve">                          {q.options.map((opt, optIdx) =&gt; (</w:t>
       </w:r>
     </w:p>
@@ -21803,7 +21692,6 @@
           <w:sz w:val="28"/>
           <w:szCs w:val="28"/>
         </w:rPr>
-        <w:lastRenderedPageBreak/>
         <w:t xml:space="preserve">                          ))}</w:t>
       </w:r>
     </w:p>
@@ -22429,7 +22317,6 @@
           <w:sz w:val="28"/>
           <w:szCs w:val="28"/>
         </w:rPr>
-        <w:lastRenderedPageBreak/>
         <w:t xml:space="preserve">        &lt;div className={styles.welcomeContent}&gt;</w:t>
       </w:r>
     </w:p>
@@ -23080,7 +22967,6 @@
           <w:sz w:val="28"/>
           <w:szCs w:val="28"/>
         </w:rPr>
-        <w:lastRenderedPageBreak/>
         <w:t xml:space="preserve">          &lt;StatCard title="Участников" value={totalParticipants} color="info"</w:t>
       </w:r>
     </w:p>
@@ -23648,7 +23534,6 @@
           <w:sz w:val="28"/>
           <w:szCs w:val="28"/>
         </w:rPr>
-        <w:lastRenderedPageBreak/>
         <w:t xml:space="preserve">          {isHost &amp;&amp; (</w:t>
       </w:r>
     </w:p>
@@ -24153,7 +24038,6 @@
           <w:szCs w:val="28"/>
           <w:lang w:val="ru-RU"/>
         </w:rPr>
-        <w:lastRenderedPageBreak/>
         <w:t xml:space="preserve">              &lt;</w:t>
       </w:r>
       <w:r>
@@ -24674,7 +24558,6 @@
           <w:color w:val="auto"/>
           <w:lang w:val="ru-RU"/>
         </w:rPr>
-        <w:lastRenderedPageBreak/>
         <w:t>ГЛАВА 3. ТЕСТИРОВАНИЕ И ДОКУМЕНТИРОВАНИЕ ИНФОРМАЦИОННОЙ СИСТЕМЫ</w:t>
       </w:r>
       <w:bookmarkEnd w:id="10"/>
@@ -25381,17 +25264,7 @@
                 <w:szCs w:val="28"/>
                 <w:lang w:val="ru-RU"/>
               </w:rPr>
-              <w:t xml:space="preserve">Проверка поведения </w:t>
-            </w:r>
-            <w:r>
-              <w:rPr>
-                <w:rFonts w:ascii="Times New Roman" w:hAnsi="Times New Roman" w:cs="Times New Roman"/>
-                <w:sz w:val="28"/>
-                <w:szCs w:val="28"/>
-                <w:lang w:val="ru-RU"/>
-              </w:rPr>
-              <w:lastRenderedPageBreak/>
-              <w:t>системы при случайном обрыве связи у одного из игроков</w:t>
+              <w:t>Проверка поведения системы при случайном обрыве связи у одного из игроков</w:t>
             </w:r>
           </w:p>
         </w:tc>
@@ -25423,18 +25296,7 @@
                 <w:szCs w:val="28"/>
                 <w:lang w:val="ru-RU"/>
               </w:rPr>
-              <w:lastRenderedPageBreak/>
-              <w:t xml:space="preserve">Система корректно </w:t>
-            </w:r>
-            <w:r>
-              <w:rPr>
-                <w:rFonts w:ascii="Times New Roman" w:hAnsi="Times New Roman" w:cs="Times New Roman"/>
-                <w:sz w:val="28"/>
-                <w:szCs w:val="28"/>
-                <w:lang w:val="ru-RU"/>
-              </w:rPr>
-              <w:lastRenderedPageBreak/>
-              <w:t>обрабатывает обрыв связи, сохраняя состояние игры</w:t>
+              <w:t>Система корректно обрабатывает обрыв связи, сохраняя состояние игры</w:t>
             </w:r>
           </w:p>
         </w:tc>
@@ -25466,7 +25328,6 @@
                 <w:szCs w:val="28"/>
                 <w:lang w:val="ru-RU"/>
               </w:rPr>
-              <w:lastRenderedPageBreak/>
               <w:t>Pass</w:t>
             </w:r>
           </w:p>
@@ -25932,7 +25793,6 @@
           <w:szCs w:val="28"/>
           <w:lang w:val="ru-RU"/>
         </w:rPr>
-        <w:lastRenderedPageBreak/>
         <w:t>Шаг 1: Клонируйте репозиторий с исходным кодом на ваш компьютер с помощью команды:</w:t>
       </w:r>
     </w:p>
@@ -26446,7 +26306,6 @@
           <w:szCs w:val="28"/>
           <w:lang w:val="ru-RU"/>
         </w:rPr>
-        <w:lastRenderedPageBreak/>
         <w:t>В разделе "Your apps" (Ваши приложения) нажмите на иконку веб-приложения (&lt;/&gt;);</w:t>
       </w:r>
     </w:p>
@@ -27060,7 +26919,6 @@
           <w:szCs w:val="28"/>
           <w:lang w:val="ru-RU"/>
         </w:rPr>
-        <w:lastRenderedPageBreak/>
         <w:t>Ниже, в выпадающем списке "Branch", выберите ветку main и папку /(root). Нажмите "Save"</w:t>
       </w:r>
       <w:r>
@@ -27211,7 +27069,6 @@
           <w:color w:val="auto"/>
           <w:lang w:val="ru-RU"/>
         </w:rPr>
-        <w:lastRenderedPageBreak/>
         <w:t>ЗАКЛЮЧЕНИЕ</w:t>
       </w:r>
       <w:bookmarkEnd w:id="13"/>
@@ -27606,7 +27463,6 @@
           <w:color w:val="auto"/>
           <w:lang w:val="ru-RU"/>
         </w:rPr>
-        <w:lastRenderedPageBreak/>
         <w:t>СПИСОК ИСПОЛЬЗУЕМОЙ ЛИТЕРАТУРЫ</w:t>
       </w:r>
       <w:bookmarkEnd w:id="14"/>
